--- a/Year 1/Природно-надійні системи кібербезпеки/Звіт_9.docx
+++ b/Year 1/Природно-надійні системи кібербезпеки/Звіт_9.docx
@@ -962,44 +962,31 @@
           <w:numId w:val="21"/>
         </w:numPr>
         <w:spacing w:line="360" w:lineRule="auto"/>
-        <w:rPr>
-          <w:lang w:val="en-UA" w:eastAsia="en-GB"/>
-        </w:rPr>
-      </w:pPr>
-      <w:proofErr w:type="spellStart"/>
-      <w:r>
-        <w:t>Реалізувати</w:t>
-      </w:r>
-      <w:proofErr w:type="spellEnd"/>
-      <w:r>
-        <w:t xml:space="preserve"> з нуля </w:t>
-      </w:r>
-      <w:proofErr w:type="spellStart"/>
-      <w:r>
-        <w:t>ключові</w:t>
-      </w:r>
-      <w:proofErr w:type="spellEnd"/>
-      <w:r>
-        <w:t xml:space="preserve"> </w:t>
-      </w:r>
-      <w:proofErr w:type="spellStart"/>
-      <w:r>
-        <w:t>компоненти</w:t>
-      </w:r>
-      <w:proofErr w:type="spellEnd"/>
-      <w:r>
-        <w:t xml:space="preserve"> Трансформера: </w:t>
+        <w:jc w:val="both"/>
+        <w:rPr>
+          <w:lang w:val="uk-UA" w:eastAsia="en-GB"/>
+        </w:rPr>
+      </w:pPr>
+      <w:r>
+        <w:rPr>
+          <w:lang w:val="uk-UA"/>
+        </w:rPr>
+        <w:t xml:space="preserve">Реалізувати з нуля ключові компоненти Трансформера: </w:t>
       </w:r>
       <w:proofErr w:type="spellStart"/>
       <w:r>
         <w:rPr>
           <w:rStyle w:val="HTMLCode"/>
           <w:rFonts w:eastAsiaTheme="majorEastAsia"/>
+          <w:lang w:val="uk-UA"/>
         </w:rPr>
         <w:t>TransformerEncoder</w:t>
       </w:r>
       <w:proofErr w:type="spellEnd"/>
       <w:r>
+        <w:rPr>
+          <w:lang w:val="uk-UA"/>
+        </w:rPr>
         <w:t xml:space="preserve">, </w:t>
       </w:r>
       <w:proofErr w:type="spellStart"/>
@@ -1007,11 +994,15 @@
         <w:rPr>
           <w:rStyle w:val="HTMLCode"/>
           <w:rFonts w:eastAsiaTheme="majorEastAsia"/>
+          <w:lang w:val="uk-UA"/>
         </w:rPr>
         <w:t>TransformerDecoder</w:t>
       </w:r>
       <w:proofErr w:type="spellEnd"/>
       <w:r>
+        <w:rPr>
+          <w:lang w:val="uk-UA"/>
+        </w:rPr>
         <w:t xml:space="preserve"> та </w:t>
       </w:r>
       <w:proofErr w:type="spellStart"/>
@@ -1019,11 +1010,15 @@
         <w:rPr>
           <w:rStyle w:val="HTMLCode"/>
           <w:rFonts w:eastAsiaTheme="majorEastAsia"/>
+          <w:lang w:val="uk-UA"/>
         </w:rPr>
         <w:t>PositionalEmbedding</w:t>
       </w:r>
       <w:proofErr w:type="spellEnd"/>
       <w:r>
+        <w:rPr>
+          <w:lang w:val="uk-UA"/>
+        </w:rPr>
         <w:t>.</w:t>
       </w:r>
     </w:p>
@@ -1035,42 +1030,32 @@
           <w:numId w:val="21"/>
         </w:numPr>
         <w:spacing w:line="360" w:lineRule="auto"/>
-      </w:pPr>
-      <w:proofErr w:type="spellStart"/>
-      <w:r>
-        <w:t>Використати</w:t>
-      </w:r>
-      <w:proofErr w:type="spellEnd"/>
-      <w:r>
-        <w:t xml:space="preserve"> </w:t>
+        <w:jc w:val="both"/>
+        <w:rPr>
+          <w:lang w:val="uk-UA"/>
+        </w:rPr>
+      </w:pPr>
+      <w:r>
+        <w:rPr>
+          <w:lang w:val="uk-UA"/>
+        </w:rPr>
+        <w:t xml:space="preserve">Використати </w:t>
       </w:r>
       <w:proofErr w:type="spellStart"/>
       <w:r>
         <w:rPr>
           <w:rStyle w:val="HTMLCode"/>
           <w:rFonts w:eastAsiaTheme="majorEastAsia"/>
+          <w:lang w:val="uk-UA"/>
         </w:rPr>
         <w:t>MultiHeadAttention</w:t>
       </w:r>
       <w:proofErr w:type="spellEnd"/>
       <w:r>
-        <w:t xml:space="preserve"> як основу для </w:t>
-      </w:r>
-      <w:proofErr w:type="spellStart"/>
-      <w:r>
-        <w:t>механізму</w:t>
-      </w:r>
-      <w:proofErr w:type="spellEnd"/>
-      <w:r>
-        <w:t xml:space="preserve"> </w:t>
-      </w:r>
-      <w:proofErr w:type="spellStart"/>
-      <w:r>
-        <w:t>уваги</w:t>
-      </w:r>
-      <w:proofErr w:type="spellEnd"/>
-      <w:r>
-        <w:t>.</w:t>
+        <w:rPr>
+          <w:lang w:val="uk-UA"/>
+        </w:rPr>
+        <w:t xml:space="preserve"> як основу для механізму уваги.</w:t>
       </w:r>
     </w:p>
     <w:p>
@@ -1081,54 +1066,44 @@
           <w:numId w:val="21"/>
         </w:numPr>
         <w:spacing w:line="360" w:lineRule="auto"/>
-      </w:pPr>
+        <w:jc w:val="both"/>
+        <w:rPr>
+          <w:lang w:val="uk-UA"/>
+        </w:rPr>
+      </w:pPr>
+      <w:r>
+        <w:rPr>
+          <w:lang w:val="uk-UA"/>
+        </w:rPr>
+        <w:t xml:space="preserve">Підготувати та </w:t>
+      </w:r>
       <w:proofErr w:type="spellStart"/>
       <w:r>
-        <w:t>Підготувати</w:t>
+        <w:rPr>
+          <w:lang w:val="uk-UA"/>
+        </w:rPr>
+        <w:t>векторизувати</w:t>
       </w:r>
       <w:proofErr w:type="spellEnd"/>
       <w:r>
-        <w:t xml:space="preserve"> та </w:t>
+        <w:rPr>
+          <w:lang w:val="uk-UA"/>
+        </w:rPr>
+        <w:t xml:space="preserve"> текстові дані (</w:t>
       </w:r>
       <w:proofErr w:type="spellStart"/>
       <w:r>
-        <w:t>векторизувати</w:t>
+        <w:rPr>
+          <w:lang w:val="uk-UA"/>
+        </w:rPr>
+        <w:t>іспансько</w:t>
       </w:r>
       <w:proofErr w:type="spellEnd"/>
       <w:r>
-        <w:t xml:space="preserve"> </w:t>
-      </w:r>
-      <w:proofErr w:type="spellStart"/>
-      <w:r>
-        <w:t>текстові</w:t>
-      </w:r>
-      <w:proofErr w:type="spellEnd"/>
-      <w:r>
-        <w:t xml:space="preserve"> </w:t>
-      </w:r>
-      <w:proofErr w:type="spellStart"/>
-      <w:r>
-        <w:t>дані</w:t>
-      </w:r>
-      <w:proofErr w:type="spellEnd"/>
-      <w:r>
-        <w:t xml:space="preserve"> (</w:t>
-      </w:r>
-      <w:proofErr w:type="spellStart"/>
-      <w:r>
-        <w:t>іспансько-англійський</w:t>
-      </w:r>
-      <w:proofErr w:type="spellEnd"/>
-      <w:r>
-        <w:t xml:space="preserve"> </w:t>
-      </w:r>
-      <w:proofErr w:type="spellStart"/>
-      <w:r>
-        <w:t>паралельний</w:t>
-      </w:r>
-      <w:proofErr w:type="spellEnd"/>
-      <w:r>
-        <w:t xml:space="preserve"> корпус).</w:t>
+        <w:rPr>
+          <w:lang w:val="uk-UA"/>
+        </w:rPr>
+        <w:t>-англійський паралельний корпус).</w:t>
       </w:r>
     </w:p>
     <w:p>
@@ -1139,61 +1114,32 @@
           <w:numId w:val="21"/>
         </w:numPr>
         <w:spacing w:line="360" w:lineRule="auto"/>
-      </w:pPr>
-      <w:r>
-        <w:t xml:space="preserve">Обрати на </w:t>
-      </w:r>
-      <w:proofErr w:type="spellStart"/>
-      <w:r>
-        <w:t>підставі</w:t>
-      </w:r>
-      <w:proofErr w:type="spellEnd"/>
-      <w:r>
-        <w:t xml:space="preserve"> номеру </w:t>
-      </w:r>
-      <w:proofErr w:type="spellStart"/>
-      <w:r>
-        <w:t>варіанту</w:t>
-      </w:r>
-      <w:proofErr w:type="spellEnd"/>
-      <w:r>
-        <w:t xml:space="preserve"> </w:t>
-      </w:r>
-      <w:proofErr w:type="spellStart"/>
-      <w:r>
-        <w:t>кількість</w:t>
-      </w:r>
-      <w:proofErr w:type="spellEnd"/>
-      <w:r>
-        <w:t xml:space="preserve"> </w:t>
-      </w:r>
-      <w:proofErr w:type="spellStart"/>
-      <w:r>
-        <w:t>ітерацій</w:t>
-      </w:r>
-      <w:proofErr w:type="spellEnd"/>
-      <w:r>
-        <w:t xml:space="preserve"> (</w:t>
+        <w:jc w:val="both"/>
+        <w:rPr>
+          <w:lang w:val="uk-UA"/>
+        </w:rPr>
+      </w:pPr>
+      <w:r>
+        <w:rPr>
+          <w:lang w:val="uk-UA"/>
+        </w:rPr>
+        <w:t>Обрати на підставі номеру варіанту кількість ітерацій (</w:t>
       </w:r>
       <w:proofErr w:type="spellStart"/>
       <w:r>
         <w:rPr>
           <w:rStyle w:val="HTMLCode"/>
           <w:rFonts w:eastAsiaTheme="majorEastAsia"/>
+          <w:lang w:val="uk-UA"/>
         </w:rPr>
         <w:t>epochs</w:t>
       </w:r>
       <w:proofErr w:type="spellEnd"/>
       <w:r>
-        <w:t xml:space="preserve">) для </w:t>
-      </w:r>
-      <w:proofErr w:type="spellStart"/>
-      <w:r>
-        <w:t>навчання</w:t>
-      </w:r>
-      <w:proofErr w:type="spellEnd"/>
-      <w:r>
-        <w:t>.</w:t>
+        <w:rPr>
+          <w:lang w:val="uk-UA"/>
+        </w:rPr>
+        <w:t>) для навчання.</w:t>
       </w:r>
     </w:p>
     <w:p>
@@ -1204,49 +1150,16 @@
           <w:numId w:val="21"/>
         </w:numPr>
         <w:spacing w:line="360" w:lineRule="auto"/>
-        <w:rPr>
-          <w:lang w:val="en-UA"/>
-        </w:rPr>
-      </w:pPr>
-      <w:proofErr w:type="spellStart"/>
-      <w:r>
-        <w:t>Навчити</w:t>
-      </w:r>
-      <w:proofErr w:type="spellEnd"/>
-      <w:r>
-        <w:t xml:space="preserve"> модель та </w:t>
-      </w:r>
-      <w:proofErr w:type="spellStart"/>
-      <w:r>
-        <w:t>оцінити</w:t>
-      </w:r>
-      <w:proofErr w:type="spellEnd"/>
-      <w:r>
-        <w:t xml:space="preserve"> </w:t>
-      </w:r>
-      <w:proofErr w:type="spellStart"/>
-      <w:r>
-        <w:t>її</w:t>
-      </w:r>
-      <w:proofErr w:type="spellEnd"/>
-      <w:r>
-        <w:t xml:space="preserve"> </w:t>
-      </w:r>
-      <w:proofErr w:type="spellStart"/>
-      <w:r>
-        <w:t>продуктивність</w:t>
-      </w:r>
-      <w:proofErr w:type="spellEnd"/>
-      <w:r>
-        <w:t xml:space="preserve">, яка є фундаментальною для </w:t>
-      </w:r>
-      <w:proofErr w:type="spellStart"/>
-      <w:r>
-        <w:t>сучасних</w:t>
-      </w:r>
-      <w:proofErr w:type="spellEnd"/>
-      <w:r>
-        <w:t xml:space="preserve"> LLM.</w:t>
+        <w:jc w:val="both"/>
+        <w:rPr>
+          <w:lang w:val="uk-UA"/>
+        </w:rPr>
+      </w:pPr>
+      <w:r>
+        <w:rPr>
+          <w:lang w:val="uk-UA"/>
+        </w:rPr>
+        <w:t>Навчити модель та оцінити її продуктивність, яка є фундаментальною для сучасних LLM.</w:t>
       </w:r>
     </w:p>
     <w:p>
@@ -3657,164 +3570,45 @@
       <w:pPr>
         <w:spacing w:line="360" w:lineRule="auto"/>
         <w:ind w:firstLine="720"/>
-        <w:rPr>
-          <w:lang w:val="en-UA" w:eastAsia="en-GB"/>
-        </w:rPr>
-      </w:pPr>
+        <w:jc w:val="both"/>
+        <w:rPr>
+          <w:lang w:val="uk-UA" w:eastAsia="en-GB"/>
+        </w:rPr>
+      </w:pPr>
+      <w:r>
+        <w:rPr>
+          <w:lang w:val="uk-UA"/>
+        </w:rPr>
+        <w:t xml:space="preserve">Під час виконання лабораторної роботи я реалізував повну архітектуру "Трансформер" з нуля. На відміну від рекурентних мереж (RNN, GRU, LSTM), Трансформер повністю відмовляється від </w:t>
+      </w:r>
       <w:proofErr w:type="spellStart"/>
       <w:r>
-        <w:t>Під</w:t>
+        <w:rPr>
+          <w:lang w:val="uk-UA"/>
+        </w:rPr>
+        <w:t>рекурентності</w:t>
       </w:r>
       <w:proofErr w:type="spellEnd"/>
       <w:r>
-        <w:t xml:space="preserve"> час </w:t>
-      </w:r>
-      <w:proofErr w:type="spellStart"/>
-      <w:r>
-        <w:t>виконання</w:t>
-      </w:r>
-      <w:proofErr w:type="spellEnd"/>
-      <w:r>
-        <w:t xml:space="preserve"> </w:t>
-      </w:r>
-      <w:proofErr w:type="spellStart"/>
-      <w:r>
-        <w:t>лабораторної</w:t>
-      </w:r>
-      <w:proofErr w:type="spellEnd"/>
-      <w:r>
-        <w:t xml:space="preserve"> </w:t>
-      </w:r>
-      <w:proofErr w:type="spellStart"/>
-      <w:r>
-        <w:t>роботи</w:t>
-      </w:r>
-      <w:proofErr w:type="spellEnd"/>
-      <w:r>
-        <w:t xml:space="preserve"> я </w:t>
-      </w:r>
-      <w:proofErr w:type="spellStart"/>
-      <w:r>
-        <w:t>реалізував</w:t>
-      </w:r>
-      <w:proofErr w:type="spellEnd"/>
-      <w:r>
-        <w:t xml:space="preserve"> </w:t>
-      </w:r>
-      <w:proofErr w:type="spellStart"/>
-      <w:r>
-        <w:t>повну</w:t>
-      </w:r>
-      <w:proofErr w:type="spellEnd"/>
-      <w:r>
-        <w:t xml:space="preserve"> </w:t>
-      </w:r>
-      <w:proofErr w:type="spellStart"/>
-      <w:r>
-        <w:t>архітектуру</w:t>
-      </w:r>
-      <w:proofErr w:type="spellEnd"/>
-      <w:r>
-        <w:t xml:space="preserve"> "Трансформер" з нуля. На </w:t>
-      </w:r>
-      <w:proofErr w:type="spellStart"/>
-      <w:r>
-        <w:t>відміну</w:t>
-      </w:r>
-      <w:proofErr w:type="spellEnd"/>
-      <w:r>
-        <w:t xml:space="preserve"> </w:t>
-      </w:r>
-      <w:proofErr w:type="spellStart"/>
-      <w:r>
-        <w:t>від</w:t>
-      </w:r>
-      <w:proofErr w:type="spellEnd"/>
-      <w:r>
-        <w:t xml:space="preserve"> </w:t>
-      </w:r>
-      <w:proofErr w:type="spellStart"/>
-      <w:r>
-        <w:t>рекурентних</w:t>
-      </w:r>
-      <w:proofErr w:type="spellEnd"/>
-      <w:r>
-        <w:t xml:space="preserve"> мереж (RNN, GRU, LSTM), Трансформер </w:t>
-      </w:r>
-      <w:proofErr w:type="spellStart"/>
-      <w:r>
-        <w:t>повністю</w:t>
-      </w:r>
-      <w:proofErr w:type="spellEnd"/>
-      <w:r>
-        <w:t xml:space="preserve"> </w:t>
-      </w:r>
-      <w:proofErr w:type="spellStart"/>
-      <w:r>
-        <w:t>відмовляється</w:t>
-      </w:r>
-      <w:proofErr w:type="spellEnd"/>
-      <w:r>
-        <w:t xml:space="preserve"> </w:t>
-      </w:r>
-      <w:proofErr w:type="spellStart"/>
-      <w:r>
-        <w:t>від</w:t>
-      </w:r>
-      <w:proofErr w:type="spellEnd"/>
-      <w:r>
-        <w:t xml:space="preserve"> </w:t>
-      </w:r>
-      <w:proofErr w:type="spellStart"/>
-      <w:r>
-        <w:t>рекурентності</w:t>
-      </w:r>
-      <w:proofErr w:type="spellEnd"/>
-      <w:r>
-        <w:t xml:space="preserve"> на </w:t>
-      </w:r>
-      <w:proofErr w:type="spellStart"/>
-      <w:r>
-        <w:t>користь</w:t>
-      </w:r>
-      <w:proofErr w:type="spellEnd"/>
-      <w:r>
-        <w:t xml:space="preserve"> </w:t>
-      </w:r>
-      <w:proofErr w:type="spellStart"/>
-      <w:r>
-        <w:t>механізмів</w:t>
-      </w:r>
-      <w:proofErr w:type="spellEnd"/>
-      <w:r>
-        <w:t xml:space="preserve"> </w:t>
-      </w:r>
-      <w:proofErr w:type="spellStart"/>
-      <w:r>
-        <w:t>багато-головкової</w:t>
-      </w:r>
-      <w:proofErr w:type="spellEnd"/>
-      <w:r>
-        <w:t xml:space="preserve"> </w:t>
-      </w:r>
-      <w:proofErr w:type="spellStart"/>
-      <w:r>
-        <w:t>уваги</w:t>
-      </w:r>
-      <w:proofErr w:type="spellEnd"/>
-      <w:r>
-        <w:t xml:space="preserve"> (</w:t>
+        <w:rPr>
+          <w:lang w:val="uk-UA"/>
+        </w:rPr>
+        <w:t xml:space="preserve"> на користь механізмів багато-головкової уваги (</w:t>
       </w:r>
       <w:proofErr w:type="spellStart"/>
       <w:r>
         <w:rPr>
           <w:rStyle w:val="HTMLCode"/>
           <w:rFonts w:eastAsiaTheme="majorEastAsia"/>
+          <w:lang w:val="uk-UA"/>
         </w:rPr>
         <w:t>MultiHeadAttention</w:t>
       </w:r>
       <w:proofErr w:type="spellEnd"/>
       <w:r>
+        <w:rPr>
+          <w:lang w:val="uk-UA"/>
+        </w:rPr>
         <w:t>).</w:t>
       </w:r>
     </w:p>
@@ -3822,403 +3616,90 @@
       <w:pPr>
         <w:spacing w:line="360" w:lineRule="auto"/>
         <w:ind w:firstLine="720"/>
-      </w:pPr>
+        <w:jc w:val="both"/>
+        <w:rPr>
+          <w:lang w:val="uk-UA"/>
+        </w:rPr>
+      </w:pPr>
+      <w:r>
+        <w:rPr>
+          <w:lang w:val="uk-UA"/>
+        </w:rPr>
+        <w:t>Це дозволяє моделі обробляти всі токени послідовності паралельно, що кардинально прискорює навчання. Крім того, механізм "</w:t>
+      </w:r>
       <w:proofErr w:type="spellStart"/>
       <w:r>
-        <w:t>Це</w:t>
+        <w:rPr>
+          <w:lang w:val="uk-UA"/>
+        </w:rPr>
+        <w:t>self-attention</w:t>
       </w:r>
       <w:proofErr w:type="spellEnd"/>
       <w:r>
-        <w:t xml:space="preserve"> </w:t>
+        <w:rPr>
+          <w:lang w:val="uk-UA"/>
+        </w:rPr>
+        <w:t xml:space="preserve">" (увага до себе) дозволяє </w:t>
       </w:r>
       <w:proofErr w:type="spellStart"/>
       <w:r>
-        <w:t>дозволяє</w:t>
+        <w:rPr>
+          <w:lang w:val="uk-UA"/>
+        </w:rPr>
+        <w:t>кодеру</w:t>
       </w:r>
       <w:proofErr w:type="spellEnd"/>
       <w:r>
-        <w:t xml:space="preserve"> </w:t>
-      </w:r>
-      <w:proofErr w:type="spellStart"/>
-      <w:r>
-        <w:t>моделі</w:t>
-      </w:r>
-      <w:proofErr w:type="spellEnd"/>
-      <w:r>
-        <w:t xml:space="preserve"> </w:t>
-      </w:r>
-      <w:proofErr w:type="spellStart"/>
-      <w:r>
-        <w:t>обробляти</w:t>
-      </w:r>
-      <w:proofErr w:type="spellEnd"/>
-      <w:r>
-        <w:t xml:space="preserve"> </w:t>
-      </w:r>
-      <w:proofErr w:type="spellStart"/>
-      <w:r>
-        <w:t>всі</w:t>
-      </w:r>
-      <w:proofErr w:type="spellEnd"/>
-      <w:r>
-        <w:t xml:space="preserve"> </w:t>
-      </w:r>
-      <w:proofErr w:type="spellStart"/>
-      <w:r>
-        <w:t>токени</w:t>
-      </w:r>
-      <w:proofErr w:type="spellEnd"/>
-      <w:r>
-        <w:t xml:space="preserve"> </w:t>
-      </w:r>
-      <w:proofErr w:type="spellStart"/>
-      <w:r>
-        <w:t>послідовності</w:t>
-      </w:r>
-      <w:proofErr w:type="spellEnd"/>
-      <w:r>
-        <w:t xml:space="preserve"> </w:t>
-      </w:r>
-      <w:proofErr w:type="spellStart"/>
-      <w:r>
-        <w:t>паралельно</w:t>
-      </w:r>
-      <w:proofErr w:type="spellEnd"/>
-      <w:r>
-        <w:t xml:space="preserve">, </w:t>
-      </w:r>
-      <w:proofErr w:type="spellStart"/>
-      <w:r>
-        <w:t>що</w:t>
-      </w:r>
-      <w:proofErr w:type="spellEnd"/>
-      <w:r>
-        <w:t xml:space="preserve"> кардинально </w:t>
-      </w:r>
-      <w:proofErr w:type="spellStart"/>
-      <w:r>
-        <w:t>прискорює</w:t>
-      </w:r>
-      <w:proofErr w:type="spellEnd"/>
-      <w:r>
-        <w:t xml:space="preserve"> </w:t>
-      </w:r>
-      <w:proofErr w:type="spellStart"/>
-      <w:r>
-        <w:t>навчання</w:t>
-      </w:r>
-      <w:proofErr w:type="spellEnd"/>
-      <w:r>
-        <w:t xml:space="preserve">. </w:t>
-      </w:r>
-      <w:proofErr w:type="spellStart"/>
-      <w:r>
-        <w:t>Крім</w:t>
-      </w:r>
-      <w:proofErr w:type="spellEnd"/>
-      <w:r>
-        <w:t xml:space="preserve"> того, </w:t>
-      </w:r>
-      <w:proofErr w:type="spellStart"/>
-      <w:r>
-        <w:t>механізм</w:t>
-      </w:r>
-      <w:proofErr w:type="spellEnd"/>
-      <w:r>
-        <w:t xml:space="preserve"> "</w:t>
-      </w:r>
-      <w:proofErr w:type="spellStart"/>
-      <w:r>
-        <w:t>self-attention</w:t>
-      </w:r>
-      <w:proofErr w:type="spellEnd"/>
-      <w:r>
-        <w:t>" (</w:t>
-      </w:r>
-      <w:proofErr w:type="spellStart"/>
-      <w:r>
-        <w:t>увага</w:t>
-      </w:r>
-      <w:proofErr w:type="spellEnd"/>
-      <w:r>
-        <w:t xml:space="preserve"> до себе) </w:t>
-      </w:r>
-      <w:proofErr w:type="spellStart"/>
-      <w:r>
-        <w:t>дозволяє</w:t>
-      </w:r>
-      <w:proofErr w:type="spellEnd"/>
-      <w:r>
-        <w:t xml:space="preserve"> кодеру та декодеру </w:t>
-      </w:r>
-      <w:proofErr w:type="spellStart"/>
-      <w:r>
-        <w:t>ефективно</w:t>
-      </w:r>
-      <w:proofErr w:type="spellEnd"/>
-      <w:r>
-        <w:t xml:space="preserve"> </w:t>
-      </w:r>
-      <w:proofErr w:type="spellStart"/>
-      <w:r>
-        <w:t>зважувати</w:t>
-      </w:r>
-      <w:proofErr w:type="spellEnd"/>
-      <w:r>
-        <w:t xml:space="preserve"> </w:t>
-      </w:r>
-      <w:proofErr w:type="spellStart"/>
-      <w:r>
-        <w:t>важливість</w:t>
-      </w:r>
-      <w:proofErr w:type="spellEnd"/>
-      <w:r>
-        <w:t xml:space="preserve"> кожного слова у </w:t>
-      </w:r>
-      <w:proofErr w:type="spellStart"/>
-      <w:r>
-        <w:t>реченні</w:t>
-      </w:r>
-      <w:proofErr w:type="spellEnd"/>
-      <w:r>
-        <w:t xml:space="preserve"> </w:t>
-      </w:r>
-      <w:proofErr w:type="spellStart"/>
-      <w:r>
-        <w:t>відносно</w:t>
-      </w:r>
-      <w:proofErr w:type="spellEnd"/>
-      <w:r>
-        <w:t xml:space="preserve"> </w:t>
-      </w:r>
-      <w:proofErr w:type="spellStart"/>
-      <w:r>
-        <w:t>всіх</w:t>
-      </w:r>
-      <w:proofErr w:type="spellEnd"/>
-      <w:r>
-        <w:t xml:space="preserve"> </w:t>
-      </w:r>
-      <w:proofErr w:type="spellStart"/>
-      <w:r>
-        <w:t>інших</w:t>
-      </w:r>
-      <w:proofErr w:type="spellEnd"/>
-      <w:r>
-        <w:t xml:space="preserve"> </w:t>
-      </w:r>
-      <w:proofErr w:type="spellStart"/>
-      <w:r>
-        <w:t>слів</w:t>
-      </w:r>
-      <w:proofErr w:type="spellEnd"/>
-      <w:r>
-        <w:t xml:space="preserve">. </w:t>
-      </w:r>
-      <w:proofErr w:type="spellStart"/>
-      <w:r>
-        <w:t>Додавання</w:t>
-      </w:r>
-      <w:proofErr w:type="spellEnd"/>
-      <w:r>
-        <w:t xml:space="preserve"> </w:t>
-      </w:r>
-      <w:proofErr w:type="spellStart"/>
-      <w:r>
-        <w:t>позиційного</w:t>
-      </w:r>
-      <w:proofErr w:type="spellEnd"/>
-      <w:r>
-        <w:t xml:space="preserve"> </w:t>
-      </w:r>
-      <w:proofErr w:type="spellStart"/>
-      <w:r>
-        <w:t>кодування</w:t>
-      </w:r>
-      <w:proofErr w:type="spellEnd"/>
-      <w:r>
-        <w:t xml:space="preserve"> (</w:t>
+        <w:rPr>
+          <w:lang w:val="uk-UA"/>
+        </w:rPr>
+        <w:t xml:space="preserve"> та декодеру ефективно зважувати важливість кожного слова у реченні відносно всіх інших слів. Додавання позиційного кодування (</w:t>
       </w:r>
       <w:proofErr w:type="spellStart"/>
       <w:r>
         <w:rPr>
           <w:rStyle w:val="HTMLCode"/>
           <w:rFonts w:eastAsiaTheme="majorEastAsia"/>
+          <w:lang w:val="uk-UA"/>
         </w:rPr>
         <w:t>PositionalEmbedding</w:t>
       </w:r>
       <w:proofErr w:type="spellEnd"/>
       <w:r>
-        <w:t xml:space="preserve">) </w:t>
-      </w:r>
-      <w:proofErr w:type="spellStart"/>
-      <w:r>
-        <w:t>дозволяє</w:t>
-      </w:r>
-      <w:proofErr w:type="spellEnd"/>
-      <w:r>
-        <w:t xml:space="preserve"> </w:t>
-      </w:r>
-      <w:proofErr w:type="spellStart"/>
-      <w:r>
-        <w:t>моделі</w:t>
-      </w:r>
-      <w:proofErr w:type="spellEnd"/>
-      <w:r>
-        <w:t xml:space="preserve"> </w:t>
-      </w:r>
-      <w:proofErr w:type="spellStart"/>
-      <w:r>
-        <w:t>розуміти</w:t>
-      </w:r>
-      <w:proofErr w:type="spellEnd"/>
-      <w:r>
-        <w:t xml:space="preserve"> порядок </w:t>
-      </w:r>
-      <w:proofErr w:type="spellStart"/>
-      <w:r>
-        <w:t>слів</w:t>
-      </w:r>
-      <w:proofErr w:type="spellEnd"/>
-      <w:r>
-        <w:t>.</w:t>
+        <w:rPr>
+          <w:lang w:val="uk-UA"/>
+        </w:rPr>
+        <w:t>) дозволяє моделі розуміти порядок слів.</w:t>
       </w:r>
     </w:p>
     <w:p>
       <w:pPr>
         <w:spacing w:line="360" w:lineRule="auto"/>
         <w:ind w:firstLine="720"/>
-        <w:rPr>
-          <w:lang w:val="uk-UA"/>
-        </w:rPr>
-      </w:pPr>
+        <w:jc w:val="both"/>
+        <w:rPr>
+          <w:lang w:val="uk-UA"/>
+        </w:rPr>
+      </w:pPr>
+      <w:r>
+        <w:rPr>
+          <w:lang w:val="uk-UA"/>
+        </w:rPr>
+        <w:t xml:space="preserve">Навчання показало, що Трансформер здатний досягти високої якості перекладу. Ця архітектура є основою для всіх сучасних великих </w:t>
+      </w:r>
       <w:proofErr w:type="spellStart"/>
       <w:r>
-        <w:t>Навчання</w:t>
+        <w:rPr>
+          <w:lang w:val="uk-UA"/>
+        </w:rPr>
+        <w:t>мовних</w:t>
       </w:r>
       <w:proofErr w:type="spellEnd"/>
       <w:r>
-        <w:t xml:space="preserve"> показало, </w:t>
-      </w:r>
-      <w:proofErr w:type="spellStart"/>
-      <w:r>
-        <w:t>що</w:t>
-      </w:r>
-      <w:proofErr w:type="spellEnd"/>
-      <w:r>
-        <w:t xml:space="preserve"> Трансформер </w:t>
-      </w:r>
-      <w:proofErr w:type="spellStart"/>
-      <w:r>
-        <w:t>здатний</w:t>
-      </w:r>
-      <w:proofErr w:type="spellEnd"/>
-      <w:r>
-        <w:t xml:space="preserve"> </w:t>
-      </w:r>
-      <w:proofErr w:type="spellStart"/>
-      <w:r>
-        <w:t>досягти</w:t>
-      </w:r>
-      <w:proofErr w:type="spellEnd"/>
-      <w:r>
-        <w:t xml:space="preserve"> </w:t>
-      </w:r>
-      <w:proofErr w:type="spellStart"/>
-      <w:r>
-        <w:t>високої</w:t>
-      </w:r>
-      <w:proofErr w:type="spellEnd"/>
-      <w:r>
-        <w:t xml:space="preserve"> </w:t>
-      </w:r>
-      <w:proofErr w:type="spellStart"/>
-      <w:r>
-        <w:t>якості</w:t>
-      </w:r>
-      <w:proofErr w:type="spellEnd"/>
-      <w:r>
-        <w:t xml:space="preserve"> перекладу. </w:t>
-      </w:r>
-      <w:proofErr w:type="spellStart"/>
-      <w:r>
-        <w:t>Ця</w:t>
-      </w:r>
-      <w:proofErr w:type="spellEnd"/>
-      <w:r>
-        <w:t xml:space="preserve"> </w:t>
-      </w:r>
-      <w:proofErr w:type="spellStart"/>
-      <w:r>
-        <w:t>архітектура</w:t>
-      </w:r>
-      <w:proofErr w:type="spellEnd"/>
-      <w:r>
-        <w:t xml:space="preserve"> є основою для </w:t>
-      </w:r>
-      <w:proofErr w:type="spellStart"/>
-      <w:r>
-        <w:t>всіх</w:t>
-      </w:r>
-      <w:proofErr w:type="spellEnd"/>
-      <w:r>
-        <w:t xml:space="preserve"> </w:t>
-      </w:r>
-      <w:proofErr w:type="spellStart"/>
-      <w:r>
-        <w:t>сучасних</w:t>
-      </w:r>
-      <w:proofErr w:type="spellEnd"/>
-      <w:r>
-        <w:t xml:space="preserve"> великих </w:t>
-      </w:r>
-      <w:proofErr w:type="spellStart"/>
-      <w:r>
-        <w:t>мовних</w:t>
-      </w:r>
-      <w:proofErr w:type="spellEnd"/>
-      <w:r>
-        <w:t xml:space="preserve"> моделей, таких як GPT та BERT. </w:t>
-      </w:r>
-      <w:proofErr w:type="spellStart"/>
-      <w:r>
-        <w:t>Завдання</w:t>
-      </w:r>
-      <w:proofErr w:type="spellEnd"/>
-      <w:r>
-        <w:t xml:space="preserve"> </w:t>
-      </w:r>
-      <w:proofErr w:type="spellStart"/>
-      <w:r>
-        <w:t>лабораторної</w:t>
-      </w:r>
-      <w:proofErr w:type="spellEnd"/>
-      <w:r>
-        <w:t xml:space="preserve"> </w:t>
-      </w:r>
-      <w:proofErr w:type="spellStart"/>
-      <w:r>
-        <w:t>роботи</w:t>
-      </w:r>
-      <w:proofErr w:type="spellEnd"/>
-      <w:r>
-        <w:t xml:space="preserve"> </w:t>
-      </w:r>
-      <w:proofErr w:type="spellStart"/>
-      <w:r>
-        <w:t>було</w:t>
-      </w:r>
-      <w:proofErr w:type="spellEnd"/>
-      <w:r>
-        <w:t xml:space="preserve"> </w:t>
-      </w:r>
-      <w:proofErr w:type="spellStart"/>
-      <w:r>
-        <w:t>виконано</w:t>
-      </w:r>
-      <w:proofErr w:type="spellEnd"/>
-      <w:r>
-        <w:t>.</w:t>
+        <w:rPr>
+          <w:lang w:val="uk-UA"/>
+        </w:rPr>
+        <w:t xml:space="preserve"> моделей, таких як GPT та BERT. Завдання лабораторної роботи було виконано.</w:t>
       </w:r>
     </w:p>
     <w:sectPr>

--- a/Year 1/Природно-надійні системи кібербезпеки/Звіт_9.docx
+++ b/Year 1/Природно-надійні системи кібербезпеки/Звіт_9.docx
@@ -4,125 +4,78 @@
   <w:body>
     <w:p>
       <w:pPr>
-        <w:spacing w:before="120"/>
         <w:jc w:val="center"/>
         <w:rPr>
-          <w:b/>
-          <w:lang w:val="uk-UA"/>
-        </w:rPr>
-      </w:pPr>
-      <w:r>
-        <w:rPr>
-          <w:b/>
-          <w:lang w:val="uk-UA"/>
-        </w:rPr>
-        <w:t>Додаток 1.</w:t>
-      </w:r>
-    </w:p>
-    <w:p>
-      <w:pPr>
-        <w:spacing w:before="120"/>
-        <w:jc w:val="both"/>
-        <w:rPr>
-          <w:lang w:val="uk-UA"/>
-        </w:rPr>
-      </w:pPr>
+          <w:bCs/>
+          <w:sz w:val="28"/>
+          <w:szCs w:val="28"/>
+          <w:lang w:val="uk-UA"/>
+        </w:rPr>
+      </w:pPr>
+      <w:r>
+        <w:rPr>
+          <w:bCs/>
+          <w:sz w:val="28"/>
+          <w:szCs w:val="28"/>
+          <w:lang w:val="uk-UA"/>
+        </w:rPr>
+        <w:t>Міністерство освіти і науки України</w:t>
+      </w:r>
     </w:p>
     <w:p>
       <w:pPr>
         <w:jc w:val="center"/>
         <w:rPr>
-          <w:rFonts w:ascii="Times New Roman CYR" w:hAnsi="Times New Roman CYR"/>
-          <w:b/>
-          <w:sz w:val="28"/>
-          <w:szCs w:val="28"/>
-          <w:lang w:val="uk-UA"/>
-        </w:rPr>
-      </w:pPr>
-      <w:r>
-        <w:rPr>
-          <w:rFonts w:ascii="Times New Roman CYR" w:hAnsi="Times New Roman CYR"/>
-          <w:b/>
-          <w:sz w:val="28"/>
-          <w:szCs w:val="28"/>
-          <w:lang w:val="uk-UA"/>
-        </w:rPr>
-        <w:t>Міністерство освіти і науки України</w:t>
-      </w:r>
+          <w:bCs/>
+          <w:sz w:val="28"/>
+          <w:szCs w:val="28"/>
+          <w:lang w:val="uk-UA"/>
+        </w:rPr>
+      </w:pPr>
+      <w:r>
+        <w:rPr>
+          <w:bCs/>
+          <w:sz w:val="28"/>
+          <w:szCs w:val="28"/>
+          <w:lang w:val="uk-UA"/>
+        </w:rPr>
+        <w:t>Черкаський державний технологічний університет</w:t>
+      </w:r>
+    </w:p>
+    <w:p>
+      <w:pPr>
+        <w:rPr>
+          <w:bCs/>
+          <w:sz w:val="28"/>
+          <w:szCs w:val="28"/>
+          <w:lang w:val="uk-UA"/>
+        </w:rPr>
+      </w:pPr>
     </w:p>
     <w:p>
       <w:pPr>
         <w:jc w:val="center"/>
         <w:rPr>
-          <w:rFonts w:ascii="Times New Roman CYR" w:hAnsi="Times New Roman CYR"/>
-          <w:b/>
-          <w:sz w:val="28"/>
-          <w:szCs w:val="28"/>
-          <w:lang w:val="uk-UA"/>
-        </w:rPr>
-      </w:pPr>
-      <w:r>
-        <w:rPr>
-          <w:rFonts w:ascii="Times New Roman CYR" w:hAnsi="Times New Roman CYR"/>
-          <w:b/>
-          <w:sz w:val="28"/>
-          <w:szCs w:val="28"/>
-          <w:lang w:val="uk-UA"/>
-        </w:rPr>
-        <w:t>Черкаський державний технологічний університет</w:t>
-      </w:r>
+          <w:bCs/>
+          <w:sz w:val="28"/>
+          <w:szCs w:val="28"/>
+          <w:lang w:val="uk-UA"/>
+        </w:rPr>
+      </w:pPr>
     </w:p>
     <w:p>
       <w:pPr>
         <w:jc w:val="center"/>
         <w:rPr>
-          <w:rFonts w:ascii="Times New Roman CYR" w:hAnsi="Times New Roman CYR"/>
-          <w:b/>
-          <w:sz w:val="28"/>
-          <w:szCs w:val="28"/>
-          <w:lang w:val="uk-UA"/>
-        </w:rPr>
-      </w:pPr>
-    </w:p>
-    <w:p>
-      <w:pPr>
-        <w:jc w:val="center"/>
-        <w:rPr>
-          <w:rFonts w:ascii="Times New Roman CYR" w:hAnsi="Times New Roman CYR"/>
-          <w:b/>
-          <w:sz w:val="28"/>
-          <w:szCs w:val="28"/>
-          <w:lang w:val="uk-UA"/>
-        </w:rPr>
-      </w:pPr>
-    </w:p>
-    <w:p>
-      <w:pPr>
-        <w:jc w:val="center"/>
-        <w:rPr>
-          <w:rFonts w:ascii="Times New Roman CYR" w:hAnsi="Times New Roman CYR"/>
-          <w:b/>
-          <w:sz w:val="28"/>
-          <w:szCs w:val="28"/>
-          <w:lang w:val="uk-UA"/>
-        </w:rPr>
-      </w:pPr>
-    </w:p>
-    <w:p>
-      <w:pPr>
-        <w:jc w:val="center"/>
-        <w:rPr>
-          <w:rFonts w:ascii="Times New Roman CYR" w:hAnsi="Times New Roman CYR"/>
-          <w:b/>
-          <w:sz w:val="28"/>
-          <w:szCs w:val="28"/>
-          <w:lang w:val="uk-UA"/>
-        </w:rPr>
-      </w:pPr>
-      <w:r>
-        <w:rPr>
-          <w:rFonts w:ascii="Times New Roman CYR" w:hAnsi="Times New Roman CYR"/>
-          <w:b/>
+          <w:bCs/>
+          <w:sz w:val="28"/>
+          <w:szCs w:val="28"/>
+          <w:lang w:val="uk-UA"/>
+        </w:rPr>
+      </w:pPr>
+      <w:r>
+        <w:rPr>
+          <w:bCs/>
           <w:sz w:val="28"/>
           <w:szCs w:val="28"/>
           <w:lang w:val="uk-UA"/>
@@ -134,8 +87,9 @@
       <w:pPr>
         <w:ind w:left="709"/>
         <w:rPr>
-          <w:rFonts w:ascii="Times New Roman CYR" w:hAnsi="Times New Roman CYR"/>
-          <w:sz w:val="20"/>
+          <w:bCs/>
+          <w:sz w:val="28"/>
+          <w:szCs w:val="28"/>
           <w:lang w:val="uk-UA"/>
         </w:rPr>
       </w:pPr>
@@ -145,31 +99,29 @@
         <w:ind w:left="709" w:hanging="709"/>
         <w:jc w:val="center"/>
         <w:rPr>
-          <w:rFonts w:ascii="Times New Roman CYR" w:hAnsi="Times New Roman CYR"/>
-          <w:b/>
-          <w:sz w:val="28"/>
-          <w:szCs w:val="28"/>
-          <w:lang w:val="uk-UA"/>
-        </w:rPr>
-      </w:pPr>
-      <w:r>
-        <w:rPr>
-          <w:rFonts w:ascii="Times New Roman CYR" w:hAnsi="Times New Roman CYR"/>
-          <w:b/>
-          <w:sz w:val="28"/>
-          <w:szCs w:val="28"/>
-          <w:lang w:val="uk-UA"/>
-        </w:rPr>
-        <w:t>Кафедра комп’ютерних наук та системного аналізу</w:t>
+          <w:bCs/>
+          <w:sz w:val="28"/>
+          <w:szCs w:val="28"/>
+          <w:lang w:val="uk-UA"/>
+        </w:rPr>
+      </w:pPr>
+      <w:r>
+        <w:rPr>
+          <w:bCs/>
+          <w:sz w:val="28"/>
+          <w:szCs w:val="28"/>
+          <w:lang w:val="uk-UA"/>
+        </w:rPr>
+        <w:t>Кафедра інформаційної безпеки та комп'ютерної інженерії</w:t>
       </w:r>
     </w:p>
     <w:p>
       <w:pPr>
         <w:ind w:left="709"/>
         <w:rPr>
-          <w:rFonts w:ascii="Times New Roman CYR" w:hAnsi="Times New Roman CYR"/>
-          <w:sz w:val="32"/>
-          <w:szCs w:val="32"/>
+          <w:bCs/>
+          <w:sz w:val="28"/>
+          <w:szCs w:val="28"/>
           <w:lang w:val="uk-UA"/>
         </w:rPr>
       </w:pPr>
@@ -178,9 +130,9 @@
       <w:pPr>
         <w:ind w:left="709"/>
         <w:rPr>
-          <w:rFonts w:ascii="Times New Roman CYR" w:hAnsi="Times New Roman CYR"/>
-          <w:sz w:val="32"/>
-          <w:szCs w:val="32"/>
+          <w:bCs/>
+          <w:sz w:val="28"/>
+          <w:szCs w:val="28"/>
           <w:lang w:val="uk-UA"/>
         </w:rPr>
       </w:pPr>
@@ -190,49 +142,20 @@
         <w:ind w:left="709" w:hanging="709"/>
         <w:jc w:val="center"/>
         <w:rPr>
-          <w:rFonts w:ascii="Times New Roman CYR" w:hAnsi="Times New Roman CYR"/>
-          <w:sz w:val="28"/>
-          <w:szCs w:val="28"/>
-          <w:lang w:val="uk-UA"/>
-        </w:rPr>
-      </w:pPr>
-      <w:r>
-        <w:rPr>
-          <w:rFonts w:ascii="Times New Roman CYR" w:hAnsi="Times New Roman CYR"/>
-          <w:sz w:val="28"/>
-          <w:szCs w:val="28"/>
-          <w:lang w:val="uk-UA"/>
-        </w:rPr>
-        <w:t xml:space="preserve">Дисципліна: </w:t>
-      </w:r>
-      <w:r>
-        <w:rPr>
-          <w:b/>
-          <w:sz w:val="28"/>
-          <w:szCs w:val="28"/>
-          <w:lang w:val="uk-UA"/>
-        </w:rPr>
-        <w:t xml:space="preserve">Природно-надійні системи </w:t>
-      </w:r>
-      <w:proofErr w:type="spellStart"/>
-      <w:r>
-        <w:rPr>
-          <w:b/>
-          <w:sz w:val="28"/>
-          <w:szCs w:val="28"/>
-          <w:lang w:val="uk-UA"/>
-        </w:rPr>
-        <w:t>кібербезпеки</w:t>
-      </w:r>
-      <w:proofErr w:type="spellEnd"/>
+          <w:bCs/>
+          <w:sz w:val="28"/>
+          <w:szCs w:val="28"/>
+          <w:lang w:val="uk-UA"/>
+        </w:rPr>
+      </w:pPr>
     </w:p>
     <w:p>
       <w:pPr>
         <w:ind w:left="709"/>
         <w:rPr>
-          <w:rFonts w:ascii="Times New Roman CYR" w:hAnsi="Times New Roman CYR"/>
-          <w:sz w:val="32"/>
-          <w:szCs w:val="32"/>
+          <w:bCs/>
+          <w:sz w:val="28"/>
+          <w:szCs w:val="28"/>
           <w:lang w:val="uk-UA"/>
         </w:rPr>
       </w:pPr>
@@ -241,9 +164,9 @@
       <w:pPr>
         <w:ind w:left="709"/>
         <w:rPr>
-          <w:rFonts w:ascii="Times New Roman CYR" w:hAnsi="Times New Roman CYR"/>
-          <w:sz w:val="32"/>
-          <w:szCs w:val="32"/>
+          <w:bCs/>
+          <w:sz w:val="28"/>
+          <w:szCs w:val="28"/>
           <w:lang w:val="uk-UA"/>
         </w:rPr>
       </w:pPr>
@@ -252,9 +175,9 @@
       <w:pPr>
         <w:ind w:left="709"/>
         <w:rPr>
-          <w:rFonts w:ascii="Times New Roman CYR" w:hAnsi="Times New Roman CYR"/>
-          <w:sz w:val="32"/>
-          <w:szCs w:val="32"/>
+          <w:bCs/>
+          <w:sz w:val="28"/>
+          <w:szCs w:val="28"/>
           <w:lang w:val="uk-UA"/>
         </w:rPr>
       </w:pPr>
@@ -263,9 +186,9 @@
       <w:pPr>
         <w:ind w:left="709"/>
         <w:rPr>
-          <w:rFonts w:ascii="Times New Roman CYR" w:hAnsi="Times New Roman CYR"/>
-          <w:sz w:val="32"/>
-          <w:szCs w:val="32"/>
+          <w:bCs/>
+          <w:sz w:val="28"/>
+          <w:szCs w:val="28"/>
           <w:lang w:val="uk-UA"/>
         </w:rPr>
       </w:pPr>
@@ -274,9 +197,9 @@
       <w:pPr>
         <w:ind w:left="709"/>
         <w:rPr>
-          <w:rFonts w:ascii="Times New Roman CYR" w:hAnsi="Times New Roman CYR"/>
-          <w:sz w:val="32"/>
-          <w:szCs w:val="32"/>
+          <w:bCs/>
+          <w:sz w:val="28"/>
+          <w:szCs w:val="28"/>
           <w:lang w:val="uk-UA"/>
         </w:rPr>
       </w:pPr>
@@ -285,498 +208,8 @@
       <w:pPr>
         <w:ind w:left="709"/>
         <w:rPr>
-          <w:rFonts w:ascii="Times New Roman CYR" w:hAnsi="Times New Roman CYR"/>
-          <w:sz w:val="32"/>
-          <w:szCs w:val="32"/>
-          <w:lang w:val="uk-UA"/>
-        </w:rPr>
-      </w:pPr>
-    </w:p>
-    <w:p>
-      <w:pPr>
-        <w:jc w:val="center"/>
-        <w:rPr>
-          <w:rFonts w:ascii="Times New Roman CYR" w:hAnsi="Times New Roman CYR"/>
-          <w:b/>
-          <w:sz w:val="32"/>
-          <w:szCs w:val="32"/>
-          <w:lang w:val="uk-UA"/>
-        </w:rPr>
-      </w:pPr>
-      <w:r>
-        <w:rPr>
-          <w:rFonts w:ascii="Times New Roman CYR" w:hAnsi="Times New Roman CYR"/>
-          <w:b/>
-          <w:sz w:val="32"/>
-          <w:szCs w:val="32"/>
-          <w:lang w:val="uk-UA"/>
-        </w:rPr>
-        <w:t>З В І Т</w:t>
-      </w:r>
-    </w:p>
-    <w:p>
-      <w:pPr>
-        <w:ind w:left="1560" w:hanging="1560"/>
-        <w:jc w:val="center"/>
-        <w:rPr>
-          <w:rFonts w:ascii="Times New Roman CYR" w:hAnsi="Times New Roman CYR"/>
-          <w:b/>
-          <w:sz w:val="32"/>
-          <w:szCs w:val="32"/>
-          <w:lang w:val="uk-UA"/>
-        </w:rPr>
-      </w:pPr>
-    </w:p>
-    <w:p>
-      <w:pPr>
-        <w:ind w:left="1560" w:hanging="1560"/>
-        <w:jc w:val="center"/>
-        <w:rPr>
-          <w:rFonts w:ascii="Times New Roman CYR" w:hAnsi="Times New Roman CYR"/>
-          <w:b/>
-          <w:sz w:val="28"/>
-          <w:szCs w:val="28"/>
-          <w:lang w:val="uk-UA"/>
-        </w:rPr>
-      </w:pPr>
-      <w:r>
-        <w:rPr>
-          <w:rFonts w:ascii="Times New Roman CYR" w:hAnsi="Times New Roman CYR"/>
-          <w:b/>
-          <w:sz w:val="28"/>
-          <w:szCs w:val="28"/>
-          <w:lang w:val="uk-UA"/>
-        </w:rPr>
-        <w:t xml:space="preserve">з лабораторної роботи № </w:t>
-      </w:r>
-      <w:r>
-        <w:rPr>
-          <w:rFonts w:ascii="Times New Roman CYR" w:hAnsi="Times New Roman CYR"/>
-          <w:b/>
-          <w:sz w:val="28"/>
-          <w:szCs w:val="28"/>
-          <w:lang w:val="uk-UA"/>
-        </w:rPr>
-        <w:t>9</w:t>
-      </w:r>
-    </w:p>
-    <w:p>
-      <w:pPr>
-        <w:jc w:val="center"/>
-        <w:rPr>
-          <w:rFonts w:ascii="Times New Roman CYR" w:hAnsi="Times New Roman CYR"/>
-          <w:b/>
-          <w:sz w:val="28"/>
-          <w:szCs w:val="28"/>
-          <w:lang w:val="uk-UA"/>
-        </w:rPr>
-      </w:pPr>
-    </w:p>
-    <w:p>
-      <w:pPr>
-        <w:tabs>
-          <w:tab w:val="left" w:pos="560"/>
-          <w:tab w:val="left" w:pos="1120"/>
-          <w:tab w:val="left" w:pos="1680"/>
-          <w:tab w:val="left" w:pos="2240"/>
-          <w:tab w:val="left" w:pos="2800"/>
-          <w:tab w:val="left" w:pos="3360"/>
-          <w:tab w:val="left" w:pos="3920"/>
-          <w:tab w:val="left" w:pos="4480"/>
-          <w:tab w:val="left" w:pos="5040"/>
-          <w:tab w:val="left" w:pos="5600"/>
-          <w:tab w:val="left" w:pos="6160"/>
-          <w:tab w:val="left" w:pos="6720"/>
-        </w:tabs>
-        <w:autoSpaceDE w:val="0"/>
-        <w:autoSpaceDN w:val="0"/>
-        <w:adjustRightInd w:val="0"/>
-        <w:jc w:val="center"/>
-        <w:rPr>
-          <w:rFonts w:eastAsiaTheme="minorHAnsi"/>
-          <w:b/>
-          <w:bCs/>
-          <w:color w:val="000000"/>
-          <w:sz w:val="28"/>
-          <w:szCs w:val="28"/>
-          <w:lang w:val="uk-UA" w:eastAsia="en-US"/>
-          <w14:ligatures w14:val="standardContextual"/>
-        </w:rPr>
-      </w:pPr>
-      <w:r>
-        <w:rPr>
-          <w:rFonts w:ascii="Times New Roman CYR" w:hAnsi="Times New Roman CYR"/>
-          <w:b/>
-          <w:sz w:val="28"/>
-          <w:szCs w:val="28"/>
-          <w:lang w:val="uk-UA"/>
-        </w:rPr>
-        <w:t>Тема: „</w:t>
-      </w:r>
-      <w:r>
-        <w:rPr>
-          <w:rFonts w:ascii="Times New Roman CYR" w:hAnsi="Times New Roman CYR"/>
-          <w:b/>
-          <w:sz w:val="28"/>
-          <w:szCs w:val="28"/>
-          <w:lang w:val="uk-UA"/>
-        </w:rPr>
-        <w:t>Трансформер для шифрування інформації</w:t>
-      </w:r>
-      <w:r>
-        <w:rPr>
-          <w:rFonts w:ascii="Times New Roman CYR" w:hAnsi="Times New Roman CYR"/>
-          <w:b/>
-          <w:sz w:val="28"/>
-          <w:szCs w:val="28"/>
-          <w:lang w:val="uk-UA"/>
-        </w:rPr>
-        <w:t>”</w:t>
-      </w:r>
-    </w:p>
-    <w:p>
-      <w:pPr>
-        <w:ind w:left="1560" w:hanging="1560"/>
-        <w:jc w:val="center"/>
-        <w:rPr>
-          <w:rFonts w:ascii="Times New Roman CYR" w:hAnsi="Times New Roman CYR"/>
-          <w:b/>
-          <w:sz w:val="32"/>
-          <w:szCs w:val="32"/>
-          <w:lang w:val="uk-UA"/>
-        </w:rPr>
-      </w:pPr>
-    </w:p>
-    <w:p>
-      <w:pPr>
-        <w:ind w:left="1560" w:hanging="1560"/>
-        <w:jc w:val="center"/>
-        <w:rPr>
-          <w:rFonts w:ascii="Times New Roman CYR" w:hAnsi="Times New Roman CYR"/>
-          <w:color w:val="000000" w:themeColor="text1"/>
-          <w:szCs w:val="28"/>
-          <w:lang w:val="uk-UA"/>
-        </w:rPr>
-      </w:pPr>
-      <w:r>
-        <w:rPr>
-          <w:rFonts w:ascii="Times New Roman CYR" w:hAnsi="Times New Roman CYR"/>
-          <w:szCs w:val="28"/>
-          <w:lang w:val="uk-UA"/>
-        </w:rPr>
-        <w:t xml:space="preserve">аспіранта 1-го курсу спеціальності </w:t>
-      </w:r>
-      <w:r>
-        <w:rPr>
-          <w:rFonts w:ascii="Times New Roman CYR" w:hAnsi="Times New Roman CYR"/>
-          <w:color w:val="000000" w:themeColor="text1"/>
-          <w:szCs w:val="28"/>
-          <w:lang w:val="uk-UA"/>
-        </w:rPr>
-        <w:t xml:space="preserve">F5 </w:t>
-      </w:r>
-      <w:proofErr w:type="spellStart"/>
-      <w:r>
-        <w:rPr>
-          <w:rFonts w:ascii="Times New Roman CYR" w:hAnsi="Times New Roman CYR"/>
-          <w:color w:val="000000" w:themeColor="text1"/>
-          <w:szCs w:val="28"/>
-          <w:lang w:val="uk-UA"/>
-        </w:rPr>
-        <w:t>Кібербезпека</w:t>
-      </w:r>
-      <w:proofErr w:type="spellEnd"/>
-      <w:r>
-        <w:rPr>
-          <w:rFonts w:ascii="Times New Roman CYR" w:hAnsi="Times New Roman CYR"/>
-          <w:color w:val="000000" w:themeColor="text1"/>
-          <w:szCs w:val="28"/>
-          <w:lang w:val="uk-UA"/>
-        </w:rPr>
-        <w:t xml:space="preserve"> та захист інформації</w:t>
-      </w:r>
-    </w:p>
-    <w:p>
-      <w:pPr>
-        <w:ind w:left="709"/>
-        <w:jc w:val="center"/>
-        <w:rPr>
-          <w:rFonts w:ascii="Times New Roman CYR" w:hAnsi="Times New Roman CYR"/>
-          <w:b/>
-          <w:i/>
-          <w:szCs w:val="28"/>
-          <w:lang w:val="uk-UA"/>
-        </w:rPr>
-      </w:pPr>
-    </w:p>
-    <w:p>
-      <w:pPr>
-        <w:ind w:left="709" w:hanging="709"/>
-        <w:jc w:val="center"/>
-        <w:rPr>
-          <w:rFonts w:ascii="Times New Roman CYR" w:hAnsi="Times New Roman CYR"/>
-          <w:b/>
-          <w:iCs/>
-          <w:color w:val="000000" w:themeColor="text1"/>
-          <w:szCs w:val="28"/>
-          <w:lang w:val="uk-UA"/>
-        </w:rPr>
-      </w:pPr>
-      <w:r>
-        <w:rPr>
-          <w:rFonts w:ascii="Times New Roman CYR" w:hAnsi="Times New Roman CYR"/>
-          <w:b/>
-          <w:iCs/>
-          <w:color w:val="000000" w:themeColor="text1"/>
-          <w:szCs w:val="28"/>
-          <w:lang w:val="uk-UA"/>
-        </w:rPr>
-        <w:t>Білозора Дмитра Олександровича</w:t>
-      </w:r>
-    </w:p>
-    <w:p>
-      <w:pPr>
-        <w:ind w:left="709" w:right="520"/>
-        <w:jc w:val="right"/>
-        <w:rPr>
-          <w:rFonts w:ascii="Times New Roman CYR" w:hAnsi="Times New Roman CYR"/>
-          <w:szCs w:val="28"/>
-          <w:lang w:val="uk-UA"/>
-        </w:rPr>
-      </w:pPr>
-      <w:r>
-        <w:rPr>
-          <w:rFonts w:ascii="Times New Roman CYR" w:hAnsi="Times New Roman CYR"/>
-          <w:szCs w:val="28"/>
-          <w:lang w:val="uk-UA"/>
-        </w:rPr>
-        <w:t>________________</w:t>
-      </w:r>
-    </w:p>
-    <w:p>
-      <w:pPr>
-        <w:ind w:left="1408" w:right="378" w:firstLine="5822"/>
-        <w:rPr>
-          <w:rFonts w:ascii="Times New Roman CYR" w:hAnsi="Times New Roman CYR"/>
-          <w:sz w:val="20"/>
-          <w:lang w:val="uk-UA"/>
-        </w:rPr>
-      </w:pPr>
-      <w:r>
-        <w:rPr>
-          <w:rFonts w:ascii="Times New Roman CYR" w:hAnsi="Times New Roman CYR"/>
-          <w:sz w:val="20"/>
-          <w:lang w:val="uk-UA"/>
-        </w:rPr>
-        <w:t>(Підпис аспіранта)</w:t>
-      </w:r>
-    </w:p>
-    <w:p>
-      <w:pPr>
-        <w:ind w:left="709"/>
-        <w:rPr>
-          <w:rFonts w:ascii="Times New Roman CYR" w:hAnsi="Times New Roman CYR"/>
-          <w:szCs w:val="28"/>
-          <w:lang w:val="uk-UA"/>
-        </w:rPr>
-      </w:pPr>
-    </w:p>
-    <w:p>
-      <w:pPr>
-        <w:ind w:left="709"/>
-        <w:rPr>
-          <w:rFonts w:ascii="Times New Roman CYR" w:hAnsi="Times New Roman CYR"/>
-          <w:szCs w:val="28"/>
-          <w:lang w:val="uk-UA"/>
-        </w:rPr>
-      </w:pPr>
-    </w:p>
-    <w:p>
-      <w:pPr>
-        <w:ind w:left="709"/>
-        <w:rPr>
-          <w:rFonts w:ascii="Times New Roman CYR" w:hAnsi="Times New Roman CYR"/>
-          <w:szCs w:val="28"/>
-          <w:lang w:val="uk-UA"/>
-        </w:rPr>
-      </w:pPr>
-    </w:p>
-    <w:p>
-      <w:pPr>
-        <w:ind w:left="709"/>
-        <w:rPr>
-          <w:rFonts w:ascii="Times New Roman CYR" w:hAnsi="Times New Roman CYR"/>
-          <w:szCs w:val="28"/>
-          <w:lang w:val="uk-UA"/>
-        </w:rPr>
-      </w:pPr>
-      <w:r>
-        <w:rPr>
-          <w:rFonts w:ascii="Times New Roman CYR" w:hAnsi="Times New Roman CYR"/>
-          <w:szCs w:val="28"/>
-          <w:lang w:val="uk-UA"/>
-        </w:rPr>
-        <w:t>Оцінка __________________</w:t>
-      </w:r>
-    </w:p>
-    <w:p>
-      <w:pPr>
-        <w:ind w:left="709"/>
-        <w:jc w:val="right"/>
-        <w:rPr>
-          <w:rFonts w:ascii="Times New Roman CYR" w:hAnsi="Times New Roman CYR"/>
-          <w:szCs w:val="28"/>
-          <w:lang w:val="uk-UA"/>
-        </w:rPr>
-      </w:pPr>
-    </w:p>
-    <w:p>
-      <w:pPr>
-        <w:ind w:left="709"/>
-        <w:rPr>
-          <w:rFonts w:ascii="Times New Roman CYR" w:hAnsi="Times New Roman CYR"/>
-          <w:szCs w:val="28"/>
-          <w:lang w:val="uk-UA"/>
-        </w:rPr>
-      </w:pPr>
-      <w:r>
-        <w:rPr>
-          <w:rFonts w:ascii="Times New Roman CYR" w:hAnsi="Times New Roman CYR"/>
-          <w:szCs w:val="28"/>
-          <w:lang w:val="uk-UA"/>
-        </w:rPr>
-        <w:t>Перевірено ______________</w:t>
-      </w:r>
-    </w:p>
-    <w:p>
-      <w:pPr>
-        <w:ind w:left="709" w:firstLine="1843"/>
-        <w:rPr>
-          <w:rFonts w:ascii="Times New Roman CYR" w:hAnsi="Times New Roman CYR"/>
-          <w:szCs w:val="28"/>
-          <w:lang w:val="uk-UA"/>
-        </w:rPr>
-      </w:pPr>
-      <w:r>
-        <w:rPr>
-          <w:rFonts w:ascii="Times New Roman CYR" w:hAnsi="Times New Roman CYR"/>
-          <w:sz w:val="20"/>
-          <w:lang w:val="uk-UA"/>
-        </w:rPr>
-        <w:t>(Дата)</w:t>
-      </w:r>
-    </w:p>
-    <w:p>
-      <w:pPr>
-        <w:ind w:left="709"/>
-        <w:rPr>
-          <w:rFonts w:ascii="Times New Roman CYR" w:hAnsi="Times New Roman CYR"/>
-          <w:szCs w:val="28"/>
-          <w:lang w:val="uk-UA"/>
-        </w:rPr>
-      </w:pPr>
-      <w:r>
-        <w:rPr>
-          <w:rFonts w:ascii="Times New Roman CYR" w:hAnsi="Times New Roman CYR"/>
-          <w:szCs w:val="28"/>
-          <w:lang w:val="uk-UA"/>
-        </w:rPr>
-        <w:t>Викладач ________________ /________________/</w:t>
-      </w:r>
-    </w:p>
-    <w:p>
-      <w:pPr>
-        <w:ind w:left="1417" w:firstLine="707"/>
-        <w:rPr>
-          <w:rFonts w:ascii="Times New Roman CYR" w:hAnsi="Times New Roman CYR"/>
-          <w:szCs w:val="28"/>
-          <w:lang w:val="uk-UA"/>
-        </w:rPr>
-      </w:pPr>
-      <w:r>
-        <w:rPr>
-          <w:rFonts w:ascii="Times New Roman CYR" w:hAnsi="Times New Roman CYR"/>
-          <w:sz w:val="20"/>
-          <w:lang w:val="uk-UA"/>
-        </w:rPr>
-        <w:t xml:space="preserve">     (Підпис)</w:t>
-      </w:r>
-      <w:r>
-        <w:rPr>
-          <w:rFonts w:ascii="Times New Roman CYR" w:hAnsi="Times New Roman CYR"/>
-          <w:sz w:val="20"/>
-          <w:lang w:val="uk-UA"/>
-        </w:rPr>
-        <w:tab/>
-        <w:t xml:space="preserve">     (Прізвище та ініціали)</w:t>
-      </w:r>
-    </w:p>
-    <w:p>
-      <w:pPr>
-        <w:ind w:left="709"/>
-        <w:rPr>
-          <w:rFonts w:ascii="Times New Roman CYR" w:hAnsi="Times New Roman CYR"/>
-          <w:szCs w:val="28"/>
-          <w:lang w:val="uk-UA"/>
-        </w:rPr>
-      </w:pPr>
-    </w:p>
-    <w:p>
-      <w:pPr>
-        <w:rPr>
-          <w:rFonts w:ascii="Times New Roman CYR" w:hAnsi="Times New Roman CYR"/>
-          <w:szCs w:val="28"/>
-          <w:lang w:val="uk-UA"/>
-        </w:rPr>
-      </w:pPr>
-    </w:p>
-    <w:p>
-      <w:pPr>
-        <w:ind w:left="709"/>
-        <w:rPr>
-          <w:rFonts w:ascii="Times New Roman CYR" w:hAnsi="Times New Roman CYR"/>
-          <w:szCs w:val="28"/>
-          <w:lang w:val="uk-UA"/>
-        </w:rPr>
-      </w:pPr>
-    </w:p>
-    <w:p>
-      <w:pPr>
-        <w:ind w:left="709"/>
-        <w:rPr>
-          <w:rFonts w:ascii="Times New Roman CYR" w:hAnsi="Times New Roman CYR"/>
-          <w:szCs w:val="28"/>
-          <w:lang w:val="uk-UA"/>
-        </w:rPr>
-      </w:pPr>
-    </w:p>
-    <w:p>
-      <w:pPr>
-        <w:ind w:left="709" w:hanging="709"/>
-        <w:jc w:val="center"/>
-        <w:rPr>
-          <w:rFonts w:ascii="Times New Roman CYR" w:hAnsi="Times New Roman CYR"/>
-          <w:b/>
-          <w:szCs w:val="28"/>
-          <w:lang w:val="uk-UA"/>
-        </w:rPr>
-      </w:pPr>
-      <w:r>
-        <w:rPr>
-          <w:rFonts w:ascii="Times New Roman CYR" w:hAnsi="Times New Roman CYR"/>
-          <w:b/>
-          <w:szCs w:val="28"/>
-          <w:lang w:val="uk-UA"/>
-        </w:rPr>
-        <w:t>Черкаси – 2025 р.</w:t>
-      </w:r>
-    </w:p>
-    <w:p>
-      <w:pPr>
-        <w:spacing w:after="160" w:line="278" w:lineRule="auto"/>
-        <w:rPr>
-          <w:rFonts w:ascii="Times New Roman CYR" w:hAnsi="Times New Roman CYR"/>
-          <w:b/>
+          <w:bCs/>
+          <w:sz w:val="28"/>
           <w:szCs w:val="28"/>
           <w:lang w:val="uk-UA"/>
         </w:rPr>
@@ -787,18 +220,19 @@
         <w:spacing w:line="360" w:lineRule="auto"/>
         <w:jc w:val="center"/>
         <w:rPr>
-          <w:rFonts w:ascii="Times New Roman CYR" w:hAnsi="Times New Roman CYR"/>
-          <w:b/>
-          <w:lang w:val="uk-UA"/>
-        </w:rPr>
-      </w:pPr>
-      <w:r>
-        <w:rPr>
-          <w:rFonts w:ascii="Times New Roman CYR" w:hAnsi="Times New Roman CYR"/>
-          <w:b/>
-          <w:lang w:val="uk-UA"/>
-        </w:rPr>
-        <w:lastRenderedPageBreak/>
+          <w:bCs/>
+          <w:sz w:val="28"/>
+          <w:szCs w:val="28"/>
+          <w:lang w:val="uk-UA"/>
+        </w:rPr>
+      </w:pPr>
+      <w:r>
+        <w:rPr>
+          <w:bCs/>
+          <w:sz w:val="28"/>
+          <w:szCs w:val="28"/>
+          <w:lang w:val="uk-UA"/>
+        </w:rPr>
         <w:t>З В І Т</w:t>
       </w:r>
     </w:p>
@@ -808,20 +242,39 @@
         <w:ind w:left="1560" w:hanging="1560"/>
         <w:jc w:val="center"/>
         <w:rPr>
-          <w:rFonts w:ascii="Times New Roman CYR" w:hAnsi="Times New Roman CYR"/>
-          <w:lang w:val="en-US"/>
-        </w:rPr>
-      </w:pPr>
-      <w:r>
-        <w:rPr>
-          <w:rFonts w:ascii="Times New Roman CYR" w:hAnsi="Times New Roman CYR"/>
-          <w:lang w:val="uk-UA"/>
-        </w:rPr>
-        <w:t xml:space="preserve">про виконання завдань до лабораторної роботи № </w:t>
-      </w:r>
-      <w:r>
-        <w:rPr>
-          <w:rFonts w:ascii="Times New Roman CYR" w:hAnsi="Times New Roman CYR"/>
+          <w:bCs/>
+          <w:sz w:val="28"/>
+          <w:szCs w:val="28"/>
+          <w:lang w:val="uk-UA"/>
+        </w:rPr>
+      </w:pPr>
+    </w:p>
+    <w:p>
+      <w:pPr>
+        <w:spacing w:line="360" w:lineRule="auto"/>
+        <w:ind w:left="1560" w:hanging="1560"/>
+        <w:jc w:val="center"/>
+        <w:rPr>
+          <w:bCs/>
+          <w:sz w:val="28"/>
+          <w:szCs w:val="28"/>
+          <w:lang w:val="uk-UA"/>
+        </w:rPr>
+      </w:pPr>
+      <w:r>
+        <w:rPr>
+          <w:bCs/>
+          <w:sz w:val="28"/>
+          <w:szCs w:val="28"/>
+          <w:lang w:val="uk-UA"/>
+        </w:rPr>
+        <w:t xml:space="preserve">з лабораторної роботи № </w:t>
+      </w:r>
+      <w:r>
+        <w:rPr>
+          <w:bCs/>
+          <w:sz w:val="28"/>
+          <w:szCs w:val="28"/>
           <w:lang w:val="uk-UA"/>
         </w:rPr>
         <w:t>9</w:t>
@@ -832,22 +285,684 @@
         <w:spacing w:line="360" w:lineRule="auto"/>
         <w:jc w:val="center"/>
         <w:rPr>
+          <w:bCs/>
+          <w:sz w:val="28"/>
+          <w:szCs w:val="28"/>
+          <w:lang w:val="uk-UA"/>
+        </w:rPr>
+      </w:pPr>
+      <w:r>
+        <w:rPr>
+          <w:bCs/>
+          <w:sz w:val="28"/>
+          <w:szCs w:val="28"/>
+          <w:lang w:val="uk-UA"/>
+        </w:rPr>
+        <w:t>з д</w:t>
+      </w:r>
+      <w:r>
+        <w:rPr>
+          <w:bCs/>
+          <w:sz w:val="28"/>
+          <w:szCs w:val="28"/>
+          <w:lang w:val="uk-UA"/>
+        </w:rPr>
+        <w:t>исциплін</w:t>
+      </w:r>
+      <w:r>
+        <w:rPr>
+          <w:bCs/>
+          <w:sz w:val="28"/>
+          <w:szCs w:val="28"/>
+          <w:lang w:val="uk-UA"/>
+        </w:rPr>
+        <w:t>и</w:t>
+      </w:r>
+      <w:r>
+        <w:rPr>
+          <w:bCs/>
+          <w:sz w:val="28"/>
+          <w:szCs w:val="28"/>
+          <w:lang w:val="uk-UA"/>
+        </w:rPr>
+        <w:t xml:space="preserve"> </w:t>
+      </w:r>
+      <w:r>
+        <w:rPr>
+          <w:bCs/>
+          <w:sz w:val="28"/>
+          <w:szCs w:val="28"/>
+          <w:lang w:val="uk-UA"/>
+        </w:rPr>
+        <w:t>«</w:t>
+      </w:r>
+      <w:r>
+        <w:rPr>
+          <w:bCs/>
+          <w:sz w:val="28"/>
+          <w:szCs w:val="28"/>
+          <w:lang w:val="uk-UA"/>
+        </w:rPr>
+        <w:t xml:space="preserve">Природно-надійні системи </w:t>
+      </w:r>
+      <w:proofErr w:type="spellStart"/>
+      <w:r>
+        <w:rPr>
+          <w:bCs/>
+          <w:sz w:val="28"/>
+          <w:szCs w:val="28"/>
+          <w:lang w:val="uk-UA"/>
+        </w:rPr>
+        <w:t>кібербезпеки</w:t>
+      </w:r>
+      <w:proofErr w:type="spellEnd"/>
+      <w:r>
+        <w:rPr>
+          <w:bCs/>
+          <w:sz w:val="28"/>
+          <w:szCs w:val="28"/>
+          <w:lang w:val="uk-UA"/>
+        </w:rPr>
+        <w:t>»</w:t>
+      </w:r>
+    </w:p>
+    <w:p>
+      <w:pPr>
+        <w:spacing w:line="360" w:lineRule="auto"/>
+        <w:jc w:val="center"/>
+        <w:rPr>
+          <w:bCs/>
+          <w:sz w:val="28"/>
+          <w:szCs w:val="28"/>
+          <w:lang w:val="uk-UA"/>
+        </w:rPr>
+      </w:pPr>
+      <w:r>
+        <w:rPr>
+          <w:bCs/>
+          <w:sz w:val="28"/>
+          <w:szCs w:val="28"/>
+          <w:lang w:val="uk-UA"/>
+        </w:rPr>
+        <w:t xml:space="preserve">Тема: </w:t>
+      </w:r>
+      <w:r>
+        <w:rPr>
+          <w:bCs/>
+          <w:sz w:val="28"/>
+          <w:szCs w:val="28"/>
+          <w:lang w:val="uk-UA"/>
+        </w:rPr>
+        <w:t>«</w:t>
+      </w:r>
+      <w:r>
+        <w:rPr>
+          <w:bCs/>
+          <w:sz w:val="28"/>
+          <w:szCs w:val="28"/>
+          <w:lang w:val="uk-UA"/>
+        </w:rPr>
+        <w:t>Трансформер для шифрування інформації</w:t>
+      </w:r>
+      <w:r>
+        <w:rPr>
+          <w:bCs/>
+          <w:sz w:val="28"/>
+          <w:szCs w:val="28"/>
+          <w:lang w:val="uk-UA"/>
+        </w:rPr>
+        <w:t>»</w:t>
+      </w:r>
+    </w:p>
+    <w:p>
+      <w:pPr>
+        <w:spacing w:line="360" w:lineRule="auto"/>
+        <w:ind w:left="1560" w:hanging="1560"/>
+        <w:jc w:val="center"/>
+        <w:rPr>
+          <w:bCs/>
+          <w:sz w:val="28"/>
+          <w:szCs w:val="28"/>
+          <w:lang w:val="uk-UA"/>
+        </w:rPr>
+      </w:pPr>
+    </w:p>
+    <w:p>
+      <w:pPr>
+        <w:spacing w:line="360" w:lineRule="auto"/>
+        <w:ind w:left="709"/>
+        <w:jc w:val="center"/>
+        <w:rPr>
+          <w:bCs/>
+          <w:i/>
+          <w:sz w:val="28"/>
+          <w:szCs w:val="28"/>
+          <w:lang w:val="uk-UA"/>
+        </w:rPr>
+      </w:pPr>
+    </w:p>
+    <w:p>
+      <w:pPr>
+        <w:spacing w:line="360" w:lineRule="auto"/>
+        <w:ind w:left="709"/>
+        <w:rPr>
+          <w:sz w:val="28"/>
+          <w:szCs w:val="28"/>
+          <w:lang w:val="uk-UA"/>
+        </w:rPr>
+      </w:pPr>
+    </w:p>
+    <w:p>
+      <w:pPr>
+        <w:ind w:left="709"/>
+        <w:rPr>
+          <w:sz w:val="28"/>
+          <w:szCs w:val="28"/>
+          <w:lang w:val="uk-UA"/>
+        </w:rPr>
+      </w:pPr>
+    </w:p>
+    <w:p>
+      <w:pPr>
+        <w:ind w:left="709"/>
+        <w:rPr>
+          <w:sz w:val="28"/>
+          <w:szCs w:val="28"/>
+        </w:rPr>
+      </w:pPr>
+    </w:p>
+    <w:p>
+      <w:pPr>
+        <w:ind w:left="709"/>
+        <w:rPr>
+          <w:sz w:val="28"/>
+          <w:szCs w:val="28"/>
+          <w:lang w:val="en-US"/>
+        </w:rPr>
+      </w:pPr>
+    </w:p>
+    <w:tbl>
+      <w:tblPr>
+        <w:tblW w:w="9781" w:type="dxa"/>
+        <w:tblCellMar>
+          <w:top w:w="15" w:type="dxa"/>
+          <w:left w:w="15" w:type="dxa"/>
+          <w:bottom w:w="15" w:type="dxa"/>
+          <w:right w:w="15" w:type="dxa"/>
+        </w:tblCellMar>
+        <w:tblLook w:val="04A0" w:firstRow="1" w:lastRow="0" w:firstColumn="1" w:lastColumn="0" w:noHBand="0" w:noVBand="1"/>
+      </w:tblPr>
+      <w:tblGrid>
+        <w:gridCol w:w="4111"/>
+        <w:gridCol w:w="5670"/>
+      </w:tblGrid>
+      <w:tr>
+        <w:tc>
+          <w:tcPr>
+            <w:tcW w:w="4111" w:type="dxa"/>
+            <w:tcMar>
+              <w:top w:w="0" w:type="dxa"/>
+              <w:left w:w="108" w:type="dxa"/>
+              <w:bottom w:w="0" w:type="dxa"/>
+              <w:right w:w="108" w:type="dxa"/>
+            </w:tcMar>
+            <w:hideMark/>
+          </w:tcPr>
+          <w:p>
+            <w:pPr>
+              <w:rPr>
+                <w:sz w:val="28"/>
+                <w:szCs w:val="28"/>
+                <w:lang w:eastAsia="uk-UA"/>
+              </w:rPr>
+            </w:pPr>
+            <w:proofErr w:type="spellStart"/>
+            <w:r>
+              <w:rPr>
+                <w:color w:val="000000"/>
+                <w:sz w:val="28"/>
+                <w:szCs w:val="28"/>
+                <w:lang w:eastAsia="uk-UA"/>
+              </w:rPr>
+              <w:t>Перевірила</w:t>
+            </w:r>
+            <w:proofErr w:type="spellEnd"/>
+            <w:r>
+              <w:rPr>
+                <w:color w:val="000000"/>
+                <w:sz w:val="28"/>
+                <w:szCs w:val="28"/>
+                <w:lang w:eastAsia="uk-UA"/>
+              </w:rPr>
+              <w:t>:</w:t>
+            </w:r>
+          </w:p>
+        </w:tc>
+        <w:tc>
+          <w:tcPr>
+            <w:tcW w:w="5670" w:type="dxa"/>
+            <w:tcMar>
+              <w:top w:w="0" w:type="dxa"/>
+              <w:left w:w="108" w:type="dxa"/>
+              <w:bottom w:w="0" w:type="dxa"/>
+              <w:right w:w="108" w:type="dxa"/>
+            </w:tcMar>
+            <w:hideMark/>
+          </w:tcPr>
+          <w:p>
+            <w:pPr>
+              <w:jc w:val="right"/>
+              <w:rPr>
+                <w:sz w:val="28"/>
+                <w:szCs w:val="28"/>
+                <w:lang w:eastAsia="uk-UA"/>
+              </w:rPr>
+            </w:pPr>
+            <w:r>
+              <w:rPr>
+                <w:color w:val="000000"/>
+                <w:sz w:val="28"/>
+                <w:szCs w:val="28"/>
+                <w:lang w:eastAsia="uk-UA"/>
+              </w:rPr>
+              <w:t>Викон</w:t>
+            </w:r>
+            <w:proofErr w:type="spellStart"/>
+            <w:r>
+              <w:rPr>
+                <w:color w:val="000000"/>
+                <w:sz w:val="28"/>
+                <w:szCs w:val="28"/>
+                <w:lang w:val="uk-UA" w:eastAsia="uk-UA"/>
+              </w:rPr>
+              <w:t>ав</w:t>
+            </w:r>
+            <w:proofErr w:type="spellEnd"/>
+            <w:r>
+              <w:rPr>
+                <w:color w:val="000000"/>
+                <w:sz w:val="28"/>
+                <w:szCs w:val="28"/>
+                <w:lang w:eastAsia="uk-UA"/>
+              </w:rPr>
+              <w:t>:</w:t>
+            </w:r>
+          </w:p>
+        </w:tc>
+      </w:tr>
+      <w:tr>
+        <w:tc>
+          <w:tcPr>
+            <w:tcW w:w="4111" w:type="dxa"/>
+            <w:tcMar>
+              <w:top w:w="0" w:type="dxa"/>
+              <w:left w:w="108" w:type="dxa"/>
+              <w:bottom w:w="0" w:type="dxa"/>
+              <w:right w:w="108" w:type="dxa"/>
+            </w:tcMar>
+            <w:hideMark/>
+          </w:tcPr>
+          <w:p>
+            <w:pPr>
+              <w:rPr>
+                <w:sz w:val="28"/>
+                <w:szCs w:val="28"/>
+                <w:lang w:eastAsia="uk-UA"/>
+              </w:rPr>
+            </w:pPr>
+            <w:proofErr w:type="spellStart"/>
+            <w:r>
+              <w:rPr>
+                <w:color w:val="000000"/>
+                <w:sz w:val="28"/>
+                <w:szCs w:val="28"/>
+                <w:lang w:eastAsia="uk-UA"/>
+              </w:rPr>
+              <w:t>професор</w:t>
+            </w:r>
+            <w:proofErr w:type="spellEnd"/>
+          </w:p>
+        </w:tc>
+        <w:tc>
+          <w:tcPr>
+            <w:tcW w:w="5670" w:type="dxa"/>
+            <w:tcMar>
+              <w:top w:w="0" w:type="dxa"/>
+              <w:left w:w="108" w:type="dxa"/>
+              <w:bottom w:w="0" w:type="dxa"/>
+              <w:right w:w="108" w:type="dxa"/>
+            </w:tcMar>
+            <w:hideMark/>
+          </w:tcPr>
+          <w:p>
+            <w:pPr>
+              <w:ind w:left="1560" w:hanging="1560"/>
+              <w:jc w:val="right"/>
+              <w:rPr>
+                <w:sz w:val="28"/>
+                <w:szCs w:val="28"/>
+                <w:lang w:val="uk-UA"/>
+              </w:rPr>
+            </w:pPr>
+            <w:r>
+              <w:rPr>
+                <w:sz w:val="28"/>
+                <w:szCs w:val="28"/>
+                <w:lang w:val="uk-UA"/>
+              </w:rPr>
+              <w:t>аспірант 1-го курсу</w:t>
+            </w:r>
+          </w:p>
+          <w:p>
+            <w:pPr>
+              <w:ind w:left="1560" w:hanging="1560"/>
+              <w:jc w:val="right"/>
+              <w:rPr>
+                <w:color w:val="000000" w:themeColor="text1"/>
+                <w:sz w:val="28"/>
+                <w:szCs w:val="28"/>
+                <w:lang w:val="uk-UA"/>
+              </w:rPr>
+            </w:pPr>
+            <w:r>
+              <w:rPr>
+                <w:sz w:val="28"/>
+                <w:szCs w:val="28"/>
+                <w:lang w:val="uk-UA"/>
+              </w:rPr>
+              <w:t xml:space="preserve">спеціальності </w:t>
+            </w:r>
+            <w:r>
+              <w:rPr>
+                <w:color w:val="000000" w:themeColor="text1"/>
+                <w:sz w:val="28"/>
+                <w:szCs w:val="28"/>
+                <w:lang w:val="uk-UA"/>
+              </w:rPr>
+              <w:t xml:space="preserve">F5 </w:t>
+            </w:r>
+            <w:proofErr w:type="spellStart"/>
+            <w:r>
+              <w:rPr>
+                <w:color w:val="000000" w:themeColor="text1"/>
+                <w:sz w:val="28"/>
+                <w:szCs w:val="28"/>
+                <w:lang w:val="uk-UA"/>
+              </w:rPr>
+              <w:t>Кібербезпека</w:t>
+            </w:r>
+            <w:proofErr w:type="spellEnd"/>
+          </w:p>
+          <w:p>
+            <w:pPr>
+              <w:ind w:left="1560" w:hanging="1560"/>
+              <w:jc w:val="right"/>
+              <w:rPr>
+                <w:color w:val="000000" w:themeColor="text1"/>
+                <w:sz w:val="28"/>
+                <w:szCs w:val="28"/>
+                <w:lang w:val="uk-UA"/>
+              </w:rPr>
+            </w:pPr>
+            <w:r>
+              <w:rPr>
+                <w:color w:val="000000" w:themeColor="text1"/>
+                <w:sz w:val="28"/>
+                <w:szCs w:val="28"/>
+                <w:lang w:val="uk-UA"/>
+              </w:rPr>
+              <w:t>та захист інформації</w:t>
+            </w:r>
+          </w:p>
+          <w:p>
+            <w:pPr>
+              <w:jc w:val="right"/>
+              <w:rPr>
+                <w:sz w:val="28"/>
+                <w:szCs w:val="28"/>
+                <w:lang w:val="uk-UA" w:eastAsia="uk-UA"/>
+              </w:rPr>
+            </w:pPr>
+          </w:p>
+        </w:tc>
+      </w:tr>
+      <w:tr>
+        <w:tc>
+          <w:tcPr>
+            <w:tcW w:w="4111" w:type="dxa"/>
+            <w:tcMar>
+              <w:top w:w="0" w:type="dxa"/>
+              <w:left w:w="108" w:type="dxa"/>
+              <w:bottom w:w="0" w:type="dxa"/>
+              <w:right w:w="108" w:type="dxa"/>
+            </w:tcMar>
+            <w:hideMark/>
+          </w:tcPr>
+          <w:p>
+            <w:pPr>
+              <w:rPr>
+                <w:sz w:val="28"/>
+                <w:szCs w:val="28"/>
+                <w:lang w:eastAsia="uk-UA"/>
+              </w:rPr>
+            </w:pPr>
+            <w:r>
+              <w:rPr>
+                <w:color w:val="000000"/>
+                <w:sz w:val="28"/>
+                <w:szCs w:val="28"/>
+                <w:lang w:eastAsia="uk-UA"/>
+              </w:rPr>
+              <w:t>Бабенко В. Г.</w:t>
+            </w:r>
+          </w:p>
+        </w:tc>
+        <w:tc>
+          <w:tcPr>
+            <w:tcW w:w="5670" w:type="dxa"/>
+            <w:tcMar>
+              <w:top w:w="0" w:type="dxa"/>
+              <w:left w:w="108" w:type="dxa"/>
+              <w:bottom w:w="0" w:type="dxa"/>
+              <w:right w:w="108" w:type="dxa"/>
+            </w:tcMar>
+            <w:hideMark/>
+          </w:tcPr>
+          <w:p>
+            <w:pPr>
+              <w:ind w:left="709" w:hanging="709"/>
+              <w:jc w:val="right"/>
+              <w:rPr>
+                <w:bCs/>
+                <w:iCs/>
+                <w:color w:val="000000" w:themeColor="text1"/>
+                <w:sz w:val="28"/>
+                <w:szCs w:val="28"/>
+                <w:lang w:val="uk-UA"/>
+              </w:rPr>
+            </w:pPr>
+            <w:proofErr w:type="spellStart"/>
+            <w:r>
+              <w:rPr>
+                <w:bCs/>
+                <w:iCs/>
+                <w:color w:val="000000" w:themeColor="text1"/>
+                <w:sz w:val="28"/>
+                <w:szCs w:val="28"/>
+                <w:lang w:val="uk-UA"/>
+              </w:rPr>
+              <w:t>Білозор</w:t>
+            </w:r>
+            <w:proofErr w:type="spellEnd"/>
+            <w:r>
+              <w:rPr>
+                <w:bCs/>
+                <w:iCs/>
+                <w:color w:val="000000" w:themeColor="text1"/>
+                <w:sz w:val="28"/>
+                <w:szCs w:val="28"/>
+                <w:lang w:val="uk-UA"/>
+              </w:rPr>
+              <w:t xml:space="preserve"> Дмитро Олександрович</w:t>
+            </w:r>
+          </w:p>
+          <w:p>
+            <w:pPr>
+              <w:jc w:val="right"/>
+              <w:rPr>
+                <w:bCs/>
+                <w:sz w:val="28"/>
+                <w:szCs w:val="28"/>
+                <w:lang w:eastAsia="uk-UA"/>
+              </w:rPr>
+            </w:pPr>
+          </w:p>
+        </w:tc>
+      </w:tr>
+    </w:tbl>
+    <w:p>
+      <w:pPr>
+        <w:ind w:left="709"/>
+        <w:rPr>
+          <w:sz w:val="28"/>
+          <w:szCs w:val="28"/>
+          <w:lang w:val="en-US"/>
+        </w:rPr>
+      </w:pPr>
+    </w:p>
+    <w:p>
+      <w:pPr>
+        <w:ind w:left="709"/>
+        <w:rPr>
+          <w:sz w:val="28"/>
+          <w:szCs w:val="28"/>
+          <w:lang w:val="uk-UA"/>
+        </w:rPr>
+      </w:pPr>
+    </w:p>
+    <w:p>
+      <w:pPr>
+        <w:ind w:left="709"/>
+        <w:rPr>
+          <w:sz w:val="28"/>
+          <w:szCs w:val="28"/>
+          <w:lang w:val="uk-UA"/>
+        </w:rPr>
+      </w:pPr>
+    </w:p>
+    <w:p>
+      <w:pPr>
+        <w:ind w:left="709"/>
+        <w:rPr>
+          <w:sz w:val="28"/>
+          <w:szCs w:val="28"/>
+          <w:lang w:val="uk-UA"/>
+        </w:rPr>
+      </w:pPr>
+    </w:p>
+    <w:p>
+      <w:pPr>
+        <w:ind w:left="709"/>
+        <w:rPr>
+          <w:rFonts w:ascii="Times New Roman CYR" w:hAnsi="Times New Roman CYR"/>
+          <w:szCs w:val="28"/>
+          <w:lang w:val="uk-UA"/>
+        </w:rPr>
+      </w:pPr>
+    </w:p>
+    <w:p>
+      <w:pPr>
+        <w:ind w:left="709"/>
+        <w:rPr>
+          <w:rFonts w:ascii="Times New Roman CYR" w:hAnsi="Times New Roman CYR"/>
+          <w:szCs w:val="28"/>
+          <w:lang w:val="uk-UA"/>
+        </w:rPr>
+      </w:pPr>
+    </w:p>
+    <w:p>
+      <w:pPr>
+        <w:ind w:left="709"/>
+        <w:rPr>
+          <w:rFonts w:ascii="Times New Roman CYR" w:hAnsi="Times New Roman CYR"/>
+          <w:szCs w:val="28"/>
+          <w:lang w:val="uk-UA"/>
+        </w:rPr>
+      </w:pPr>
+    </w:p>
+    <w:p>
+      <w:pPr>
+        <w:ind w:left="709" w:hanging="709"/>
+        <w:jc w:val="center"/>
+        <w:rPr>
+          <w:rFonts w:ascii="Times New Roman CYR" w:hAnsi="Times New Roman CYR"/>
+          <w:bCs/>
+          <w:szCs w:val="28"/>
+          <w:lang w:val="uk-UA"/>
+        </w:rPr>
+      </w:pPr>
+    </w:p>
+    <w:p>
+      <w:pPr>
+        <w:ind w:left="709" w:hanging="709"/>
+        <w:jc w:val="center"/>
+        <w:rPr>
+          <w:rFonts w:ascii="Times New Roman CYR" w:hAnsi="Times New Roman CYR"/>
+          <w:bCs/>
+          <w:szCs w:val="28"/>
+          <w:lang w:val="uk-UA"/>
+        </w:rPr>
+      </w:pPr>
+    </w:p>
+    <w:p>
+      <w:pPr>
+        <w:ind w:left="709" w:hanging="709"/>
+        <w:jc w:val="center"/>
+        <w:rPr>
+          <w:rFonts w:ascii="Times New Roman CYR" w:hAnsi="Times New Roman CYR"/>
+          <w:bCs/>
+          <w:szCs w:val="28"/>
+          <w:lang w:val="uk-UA"/>
+        </w:rPr>
+      </w:pPr>
+      <w:r>
+        <w:rPr>
+          <w:rFonts w:ascii="Times New Roman CYR" w:hAnsi="Times New Roman CYR"/>
+          <w:bCs/>
+          <w:szCs w:val="28"/>
+          <w:lang w:val="uk-UA"/>
+        </w:rPr>
+        <w:t>Черкаси – 2025 р.</w:t>
+      </w:r>
+    </w:p>
+    <w:p>
+      <w:pPr>
+        <w:spacing w:line="360" w:lineRule="auto"/>
+        <w:jc w:val="center"/>
+        <w:rPr>
           <w:rFonts w:ascii="Times New Roman CYR" w:hAnsi="Times New Roman CYR"/>
           <w:b/>
+          <w:sz w:val="28"/>
+          <w:szCs w:val="28"/>
           <w:lang w:val="uk-UA"/>
         </w:rPr>
       </w:pPr>
       <w:r>
         <w:rPr>
           <w:rFonts w:ascii="Times New Roman CYR" w:hAnsi="Times New Roman CYR"/>
-          <w:lang w:val="uk-UA"/>
-        </w:rPr>
+          <w:sz w:val="28"/>
+          <w:szCs w:val="28"/>
+          <w:lang w:val="uk-UA"/>
+        </w:rPr>
+        <w:lastRenderedPageBreak/>
         <w:t>Тема:</w:t>
       </w:r>
       <w:r>
         <w:rPr>
           <w:rFonts w:ascii="Times New Roman CYR" w:hAnsi="Times New Roman CYR"/>
           <w:b/>
+          <w:sz w:val="28"/>
+          <w:szCs w:val="28"/>
           <w:lang w:val="uk-UA"/>
         </w:rPr>
         <w:t xml:space="preserve"> «</w:t>
@@ -856,6 +971,8 @@
         <w:rPr>
           <w:rFonts w:ascii="Times New Roman CYR" w:hAnsi="Times New Roman CYR"/>
           <w:b/>
+          <w:sz w:val="28"/>
+          <w:szCs w:val="28"/>
           <w:lang w:val="uk-UA"/>
         </w:rPr>
         <w:t>Трансформер для шифрування інформації</w:t>
@@ -864,9 +981,130 @@
         <w:rPr>
           <w:rFonts w:ascii="Times New Roman CYR" w:hAnsi="Times New Roman CYR"/>
           <w:b/>
+          <w:sz w:val="28"/>
+          <w:szCs w:val="28"/>
           <w:lang w:val="uk-UA"/>
         </w:rPr>
         <w:t>»</w:t>
+      </w:r>
+    </w:p>
+    <w:p>
+      <w:pPr>
+        <w:spacing w:line="360" w:lineRule="auto"/>
+        <w:rPr>
+          <w:rFonts w:ascii="Times New Roman CYR" w:hAnsi="Times New Roman CYR"/>
+          <w:b/>
+          <w:i/>
+          <w:sz w:val="28"/>
+          <w:szCs w:val="28"/>
+          <w:lang w:val="uk-UA"/>
+        </w:rPr>
+      </w:pPr>
+    </w:p>
+    <w:p>
+      <w:pPr>
+        <w:spacing w:line="360" w:lineRule="auto"/>
+        <w:jc w:val="both"/>
+        <w:rPr>
+          <w:rFonts w:ascii="Times New Roman CYR" w:hAnsi="Times New Roman CYR"/>
+          <w:b/>
+          <w:i/>
+          <w:sz w:val="28"/>
+          <w:szCs w:val="28"/>
+          <w:lang w:val="uk-UA"/>
+        </w:rPr>
+      </w:pPr>
+      <w:r>
+        <w:rPr>
+          <w:rFonts w:ascii="Times New Roman CYR" w:hAnsi="Times New Roman CYR"/>
+          <w:b/>
+          <w:i/>
+          <w:sz w:val="28"/>
+          <w:szCs w:val="28"/>
+          <w:lang w:val="uk-UA"/>
+        </w:rPr>
+        <w:t>Мета роботи:</w:t>
+      </w:r>
+      <w:r>
+        <w:rPr>
+          <w:rFonts w:ascii="Times New Roman CYR" w:hAnsi="Times New Roman CYR"/>
+          <w:b/>
+          <w:i/>
+          <w:sz w:val="28"/>
+          <w:szCs w:val="28"/>
+          <w:lang w:val="uk-UA"/>
+        </w:rPr>
+        <w:t xml:space="preserve"> </w:t>
+      </w:r>
+      <w:r>
+        <w:rPr>
+          <w:rFonts w:ascii="Times New Roman CYR" w:hAnsi="Times New Roman CYR"/>
+          <w:bCs/>
+          <w:iCs/>
+          <w:sz w:val="28"/>
+          <w:szCs w:val="28"/>
+          <w:lang w:val="uk-UA"/>
+        </w:rPr>
+        <w:t>Дослідити та реалізувати архітектуру "Трансформер" (</w:t>
+      </w:r>
+      <w:proofErr w:type="spellStart"/>
+      <w:r>
+        <w:rPr>
+          <w:rFonts w:ascii="Times New Roman CYR" w:hAnsi="Times New Roman CYR"/>
+          <w:bCs/>
+          <w:iCs/>
+          <w:sz w:val="28"/>
+          <w:szCs w:val="28"/>
+          <w:lang w:val="uk-UA"/>
+        </w:rPr>
+        <w:t>Transformer</w:t>
+      </w:r>
+      <w:proofErr w:type="spellEnd"/>
+      <w:r>
+        <w:rPr>
+          <w:rFonts w:ascii="Times New Roman CYR" w:hAnsi="Times New Roman CYR"/>
+          <w:bCs/>
+          <w:iCs/>
+          <w:sz w:val="28"/>
+          <w:szCs w:val="28"/>
+          <w:lang w:val="uk-UA"/>
+        </w:rPr>
+        <w:t>) для задачі машинного перекладу (шифрування інформації).</w:t>
+      </w:r>
+    </w:p>
+    <w:p>
+      <w:pPr>
+        <w:spacing w:line="360" w:lineRule="auto"/>
+        <w:rPr>
+          <w:b/>
+          <w:i/>
+          <w:sz w:val="28"/>
+          <w:szCs w:val="28"/>
+          <w:lang w:val="uk-UA"/>
+        </w:rPr>
+      </w:pPr>
+    </w:p>
+    <w:p>
+      <w:pPr>
+        <w:spacing w:line="360" w:lineRule="auto"/>
+        <w:jc w:val="center"/>
+        <w:rPr>
+          <w:b/>
+          <w:i/>
+          <w:sz w:val="28"/>
+          <w:szCs w:val="28"/>
+          <w:lang w:val="uk-UA"/>
+        </w:rPr>
+      </w:pPr>
+      <w:r>
+        <w:rPr>
+          <w:b/>
+          <w:i/>
+          <w:sz w:val="28"/>
+          <w:szCs w:val="28"/>
+          <w:lang w:val="uk-UA"/>
+        </w:rPr>
+        <w:t>Завдання для виконання:</w:t>
       </w:r>
     </w:p>
     <w:p>
@@ -874,101 +1112,20 @@
         <w:pStyle w:val="ListParagraph"/>
         <w:numPr>
           <w:ilvl w:val="0"/>
-          <w:numId w:val="19"/>
-        </w:numPr>
-        <w:spacing w:line="360" w:lineRule="auto"/>
-        <w:rPr>
-          <w:rFonts w:ascii="Times New Roman CYR" w:hAnsi="Times New Roman CYR"/>
-          <w:b/>
-          <w:i/>
-          <w:lang w:val="uk-UA"/>
-        </w:rPr>
-      </w:pPr>
-      <w:r>
-        <w:rPr>
-          <w:rFonts w:ascii="Times New Roman CYR" w:hAnsi="Times New Roman CYR"/>
-          <w:b/>
-          <w:i/>
-          <w:lang w:val="uk-UA"/>
-        </w:rPr>
-        <w:t>Мета роботи:</w:t>
-      </w:r>
-      <w:r>
-        <w:rPr>
-          <w:rFonts w:ascii="Times New Roman CYR" w:hAnsi="Times New Roman CYR"/>
-          <w:b/>
-          <w:i/>
-          <w:lang w:val="uk-UA"/>
-        </w:rPr>
-        <w:t xml:space="preserve"> </w:t>
-      </w:r>
-      <w:r>
-        <w:rPr>
-          <w:rFonts w:ascii="Times New Roman CYR" w:hAnsi="Times New Roman CYR"/>
-          <w:bCs/>
-          <w:iCs/>
-          <w:lang w:val="uk-UA"/>
-        </w:rPr>
-        <w:t>Дослідити та реалізувати архітектуру "Трансформер" (</w:t>
-      </w:r>
-      <w:proofErr w:type="spellStart"/>
-      <w:r>
-        <w:rPr>
-          <w:rFonts w:ascii="Times New Roman CYR" w:hAnsi="Times New Roman CYR"/>
-          <w:bCs/>
-          <w:iCs/>
-          <w:lang w:val="uk-UA"/>
-        </w:rPr>
-        <w:t>Transformer</w:t>
-      </w:r>
-      <w:proofErr w:type="spellEnd"/>
-      <w:r>
-        <w:rPr>
-          <w:rFonts w:ascii="Times New Roman CYR" w:hAnsi="Times New Roman CYR"/>
-          <w:bCs/>
-          <w:iCs/>
-          <w:lang w:val="uk-UA"/>
-        </w:rPr>
-        <w:t>) для задачі машинного перекладу (шифрування інформації).</w:t>
-      </w:r>
-    </w:p>
-    <w:p>
-      <w:pPr>
-        <w:numPr>
-          <w:ilvl w:val="0"/>
-          <w:numId w:val="19"/>
-        </w:numPr>
-        <w:spacing w:line="360" w:lineRule="auto"/>
-        <w:rPr>
-          <w:b/>
-          <w:i/>
-          <w:lang w:val="uk-UA"/>
-        </w:rPr>
-      </w:pPr>
-      <w:r>
-        <w:rPr>
-          <w:b/>
-          <w:i/>
-          <w:lang w:val="uk-UA"/>
-        </w:rPr>
-        <w:t>Завдання для виконання:</w:t>
-      </w:r>
-    </w:p>
-    <w:p>
-      <w:pPr>
-        <w:pStyle w:val="ListParagraph"/>
-        <w:numPr>
-          <w:ilvl w:val="1"/>
           <w:numId w:val="21"/>
         </w:numPr>
         <w:spacing w:line="360" w:lineRule="auto"/>
         <w:jc w:val="both"/>
         <w:rPr>
+          <w:sz w:val="28"/>
+          <w:szCs w:val="28"/>
           <w:lang w:val="uk-UA" w:eastAsia="en-GB"/>
         </w:rPr>
       </w:pPr>
       <w:r>
         <w:rPr>
+          <w:sz w:val="28"/>
+          <w:szCs w:val="28"/>
           <w:lang w:val="uk-UA"/>
         </w:rPr>
         <w:t xml:space="preserve">Реалізувати з нуля ключові компоненти Трансформера: </w:t>
@@ -978,6 +1135,8 @@
         <w:rPr>
           <w:rStyle w:val="HTMLCode"/>
           <w:rFonts w:eastAsiaTheme="majorEastAsia"/>
+          <w:sz w:val="28"/>
+          <w:szCs w:val="28"/>
           <w:lang w:val="uk-UA"/>
         </w:rPr>
         <w:t>TransformerEncoder</w:t>
@@ -985,6 +1144,8 @@
       <w:proofErr w:type="spellEnd"/>
       <w:r>
         <w:rPr>
+          <w:sz w:val="28"/>
+          <w:szCs w:val="28"/>
           <w:lang w:val="uk-UA"/>
         </w:rPr>
         <w:t xml:space="preserve">, </w:t>
@@ -994,6 +1155,8 @@
         <w:rPr>
           <w:rStyle w:val="HTMLCode"/>
           <w:rFonts w:eastAsiaTheme="majorEastAsia"/>
+          <w:sz w:val="28"/>
+          <w:szCs w:val="28"/>
           <w:lang w:val="uk-UA"/>
         </w:rPr>
         <w:t>TransformerDecoder</w:t>
@@ -1001,6 +1164,8 @@
       <w:proofErr w:type="spellEnd"/>
       <w:r>
         <w:rPr>
+          <w:sz w:val="28"/>
+          <w:szCs w:val="28"/>
           <w:lang w:val="uk-UA"/>
         </w:rPr>
         <w:t xml:space="preserve"> та </w:t>
@@ -1010,6 +1175,8 @@
         <w:rPr>
           <w:rStyle w:val="HTMLCode"/>
           <w:rFonts w:eastAsiaTheme="majorEastAsia"/>
+          <w:sz w:val="28"/>
+          <w:szCs w:val="28"/>
           <w:lang w:val="uk-UA"/>
         </w:rPr>
         <w:t>PositionalEmbedding</w:t>
@@ -1017,6 +1184,8 @@
       <w:proofErr w:type="spellEnd"/>
       <w:r>
         <w:rPr>
+          <w:sz w:val="28"/>
+          <w:szCs w:val="28"/>
           <w:lang w:val="uk-UA"/>
         </w:rPr>
         <w:t>.</w:t>
@@ -1026,17 +1195,21 @@
       <w:pPr>
         <w:pStyle w:val="ListParagraph"/>
         <w:numPr>
-          <w:ilvl w:val="1"/>
+          <w:ilvl w:val="0"/>
           <w:numId w:val="21"/>
         </w:numPr>
         <w:spacing w:line="360" w:lineRule="auto"/>
         <w:jc w:val="both"/>
         <w:rPr>
-          <w:lang w:val="uk-UA"/>
-        </w:rPr>
-      </w:pPr>
-      <w:r>
-        <w:rPr>
+          <w:sz w:val="28"/>
+          <w:szCs w:val="28"/>
+          <w:lang w:val="uk-UA"/>
+        </w:rPr>
+      </w:pPr>
+      <w:r>
+        <w:rPr>
+          <w:sz w:val="28"/>
+          <w:szCs w:val="28"/>
           <w:lang w:val="uk-UA"/>
         </w:rPr>
         <w:t xml:space="preserve">Використати </w:t>
@@ -1046,6 +1219,8 @@
         <w:rPr>
           <w:rStyle w:val="HTMLCode"/>
           <w:rFonts w:eastAsiaTheme="majorEastAsia"/>
+          <w:sz w:val="28"/>
+          <w:szCs w:val="28"/>
           <w:lang w:val="uk-UA"/>
         </w:rPr>
         <w:t>MultiHeadAttention</w:t>
@@ -1053,6 +1228,8 @@
       <w:proofErr w:type="spellEnd"/>
       <w:r>
         <w:rPr>
+          <w:sz w:val="28"/>
+          <w:szCs w:val="28"/>
           <w:lang w:val="uk-UA"/>
         </w:rPr>
         <w:t xml:space="preserve"> як основу для механізму уваги.</w:t>
@@ -1062,17 +1239,21 @@
       <w:pPr>
         <w:pStyle w:val="ListParagraph"/>
         <w:numPr>
-          <w:ilvl w:val="1"/>
+          <w:ilvl w:val="0"/>
           <w:numId w:val="21"/>
         </w:numPr>
         <w:spacing w:line="360" w:lineRule="auto"/>
         <w:jc w:val="both"/>
         <w:rPr>
-          <w:lang w:val="uk-UA"/>
-        </w:rPr>
-      </w:pPr>
-      <w:r>
-        <w:rPr>
+          <w:sz w:val="28"/>
+          <w:szCs w:val="28"/>
+          <w:lang w:val="uk-UA"/>
+        </w:rPr>
+      </w:pPr>
+      <w:r>
+        <w:rPr>
+          <w:sz w:val="28"/>
+          <w:szCs w:val="28"/>
           <w:lang w:val="uk-UA"/>
         </w:rPr>
         <w:t xml:space="preserve">Підготувати та </w:t>
@@ -1080,6 +1261,8 @@
       <w:proofErr w:type="spellStart"/>
       <w:r>
         <w:rPr>
+          <w:sz w:val="28"/>
+          <w:szCs w:val="28"/>
           <w:lang w:val="uk-UA"/>
         </w:rPr>
         <w:t>векторизувати</w:t>
@@ -1087,6 +1270,8 @@
       <w:proofErr w:type="spellEnd"/>
       <w:r>
         <w:rPr>
+          <w:sz w:val="28"/>
+          <w:szCs w:val="28"/>
           <w:lang w:val="uk-UA"/>
         </w:rPr>
         <w:t xml:space="preserve"> текстові дані (</w:t>
@@ -1094,6 +1279,8 @@
       <w:proofErr w:type="spellStart"/>
       <w:r>
         <w:rPr>
+          <w:sz w:val="28"/>
+          <w:szCs w:val="28"/>
           <w:lang w:val="uk-UA"/>
         </w:rPr>
         <w:t>іспансько</w:t>
@@ -1101,6 +1288,8 @@
       <w:proofErr w:type="spellEnd"/>
       <w:r>
         <w:rPr>
+          <w:sz w:val="28"/>
+          <w:szCs w:val="28"/>
           <w:lang w:val="uk-UA"/>
         </w:rPr>
         <w:t>-англійський паралельний корпус).</w:t>
@@ -1110,17 +1299,21 @@
       <w:pPr>
         <w:pStyle w:val="ListParagraph"/>
         <w:numPr>
-          <w:ilvl w:val="1"/>
+          <w:ilvl w:val="0"/>
           <w:numId w:val="21"/>
         </w:numPr>
         <w:spacing w:line="360" w:lineRule="auto"/>
         <w:jc w:val="both"/>
         <w:rPr>
-          <w:lang w:val="uk-UA"/>
-        </w:rPr>
-      </w:pPr>
-      <w:r>
-        <w:rPr>
+          <w:sz w:val="28"/>
+          <w:szCs w:val="28"/>
+          <w:lang w:val="uk-UA"/>
+        </w:rPr>
+      </w:pPr>
+      <w:r>
+        <w:rPr>
+          <w:sz w:val="28"/>
+          <w:szCs w:val="28"/>
           <w:lang w:val="uk-UA"/>
         </w:rPr>
         <w:t>Обрати на підставі номеру варіанту кількість ітерацій (</w:t>
@@ -1130,6 +1323,8 @@
         <w:rPr>
           <w:rStyle w:val="HTMLCode"/>
           <w:rFonts w:eastAsiaTheme="majorEastAsia"/>
+          <w:sz w:val="28"/>
+          <w:szCs w:val="28"/>
           <w:lang w:val="uk-UA"/>
         </w:rPr>
         <w:t>epochs</w:t>
@@ -1137,6 +1332,8 @@
       <w:proofErr w:type="spellEnd"/>
       <w:r>
         <w:rPr>
+          <w:sz w:val="28"/>
+          <w:szCs w:val="28"/>
           <w:lang w:val="uk-UA"/>
         </w:rPr>
         <w:t>) для навчання.</w:t>
@@ -1146,47 +1343,1319 @@
       <w:pPr>
         <w:pStyle w:val="ListParagraph"/>
         <w:numPr>
-          <w:ilvl w:val="1"/>
+          <w:ilvl w:val="0"/>
           <w:numId w:val="21"/>
         </w:numPr>
         <w:spacing w:line="360" w:lineRule="auto"/>
         <w:jc w:val="both"/>
         <w:rPr>
-          <w:lang w:val="uk-UA"/>
-        </w:rPr>
-      </w:pPr>
-      <w:r>
-        <w:rPr>
+          <w:sz w:val="28"/>
+          <w:szCs w:val="28"/>
+          <w:lang w:val="uk-UA"/>
+        </w:rPr>
+      </w:pPr>
+      <w:r>
+        <w:rPr>
+          <w:sz w:val="28"/>
+          <w:szCs w:val="28"/>
           <w:lang w:val="uk-UA"/>
         </w:rPr>
         <w:t>Навчити модель та оцінити її продуктивність, яка є фундаментальною для сучасних LLM.</w:t>
+      </w:r>
+    </w:p>
+    <w:p>
+      <w:pPr>
+        <w:spacing w:line="360" w:lineRule="auto"/>
+        <w:rPr>
+          <w:b/>
+          <w:i/>
+          <w:sz w:val="28"/>
+          <w:szCs w:val="28"/>
+          <w:lang w:val="uk-UA"/>
+        </w:rPr>
+      </w:pPr>
+    </w:p>
+    <w:p>
+      <w:pPr>
+        <w:pStyle w:val="NormalWeb"/>
+        <w:spacing w:before="0" w:beforeAutospacing="0" w:after="0" w:afterAutospacing="0" w:line="360" w:lineRule="auto"/>
+        <w:jc w:val="center"/>
+        <w:rPr>
+          <w:i/>
+          <w:iCs/>
+          <w:sz w:val="28"/>
+          <w:szCs w:val="28"/>
+          <w:lang w:val="uk-UA"/>
+        </w:rPr>
+      </w:pPr>
+      <w:proofErr w:type="spellStart"/>
+      <w:r>
+        <w:rPr>
+          <w:b/>
+          <w:bCs/>
+          <w:i/>
+          <w:iCs/>
+          <w:sz w:val="28"/>
+          <w:szCs w:val="28"/>
+          <w:lang w:val="uk-UA"/>
+        </w:rPr>
+        <w:t>Теоритичні</w:t>
+      </w:r>
+      <w:proofErr w:type="spellEnd"/>
+      <w:r>
+        <w:rPr>
+          <w:b/>
+          <w:bCs/>
+          <w:i/>
+          <w:iCs/>
+          <w:sz w:val="28"/>
+          <w:szCs w:val="28"/>
+          <w:lang w:val="uk-UA"/>
+        </w:rPr>
+        <w:t xml:space="preserve"> відомості:</w:t>
+      </w:r>
+    </w:p>
+    <w:p>
+      <w:pPr>
+        <w:spacing w:line="360" w:lineRule="auto"/>
+        <w:ind w:firstLine="720"/>
+        <w:jc w:val="both"/>
+        <w:rPr>
+          <w:b/>
+          <w:bCs/>
+          <w:iCs/>
+          <w:sz w:val="28"/>
+          <w:szCs w:val="28"/>
+          <w:lang w:val="en-UA"/>
+        </w:rPr>
+      </w:pPr>
+      <w:r>
+        <w:rPr>
+          <w:b/>
+          <w:bCs/>
+          <w:iCs/>
+          <w:sz w:val="28"/>
+          <w:szCs w:val="28"/>
+          <w:lang w:val="en-UA"/>
+        </w:rPr>
+        <w:t>1. Еволюція від RNN до Трансформерів</w:t>
+      </w:r>
+    </w:p>
+    <w:p>
+      <w:pPr>
+        <w:spacing w:line="360" w:lineRule="auto"/>
+        <w:ind w:firstLine="720"/>
+        <w:jc w:val="both"/>
+        <w:rPr>
+          <w:bCs/>
+          <w:iCs/>
+          <w:sz w:val="28"/>
+          <w:szCs w:val="28"/>
+          <w:lang w:val="en-UA"/>
+        </w:rPr>
+      </w:pPr>
+      <w:r>
+        <w:rPr>
+          <w:bCs/>
+          <w:iCs/>
+          <w:sz w:val="28"/>
+          <w:szCs w:val="28"/>
+          <w:lang w:val="en-UA"/>
+        </w:rPr>
+        <w:t xml:space="preserve">До 2017 року домінуючою архітектурою для задач обробки природної мови (NLP) та машинного перекладу були рекурентні нейронні мережі (RNN, LSTM, GRU). Хоча додавання механізму уваги (Attention) значно покращило їхню роботу, вони мали фундаментальний недолік: послідовну обробку даних. Щоб обробити слово на позиції </w:t>
+      </w:r>
+      <w:r>
+        <w:rPr>
+          <w:b/>
+          <w:bCs/>
+          <w:iCs/>
+          <w:sz w:val="28"/>
+          <w:szCs w:val="28"/>
+          <w:lang w:val="en-UA"/>
+        </w:rPr>
+        <w:t>t</w:t>
+      </w:r>
+      <w:r>
+        <w:rPr>
+          <w:bCs/>
+          <w:iCs/>
+          <w:sz w:val="28"/>
+          <w:szCs w:val="28"/>
+          <w:lang w:val="en-UA"/>
+        </w:rPr>
+        <w:t xml:space="preserve">, мережа повинна була завершити обробку слова на позиції </w:t>
+      </w:r>
+      <w:r>
+        <w:rPr>
+          <w:b/>
+          <w:bCs/>
+          <w:iCs/>
+          <w:sz w:val="28"/>
+          <w:szCs w:val="28"/>
+          <w:lang w:val="en-UA"/>
+        </w:rPr>
+        <w:t>t-1</w:t>
+      </w:r>
+      <w:r>
+        <w:rPr>
+          <w:bCs/>
+          <w:iCs/>
+          <w:sz w:val="28"/>
+          <w:szCs w:val="28"/>
+          <w:lang w:val="en-UA"/>
+        </w:rPr>
+        <w:t>. Це унеможливлювало розпаралелювання обчислень, роблячи навчання на великих масивах даних повільним.</w:t>
+      </w:r>
+    </w:p>
+    <w:p>
+      <w:pPr>
+        <w:spacing w:line="360" w:lineRule="auto"/>
+        <w:ind w:firstLine="720"/>
+        <w:jc w:val="both"/>
+        <w:rPr>
+          <w:bCs/>
+          <w:iCs/>
+          <w:sz w:val="28"/>
+          <w:szCs w:val="28"/>
+          <w:lang w:val="en-UA"/>
+        </w:rPr>
+      </w:pPr>
+      <w:r>
+        <w:rPr>
+          <w:bCs/>
+          <w:iCs/>
+          <w:sz w:val="28"/>
+          <w:szCs w:val="28"/>
+          <w:lang w:val="en-UA"/>
+        </w:rPr>
+        <w:t xml:space="preserve">У 2017 році дослідники Google представили архітектуру </w:t>
+      </w:r>
+      <w:r>
+        <w:rPr>
+          <w:b/>
+          <w:bCs/>
+          <w:iCs/>
+          <w:sz w:val="28"/>
+          <w:szCs w:val="28"/>
+          <w:lang w:val="en-UA"/>
+        </w:rPr>
+        <w:t>Transformer</w:t>
+      </w:r>
+      <w:r>
+        <w:rPr>
+          <w:bCs/>
+          <w:iCs/>
+          <w:sz w:val="28"/>
+          <w:szCs w:val="28"/>
+          <w:lang w:val="en-UA"/>
+        </w:rPr>
+        <w:t xml:space="preserve"> у статті "Attention Is All You Need". Ця модель повністю відмовилася від рекурентності, покладаючись виключно на механізми уваги. Це дозволило </w:t>
+      </w:r>
+      <w:r>
+        <w:rPr>
+          <w:bCs/>
+          <w:iCs/>
+          <w:sz w:val="28"/>
+          <w:szCs w:val="28"/>
+          <w:lang w:val="en-UA"/>
+        </w:rPr>
+        <w:lastRenderedPageBreak/>
+        <w:t>обробляти всі слова в реченні одночасно (паралельно), що стало революцією в ефективності навчання.</w:t>
+      </w:r>
+    </w:p>
+    <w:p>
+      <w:pPr>
+        <w:spacing w:line="360" w:lineRule="auto"/>
+        <w:jc w:val="both"/>
+        <w:rPr>
+          <w:b/>
+          <w:bCs/>
+          <w:iCs/>
+          <w:sz w:val="28"/>
+          <w:szCs w:val="28"/>
+          <w:lang w:val="uk-UA"/>
+        </w:rPr>
+      </w:pPr>
+    </w:p>
+    <w:p>
+      <w:pPr>
+        <w:spacing w:line="360" w:lineRule="auto"/>
+        <w:ind w:firstLine="720"/>
+        <w:jc w:val="both"/>
+        <w:rPr>
+          <w:b/>
+          <w:bCs/>
+          <w:iCs/>
+          <w:sz w:val="28"/>
+          <w:szCs w:val="28"/>
+          <w:lang w:val="en-UA"/>
+        </w:rPr>
+      </w:pPr>
+      <w:r>
+        <w:rPr>
+          <w:b/>
+          <w:bCs/>
+          <w:iCs/>
+          <w:sz w:val="28"/>
+          <w:szCs w:val="28"/>
+          <w:lang w:val="en-UA"/>
+        </w:rPr>
+        <w:t>2. Архітектура Трансформера</w:t>
+      </w:r>
+    </w:p>
+    <w:p>
+      <w:pPr>
+        <w:spacing w:line="360" w:lineRule="auto"/>
+        <w:ind w:firstLine="720"/>
+        <w:jc w:val="both"/>
+        <w:rPr>
+          <w:bCs/>
+          <w:iCs/>
+          <w:sz w:val="28"/>
+          <w:szCs w:val="28"/>
+          <w:lang w:val="en-UA"/>
+        </w:rPr>
+      </w:pPr>
+      <w:r>
+        <w:rPr>
+          <w:bCs/>
+          <w:iCs/>
+          <w:sz w:val="28"/>
+          <w:szCs w:val="28"/>
+          <w:lang w:val="en-UA"/>
+        </w:rPr>
+        <w:t>Трансформер базується на класичній структурі Encoder-Decoder, але його внутрішні блоки кардинально відрізняються від RNN.</w:t>
+      </w:r>
+    </w:p>
+    <w:p>
+      <w:pPr>
+        <w:spacing w:line="360" w:lineRule="auto"/>
+        <w:ind w:firstLine="360"/>
+        <w:jc w:val="both"/>
+        <w:rPr>
+          <w:bCs/>
+          <w:iCs/>
+          <w:sz w:val="28"/>
+          <w:szCs w:val="28"/>
+          <w:lang w:val="en-UA"/>
+        </w:rPr>
+      </w:pPr>
+      <w:r>
+        <w:rPr>
+          <w:b/>
+          <w:bCs/>
+          <w:iCs/>
+          <w:sz w:val="28"/>
+          <w:szCs w:val="28"/>
+          <w:lang w:val="en-UA"/>
+        </w:rPr>
+        <w:t>Кодер (Encoder):</w:t>
+      </w:r>
+      <w:r>
+        <w:rPr>
+          <w:bCs/>
+          <w:iCs/>
+          <w:sz w:val="28"/>
+          <w:szCs w:val="28"/>
+          <w:lang w:val="en-UA"/>
+        </w:rPr>
+        <w:t xml:space="preserve"> Складається зі стеку ідентичних шарів (блоків). Кожен блок має два підшари:</w:t>
       </w:r>
     </w:p>
     <w:p>
       <w:pPr>
         <w:numPr>
           <w:ilvl w:val="0"/>
-          <w:numId w:val="19"/>
+          <w:numId w:val="22"/>
         </w:numPr>
         <w:spacing w:line="360" w:lineRule="auto"/>
+        <w:jc w:val="both"/>
+        <w:rPr>
+          <w:bCs/>
+          <w:iCs/>
+          <w:sz w:val="28"/>
+          <w:szCs w:val="28"/>
+          <w:lang w:val="en-UA"/>
+        </w:rPr>
+      </w:pPr>
+      <w:r>
         <w:rPr>
           <w:b/>
-          <w:i/>
-          <w:lang w:val="uk-UA"/>
+          <w:bCs/>
+          <w:iCs/>
+          <w:sz w:val="28"/>
+          <w:szCs w:val="28"/>
+          <w:lang w:val="en-UA"/>
+        </w:rPr>
+        <w:t>Multi-Head Self-Attention:</w:t>
+      </w:r>
+      <w:r>
+        <w:rPr>
+          <w:bCs/>
+          <w:iCs/>
+          <w:sz w:val="28"/>
+          <w:szCs w:val="28"/>
+          <w:lang w:val="en-UA"/>
+        </w:rPr>
+        <w:t xml:space="preserve"> Дозволяє кожному слову у вхідному реченні "дивитися" на всі інші слова, щоб зрозуміти контекст.</w:t>
+      </w:r>
+    </w:p>
+    <w:p>
+      <w:pPr>
+        <w:numPr>
+          <w:ilvl w:val="0"/>
+          <w:numId w:val="22"/>
+        </w:numPr>
+        <w:spacing w:line="360" w:lineRule="auto"/>
+        <w:jc w:val="both"/>
+        <w:rPr>
+          <w:bCs/>
+          <w:iCs/>
+          <w:sz w:val="28"/>
+          <w:szCs w:val="28"/>
+          <w:lang w:val="en-UA"/>
         </w:rPr>
       </w:pPr>
       <w:r>
         <w:rPr>
           <w:b/>
-          <w:i/>
-          <w:lang w:val="uk-UA"/>
-        </w:rPr>
+          <w:bCs/>
+          <w:iCs/>
+          <w:sz w:val="28"/>
+          <w:szCs w:val="28"/>
+          <w:lang w:val="en-UA"/>
+        </w:rPr>
+        <w:t>Position-wise Feed-Forward Network:</w:t>
+      </w:r>
+      <w:r>
+        <w:rPr>
+          <w:bCs/>
+          <w:iCs/>
+          <w:sz w:val="28"/>
+          <w:szCs w:val="28"/>
+          <w:lang w:val="en-UA"/>
+        </w:rPr>
+        <w:t xml:space="preserve"> Повнозв'язна мережа, що застосовується до кожного слова окремо.</w:t>
+      </w:r>
+    </w:p>
+    <w:p>
+      <w:pPr>
+        <w:spacing w:line="360" w:lineRule="auto"/>
+        <w:ind w:firstLine="360"/>
+        <w:jc w:val="both"/>
+        <w:rPr>
+          <w:bCs/>
+          <w:iCs/>
+          <w:sz w:val="28"/>
+          <w:szCs w:val="28"/>
+          <w:lang w:val="en-UA"/>
+        </w:rPr>
+      </w:pPr>
+      <w:r>
+        <w:rPr>
+          <w:b/>
+          <w:bCs/>
+          <w:iCs/>
+          <w:sz w:val="28"/>
+          <w:szCs w:val="28"/>
+          <w:lang w:val="en-UA"/>
+        </w:rPr>
+        <w:t>Декодер (Decoder):</w:t>
+      </w:r>
+      <w:r>
+        <w:rPr>
+          <w:bCs/>
+          <w:iCs/>
+          <w:sz w:val="28"/>
+          <w:szCs w:val="28"/>
+          <w:lang w:val="en-UA"/>
+        </w:rPr>
+        <w:t xml:space="preserve"> Також складається зі стеку блоків. Окрім двох підшарів, аналогічних кодеру, він має третій підшар:</w:t>
+      </w:r>
+    </w:p>
+    <w:p>
+      <w:pPr>
+        <w:numPr>
+          <w:ilvl w:val="0"/>
+          <w:numId w:val="23"/>
+        </w:numPr>
+        <w:spacing w:line="360" w:lineRule="auto"/>
+        <w:jc w:val="both"/>
+        <w:rPr>
+          <w:bCs/>
+          <w:iCs/>
+          <w:sz w:val="28"/>
+          <w:szCs w:val="28"/>
+          <w:lang w:val="en-UA"/>
+        </w:rPr>
+      </w:pPr>
+      <w:r>
+        <w:rPr>
+          <w:b/>
+          <w:bCs/>
+          <w:iCs/>
+          <w:sz w:val="28"/>
+          <w:szCs w:val="28"/>
+          <w:lang w:val="en-UA"/>
+        </w:rPr>
+        <w:t>Masked Multi-Head Attention:</w:t>
+      </w:r>
+      <w:r>
+        <w:rPr>
+          <w:bCs/>
+          <w:iCs/>
+          <w:sz w:val="28"/>
+          <w:szCs w:val="28"/>
+          <w:lang w:val="en-UA"/>
+        </w:rPr>
+        <w:t xml:space="preserve"> Забезпечує, щоб при генерації поточного слова декодер міг бачити лише попередні слова, а не майбутні.</w:t>
+      </w:r>
+    </w:p>
+    <w:p>
+      <w:pPr>
+        <w:numPr>
+          <w:ilvl w:val="0"/>
+          <w:numId w:val="23"/>
+        </w:numPr>
+        <w:spacing w:line="360" w:lineRule="auto"/>
+        <w:jc w:val="both"/>
+        <w:rPr>
+          <w:bCs/>
+          <w:iCs/>
+          <w:sz w:val="28"/>
+          <w:szCs w:val="28"/>
+          <w:lang w:val="en-UA"/>
+        </w:rPr>
+      </w:pPr>
+      <w:r>
+        <w:rPr>
+          <w:b/>
+          <w:bCs/>
+          <w:iCs/>
+          <w:sz w:val="28"/>
+          <w:szCs w:val="28"/>
+          <w:lang w:val="en-UA"/>
+        </w:rPr>
+        <w:t>Multi-Head Attention (over Encoder output):</w:t>
+      </w:r>
+      <w:r>
+        <w:rPr>
+          <w:bCs/>
+          <w:iCs/>
+          <w:sz w:val="28"/>
+          <w:szCs w:val="28"/>
+          <w:lang w:val="en-UA"/>
+        </w:rPr>
+        <w:t xml:space="preserve"> Дозволяє декодеру фокусуватися на релевантних частинах вхідного речення (виходів кодера).</w:t>
+      </w:r>
+    </w:p>
+    <w:p>
+      <w:pPr>
+        <w:spacing w:line="360" w:lineRule="auto"/>
+        <w:ind w:firstLine="360"/>
+        <w:jc w:val="both"/>
+        <w:rPr>
+          <w:bCs/>
+          <w:iCs/>
+          <w:sz w:val="28"/>
+          <w:szCs w:val="28"/>
+          <w:lang w:val="en-UA"/>
+        </w:rPr>
+      </w:pPr>
+      <w:r>
+        <w:rPr>
+          <w:bCs/>
+          <w:iCs/>
+          <w:sz w:val="28"/>
+          <w:szCs w:val="28"/>
+          <w:lang w:val="en-UA"/>
+        </w:rPr>
+        <w:t>Навколо кожного підшару використовуються залишкові зв'язки (Residual Connections) та нормалізація шару (Layer Normalization), що стабілізує навчання глибоких мереж.</w:t>
+      </w:r>
+      <w:r>
+        <w:rPr>
+          <w:b/>
+          <w:bCs/>
+          <w:iCs/>
+          <w:sz w:val="28"/>
+          <w:szCs w:val="28"/>
+          <w:lang w:val="uk-UA"/>
+        </w:rPr>
+        <w:br w:type="page"/>
+      </w:r>
+    </w:p>
+    <w:p>
+      <w:pPr>
+        <w:spacing w:line="360" w:lineRule="auto"/>
+        <w:ind w:firstLine="360"/>
+        <w:jc w:val="both"/>
+        <w:rPr>
+          <w:b/>
+          <w:bCs/>
+          <w:iCs/>
+          <w:sz w:val="28"/>
+          <w:szCs w:val="28"/>
+          <w:lang w:val="en-UA"/>
+        </w:rPr>
+      </w:pPr>
+      <w:r>
+        <w:rPr>
+          <w:b/>
+          <w:bCs/>
+          <w:iCs/>
+          <w:sz w:val="28"/>
+          <w:szCs w:val="28"/>
+          <w:lang w:val="en-UA"/>
+        </w:rPr>
+        <w:lastRenderedPageBreak/>
+        <w:t>3. Механізм Self-Attention (Увага до себе)</w:t>
+      </w:r>
+    </w:p>
+    <w:p>
+      <w:pPr>
+        <w:spacing w:line="360" w:lineRule="auto"/>
+        <w:ind w:firstLine="360"/>
+        <w:jc w:val="both"/>
+        <w:rPr>
+          <w:bCs/>
+          <w:iCs/>
+          <w:sz w:val="28"/>
+          <w:szCs w:val="28"/>
+          <w:lang w:val="en-UA"/>
+        </w:rPr>
+      </w:pPr>
+      <w:r>
+        <w:rPr>
+          <w:bCs/>
+          <w:iCs/>
+          <w:sz w:val="28"/>
+          <w:szCs w:val="28"/>
+          <w:lang w:val="en-UA"/>
+        </w:rPr>
+        <w:t xml:space="preserve">Ключовим нововведенням є механізм Self-Attention. Для кожного слова у реченні створюються три вектори: </w:t>
+      </w:r>
+      <w:r>
+        <w:rPr>
+          <w:b/>
+          <w:bCs/>
+          <w:iCs/>
+          <w:sz w:val="28"/>
+          <w:szCs w:val="28"/>
+          <w:lang w:val="en-UA"/>
+        </w:rPr>
+        <w:t>Query (Запит)</w:t>
+      </w:r>
+      <w:r>
+        <w:rPr>
+          <w:bCs/>
+          <w:iCs/>
+          <w:sz w:val="28"/>
+          <w:szCs w:val="28"/>
+          <w:lang w:val="en-UA"/>
+        </w:rPr>
+        <w:t xml:space="preserve">, </w:t>
+      </w:r>
+      <w:r>
+        <w:rPr>
+          <w:b/>
+          <w:bCs/>
+          <w:iCs/>
+          <w:sz w:val="28"/>
+          <w:szCs w:val="28"/>
+          <w:lang w:val="en-UA"/>
+        </w:rPr>
+        <w:t>Key (Ключ)</w:t>
+      </w:r>
+      <w:r>
+        <w:rPr>
+          <w:bCs/>
+          <w:iCs/>
+          <w:sz w:val="28"/>
+          <w:szCs w:val="28"/>
+          <w:lang w:val="en-UA"/>
+        </w:rPr>
+        <w:t xml:space="preserve"> та </w:t>
+      </w:r>
+      <w:r>
+        <w:rPr>
+          <w:b/>
+          <w:bCs/>
+          <w:iCs/>
+          <w:sz w:val="28"/>
+          <w:szCs w:val="28"/>
+          <w:lang w:val="en-UA"/>
+        </w:rPr>
+        <w:t>Value (Значення)</w:t>
+      </w:r>
+      <w:r>
+        <w:rPr>
+          <w:bCs/>
+          <w:iCs/>
+          <w:sz w:val="28"/>
+          <w:szCs w:val="28"/>
+          <w:lang w:val="en-UA"/>
+        </w:rPr>
+        <w:t>.</w:t>
+      </w:r>
+    </w:p>
+    <w:p>
+      <w:pPr>
+        <w:spacing w:line="360" w:lineRule="auto"/>
+        <w:ind w:firstLine="360"/>
+        <w:jc w:val="both"/>
+        <w:rPr>
+          <w:bCs/>
+          <w:iCs/>
+          <w:sz w:val="28"/>
+          <w:szCs w:val="28"/>
+          <w:lang w:val="en-UA"/>
+        </w:rPr>
+      </w:pPr>
+      <w:r>
+        <w:rPr>
+          <w:bCs/>
+          <w:iCs/>
+          <w:sz w:val="28"/>
+          <w:szCs w:val="28"/>
+          <w:lang w:val="en-UA"/>
+        </w:rPr>
+        <w:t xml:space="preserve">Увага обчислюється за формулою Scaled Dot-Product Attention: </w:t>
+      </w:r>
+      <w:r>
+        <w:rPr>
+          <w:b/>
+          <w:bCs/>
+          <w:iCs/>
+          <w:sz w:val="28"/>
+          <w:szCs w:val="28"/>
+          <w:lang w:val="en-UA"/>
+        </w:rPr>
+        <w:t>Attention(Q, K, V) = softmax( (Q * Kᵀ) / sqrt(d_k) ) * V</w:t>
+      </w:r>
+    </w:p>
+    <w:p>
+      <w:pPr>
+        <w:spacing w:line="360" w:lineRule="auto"/>
+        <w:jc w:val="both"/>
+        <w:rPr>
+          <w:bCs/>
+          <w:iCs/>
+          <w:sz w:val="28"/>
+          <w:szCs w:val="28"/>
+          <w:lang w:val="en-UA"/>
+        </w:rPr>
+      </w:pPr>
+      <w:r>
+        <w:rPr>
+          <w:bCs/>
+          <w:iCs/>
+          <w:sz w:val="28"/>
+          <w:szCs w:val="28"/>
+          <w:lang w:val="en-UA"/>
+        </w:rPr>
+        <w:t>Де:</w:t>
+      </w:r>
+    </w:p>
+    <w:p>
+      <w:pPr>
+        <w:numPr>
+          <w:ilvl w:val="0"/>
+          <w:numId w:val="24"/>
+        </w:numPr>
+        <w:spacing w:line="360" w:lineRule="auto"/>
+        <w:jc w:val="both"/>
+        <w:rPr>
+          <w:bCs/>
+          <w:iCs/>
+          <w:sz w:val="28"/>
+          <w:szCs w:val="28"/>
+          <w:lang w:val="en-UA"/>
+        </w:rPr>
+      </w:pPr>
+      <w:r>
+        <w:rPr>
+          <w:b/>
+          <w:bCs/>
+          <w:iCs/>
+          <w:sz w:val="28"/>
+          <w:szCs w:val="28"/>
+          <w:lang w:val="en-UA"/>
+        </w:rPr>
+        <w:t>Q * Kᵀ</w:t>
+      </w:r>
+      <w:r>
+        <w:rPr>
+          <w:bCs/>
+          <w:iCs/>
+          <w:sz w:val="28"/>
+          <w:szCs w:val="28"/>
+          <w:lang w:val="en-UA"/>
+        </w:rPr>
+        <w:t>: Скалярний добуток запиту одного слова з ключами всіх інших слів визначає "оцінку важливості".</w:t>
+      </w:r>
+    </w:p>
+    <w:p>
+      <w:pPr>
+        <w:numPr>
+          <w:ilvl w:val="0"/>
+          <w:numId w:val="24"/>
+        </w:numPr>
+        <w:spacing w:line="360" w:lineRule="auto"/>
+        <w:jc w:val="both"/>
+        <w:rPr>
+          <w:bCs/>
+          <w:iCs/>
+          <w:sz w:val="28"/>
+          <w:szCs w:val="28"/>
+          <w:lang w:val="en-UA"/>
+        </w:rPr>
+      </w:pPr>
+      <w:r>
+        <w:rPr>
+          <w:b/>
+          <w:bCs/>
+          <w:iCs/>
+          <w:sz w:val="28"/>
+          <w:szCs w:val="28"/>
+          <w:lang w:val="en-UA"/>
+        </w:rPr>
+        <w:t>sqrt(d_k)</w:t>
+      </w:r>
+      <w:r>
+        <w:rPr>
+          <w:bCs/>
+          <w:iCs/>
+          <w:sz w:val="28"/>
+          <w:szCs w:val="28"/>
+          <w:lang w:val="en-UA"/>
+        </w:rPr>
+        <w:t>: Коефіцієнт масштабування для стабільності градієнтів.</w:t>
+      </w:r>
+    </w:p>
+    <w:p>
+      <w:pPr>
+        <w:numPr>
+          <w:ilvl w:val="0"/>
+          <w:numId w:val="24"/>
+        </w:numPr>
+        <w:spacing w:line="360" w:lineRule="auto"/>
+        <w:jc w:val="both"/>
+        <w:rPr>
+          <w:bCs/>
+          <w:iCs/>
+          <w:sz w:val="28"/>
+          <w:szCs w:val="28"/>
+          <w:lang w:val="en-UA"/>
+        </w:rPr>
+      </w:pPr>
+      <w:r>
+        <w:rPr>
+          <w:b/>
+          <w:bCs/>
+          <w:iCs/>
+          <w:sz w:val="28"/>
+          <w:szCs w:val="28"/>
+          <w:lang w:val="en-UA"/>
+        </w:rPr>
+        <w:t>Softmax</w:t>
+      </w:r>
+      <w:r>
+        <w:rPr>
+          <w:bCs/>
+          <w:iCs/>
+          <w:sz w:val="28"/>
+          <w:szCs w:val="28"/>
+          <w:lang w:val="en-UA"/>
+        </w:rPr>
+        <w:t>: Перетворює оцінки у ймовірності.</w:t>
+      </w:r>
+    </w:p>
+    <w:p>
+      <w:pPr>
+        <w:numPr>
+          <w:ilvl w:val="0"/>
+          <w:numId w:val="24"/>
+        </w:numPr>
+        <w:spacing w:line="360" w:lineRule="auto"/>
+        <w:jc w:val="both"/>
+        <w:rPr>
+          <w:bCs/>
+          <w:iCs/>
+          <w:sz w:val="28"/>
+          <w:szCs w:val="28"/>
+          <w:lang w:val="en-UA"/>
+        </w:rPr>
+      </w:pPr>
+      <w:r>
+        <w:rPr>
+          <w:b/>
+          <w:bCs/>
+          <w:iCs/>
+          <w:sz w:val="28"/>
+          <w:szCs w:val="28"/>
+          <w:lang w:val="en-UA"/>
+        </w:rPr>
+        <w:t>V</w:t>
+      </w:r>
+      <w:r>
+        <w:rPr>
+          <w:bCs/>
+          <w:iCs/>
+          <w:sz w:val="28"/>
+          <w:szCs w:val="28"/>
+          <w:lang w:val="en-UA"/>
+        </w:rPr>
+        <w:t>: Вектори значень зважуються цими ймовірностями.</w:t>
+      </w:r>
+    </w:p>
+    <w:p>
+      <w:pPr>
+        <w:spacing w:line="360" w:lineRule="auto"/>
+        <w:ind w:firstLine="360"/>
+        <w:jc w:val="both"/>
+        <w:rPr>
+          <w:bCs/>
+          <w:iCs/>
+          <w:sz w:val="28"/>
+          <w:szCs w:val="28"/>
+          <w:lang w:val="en-UA"/>
+        </w:rPr>
+      </w:pPr>
+      <w:r>
+        <w:rPr>
+          <w:bCs/>
+          <w:iCs/>
+          <w:sz w:val="28"/>
+          <w:szCs w:val="28"/>
+          <w:lang w:val="en-UA"/>
+        </w:rPr>
+        <w:t>Результатом є новий вектор для кожного слова, який увібрав у себе контекстну інформацію від усіх інших слів речення.</w:t>
+      </w:r>
+    </w:p>
+    <w:p>
+      <w:pPr>
+        <w:spacing w:line="360" w:lineRule="auto"/>
+        <w:jc w:val="both"/>
+        <w:rPr>
+          <w:b/>
+          <w:bCs/>
+          <w:iCs/>
+          <w:sz w:val="28"/>
+          <w:szCs w:val="28"/>
+          <w:lang w:val="uk-UA"/>
+        </w:rPr>
+      </w:pPr>
+    </w:p>
+    <w:p>
+      <w:pPr>
+        <w:spacing w:line="360" w:lineRule="auto"/>
+        <w:ind w:firstLine="360"/>
+        <w:jc w:val="both"/>
+        <w:rPr>
+          <w:b/>
+          <w:bCs/>
+          <w:iCs/>
+          <w:sz w:val="28"/>
+          <w:szCs w:val="28"/>
+          <w:lang w:val="en-UA"/>
+        </w:rPr>
+      </w:pPr>
+      <w:r>
+        <w:rPr>
+          <w:b/>
+          <w:bCs/>
+          <w:iCs/>
+          <w:sz w:val="28"/>
+          <w:szCs w:val="28"/>
+          <w:lang w:val="en-UA"/>
+        </w:rPr>
+        <w:t>4. Multi-Head Attention (Багатоголовкова увага)</w:t>
+      </w:r>
+    </w:p>
+    <w:p>
+      <w:pPr>
+        <w:spacing w:line="360" w:lineRule="auto"/>
+        <w:ind w:firstLine="360"/>
+        <w:jc w:val="both"/>
+        <w:rPr>
+          <w:bCs/>
+          <w:iCs/>
+          <w:sz w:val="28"/>
+          <w:szCs w:val="28"/>
+          <w:lang w:val="en-UA"/>
+        </w:rPr>
+      </w:pPr>
+      <w:r>
+        <w:rPr>
+          <w:bCs/>
+          <w:iCs/>
+          <w:sz w:val="28"/>
+          <w:szCs w:val="28"/>
+          <w:lang w:val="en-UA"/>
+        </w:rPr>
+        <w:t>Замість одного механізму уваги, Трансформер використовує кілька паралельних "голів" уваги (Multi-Head). Кожна голова має свої власні матриці ваг для створення Q, K, V. Це дозволяє моделі фокусуватися на різних аспектах мови одночасно. Наприклад, одна голова може відстежувати синтаксичні зв'язки (підмет-присудок), інша — семантичні (анафоричні зв'язки), третя — позиційні. Результати всіх голів конкатенуються і лінійно проектуються.</w:t>
+      </w:r>
+    </w:p>
+    <w:p>
+      <w:pPr>
+        <w:spacing w:line="360" w:lineRule="auto"/>
+        <w:jc w:val="both"/>
+        <w:rPr>
+          <w:b/>
+          <w:bCs/>
+          <w:iCs/>
+          <w:sz w:val="28"/>
+          <w:szCs w:val="28"/>
+          <w:lang w:val="uk-UA"/>
+        </w:rPr>
+      </w:pPr>
+    </w:p>
+    <w:p>
+      <w:pPr>
+        <w:spacing w:line="360" w:lineRule="auto"/>
+        <w:ind w:firstLine="360"/>
+        <w:jc w:val="both"/>
+        <w:rPr>
+          <w:b/>
+          <w:bCs/>
+          <w:iCs/>
+          <w:sz w:val="28"/>
+          <w:szCs w:val="28"/>
+          <w:lang w:val="en-UA"/>
+        </w:rPr>
+      </w:pPr>
+      <w:r>
+        <w:rPr>
+          <w:b/>
+          <w:bCs/>
+          <w:iCs/>
+          <w:sz w:val="28"/>
+          <w:szCs w:val="28"/>
+          <w:lang w:val="en-UA"/>
+        </w:rPr>
+        <w:t>5. Позиційне кодування (Positional Encoding)</w:t>
+      </w:r>
+    </w:p>
+    <w:p>
+      <w:pPr>
+        <w:spacing w:line="360" w:lineRule="auto"/>
+        <w:ind w:firstLine="360"/>
+        <w:jc w:val="both"/>
+        <w:rPr>
+          <w:bCs/>
+          <w:iCs/>
+          <w:sz w:val="28"/>
+          <w:szCs w:val="28"/>
+          <w:lang w:val="en-UA"/>
+        </w:rPr>
+      </w:pPr>
+      <w:r>
+        <w:rPr>
+          <w:bCs/>
+          <w:iCs/>
+          <w:sz w:val="28"/>
+          <w:szCs w:val="28"/>
+          <w:lang w:val="en-UA"/>
+        </w:rPr>
+        <w:t>Оскільки Трансформер не використовує рекурентність, він не має вбудованого розуміння порядку слів (слово "Я" на початку і в кінці речення для нього виглядало б однаково).</w:t>
+      </w:r>
+    </w:p>
+    <w:p>
+      <w:pPr>
+        <w:spacing w:line="360" w:lineRule="auto"/>
+        <w:ind w:firstLine="360"/>
+        <w:jc w:val="both"/>
+        <w:rPr>
+          <w:bCs/>
+          <w:iCs/>
+          <w:sz w:val="28"/>
+          <w:szCs w:val="28"/>
+          <w:lang w:val="en-UA"/>
+        </w:rPr>
+      </w:pPr>
+      <w:r>
+        <w:rPr>
+          <w:bCs/>
+          <w:iCs/>
+          <w:sz w:val="28"/>
+          <w:szCs w:val="28"/>
+          <w:lang w:val="en-UA"/>
+        </w:rPr>
+        <w:t xml:space="preserve">Щоб вирішити це, до вхідних векторів слів (Embeddings) додаються вектори позиційного кодування. У класичній статті використовуються </w:t>
+      </w:r>
+      <w:r>
+        <w:rPr>
+          <w:bCs/>
+          <w:iCs/>
+          <w:sz w:val="28"/>
+          <w:szCs w:val="28"/>
+          <w:lang w:val="en-UA"/>
+        </w:rPr>
+        <w:lastRenderedPageBreak/>
+        <w:t xml:space="preserve">синусоїдальні функції різних частот: </w:t>
+      </w:r>
+      <w:r>
+        <w:rPr>
+          <w:b/>
+          <w:bCs/>
+          <w:iCs/>
+          <w:sz w:val="28"/>
+          <w:szCs w:val="28"/>
+          <w:lang w:val="en-UA"/>
+        </w:rPr>
+        <w:t>PE(pos, 2i) = sin(pos / 10000^(2i/d_model))</w:t>
+      </w:r>
+      <w:r>
+        <w:rPr>
+          <w:bCs/>
+          <w:iCs/>
+          <w:sz w:val="28"/>
+          <w:szCs w:val="28"/>
+          <w:lang w:val="en-UA"/>
+        </w:rPr>
+        <w:t xml:space="preserve"> </w:t>
+      </w:r>
+      <w:r>
+        <w:rPr>
+          <w:b/>
+          <w:bCs/>
+          <w:iCs/>
+          <w:sz w:val="28"/>
+          <w:szCs w:val="28"/>
+          <w:lang w:val="en-UA"/>
+        </w:rPr>
+        <w:t>PE(pos, 2i+1) = cos(pos / 10000^(2i/d_model))</w:t>
+      </w:r>
+    </w:p>
+    <w:p>
+      <w:pPr>
+        <w:spacing w:line="360" w:lineRule="auto"/>
+        <w:ind w:firstLine="360"/>
+        <w:jc w:val="both"/>
+        <w:rPr>
+          <w:bCs/>
+          <w:iCs/>
+          <w:sz w:val="28"/>
+          <w:szCs w:val="28"/>
+          <w:lang w:val="en-UA"/>
+        </w:rPr>
+      </w:pPr>
+      <w:r>
+        <w:rPr>
+          <w:bCs/>
+          <w:iCs/>
+          <w:sz w:val="28"/>
+          <w:szCs w:val="28"/>
+          <w:lang w:val="en-UA"/>
+        </w:rPr>
+        <w:t>Це додає унікальну "сигнатуру" для кожної позиції, дозволяючи моделі розрізняти порядок слів та відстань між ними.</w:t>
+      </w:r>
+    </w:p>
+    <w:p>
+      <w:pPr>
+        <w:spacing w:line="360" w:lineRule="auto"/>
+        <w:jc w:val="both"/>
+        <w:rPr>
+          <w:b/>
+          <w:bCs/>
+          <w:iCs/>
+          <w:sz w:val="28"/>
+          <w:szCs w:val="28"/>
+          <w:lang w:val="uk-UA"/>
+        </w:rPr>
+      </w:pPr>
+    </w:p>
+    <w:p>
+      <w:pPr>
+        <w:spacing w:line="360" w:lineRule="auto"/>
+        <w:ind w:firstLine="360"/>
+        <w:jc w:val="both"/>
+        <w:rPr>
+          <w:b/>
+          <w:bCs/>
+          <w:iCs/>
+          <w:sz w:val="28"/>
+          <w:szCs w:val="28"/>
+          <w:lang w:val="en-UA"/>
+        </w:rPr>
+      </w:pPr>
+      <w:r>
+        <w:rPr>
+          <w:b/>
+          <w:bCs/>
+          <w:iCs/>
+          <w:sz w:val="28"/>
+          <w:szCs w:val="28"/>
+          <w:lang w:val="en-UA"/>
+        </w:rPr>
+        <w:t>6. Переваги Трансформера</w:t>
+      </w:r>
+    </w:p>
+    <w:p>
+      <w:pPr>
+        <w:numPr>
+          <w:ilvl w:val="0"/>
+          <w:numId w:val="25"/>
+        </w:numPr>
+        <w:spacing w:line="360" w:lineRule="auto"/>
+        <w:jc w:val="both"/>
+        <w:rPr>
+          <w:bCs/>
+          <w:iCs/>
+          <w:sz w:val="28"/>
+          <w:szCs w:val="28"/>
+          <w:lang w:val="en-UA"/>
+        </w:rPr>
+      </w:pPr>
+      <w:r>
+        <w:rPr>
+          <w:b/>
+          <w:bCs/>
+          <w:iCs/>
+          <w:sz w:val="28"/>
+          <w:szCs w:val="28"/>
+          <w:lang w:val="en-UA"/>
+        </w:rPr>
+        <w:t>Паралелізм:</w:t>
+      </w:r>
+      <w:r>
+        <w:rPr>
+          <w:bCs/>
+          <w:iCs/>
+          <w:sz w:val="28"/>
+          <w:szCs w:val="28"/>
+          <w:lang w:val="en-UA"/>
+        </w:rPr>
+        <w:t xml:space="preserve"> Значно швидше навчання на сучасних GPU/TPU порівняно з LSTM/GRU.</w:t>
+      </w:r>
+    </w:p>
+    <w:p>
+      <w:pPr>
+        <w:numPr>
+          <w:ilvl w:val="0"/>
+          <w:numId w:val="25"/>
+        </w:numPr>
+        <w:spacing w:line="360" w:lineRule="auto"/>
+        <w:jc w:val="both"/>
+        <w:rPr>
+          <w:bCs/>
+          <w:iCs/>
+          <w:sz w:val="28"/>
+          <w:szCs w:val="28"/>
+          <w:lang w:val="en-UA"/>
+        </w:rPr>
+      </w:pPr>
+      <w:r>
+        <w:rPr>
+          <w:b/>
+          <w:bCs/>
+          <w:iCs/>
+          <w:sz w:val="28"/>
+          <w:szCs w:val="28"/>
+          <w:lang w:val="en-UA"/>
+        </w:rPr>
+        <w:t>Довгострокові залежності:</w:t>
+      </w:r>
+      <w:r>
+        <w:rPr>
+          <w:bCs/>
+          <w:iCs/>
+          <w:sz w:val="28"/>
+          <w:szCs w:val="28"/>
+          <w:lang w:val="en-UA"/>
+        </w:rPr>
+        <w:t xml:space="preserve"> Шлях проходження сигналу між будь-якими двома словами у реченні завжди дорівнює 1 (через механізм уваги), тоді як у RNN він дорівнює довжині речення. Це дозволяє ідеально "пам'ятати" контекст навіть у дуже довгих текстах.</w:t>
+      </w:r>
+    </w:p>
+    <w:p>
+      <w:pPr>
+        <w:numPr>
+          <w:ilvl w:val="0"/>
+          <w:numId w:val="25"/>
+        </w:numPr>
+        <w:spacing w:line="360" w:lineRule="auto"/>
+        <w:jc w:val="both"/>
+        <w:rPr>
+          <w:bCs/>
+          <w:iCs/>
+          <w:sz w:val="28"/>
+          <w:szCs w:val="28"/>
+          <w:lang w:val="en-UA"/>
+        </w:rPr>
+      </w:pPr>
+      <w:r>
+        <w:rPr>
+          <w:b/>
+          <w:bCs/>
+          <w:iCs/>
+          <w:sz w:val="28"/>
+          <w:szCs w:val="28"/>
+          <w:lang w:val="en-UA"/>
+        </w:rPr>
+        <w:t>Універсальність:</w:t>
+      </w:r>
+      <w:r>
+        <w:rPr>
+          <w:bCs/>
+          <w:iCs/>
+          <w:sz w:val="28"/>
+          <w:szCs w:val="28"/>
+          <w:lang w:val="en-UA"/>
+        </w:rPr>
+        <w:t xml:space="preserve"> Архітектура Трансформера стала базою для всіх сучасних LLM (Large Language Models), таких як BERT, GPT-4, LLaMA, демонструючи безпрецедентну якість у задачах перекладу, генерації тексту та розуміння мови.</w:t>
+      </w:r>
+    </w:p>
+    <w:p>
+      <w:pPr>
+        <w:spacing w:after="160" w:line="278" w:lineRule="auto"/>
+        <w:rPr>
+          <w:b/>
+          <w:i/>
+          <w:sz w:val="28"/>
+          <w:szCs w:val="28"/>
+          <w:lang w:val="uk-UA"/>
+        </w:rPr>
+      </w:pPr>
+      <w:r>
+        <w:rPr>
+          <w:b/>
+          <w:i/>
+          <w:sz w:val="28"/>
+          <w:szCs w:val="28"/>
+          <w:lang w:val="uk-UA"/>
+        </w:rPr>
+        <w:br w:type="page"/>
+      </w:r>
+    </w:p>
+    <w:p>
+      <w:pPr>
+        <w:spacing w:line="360" w:lineRule="auto"/>
+        <w:jc w:val="center"/>
+        <w:rPr>
+          <w:b/>
+          <w:i/>
+          <w:sz w:val="28"/>
+          <w:szCs w:val="28"/>
+          <w:lang w:val="uk-UA"/>
+        </w:rPr>
+      </w:pPr>
+      <w:r>
+        <w:rPr>
+          <w:b/>
+          <w:i/>
+          <w:sz w:val="28"/>
+          <w:szCs w:val="28"/>
+          <w:lang w:val="uk-UA"/>
+        </w:rPr>
+        <w:lastRenderedPageBreak/>
         <w:t>Протокол розв’язування завдань</w:t>
       </w:r>
       <w:r>
         <w:rPr>
           <w:b/>
           <w:i/>
+          <w:sz w:val="28"/>
+          <w:szCs w:val="28"/>
           <w:lang w:val="en-US"/>
         </w:rPr>
         <w:t>:</w:t>
@@ -1456,61 +2925,221 @@
       </w:r>
       <w:r>
         <w:br/>
+        <w:t>test_pairs = text_pairs[num_train_samples + num_val_samples :]</w:t>
+      </w:r>
+      <w:r>
+        <w:br/>
+      </w:r>
+      <w:r>
+        <w:br/>
+      </w:r>
+      <w:r>
+        <w:rPr>
+          <w:i/>
+          <w:iCs/>
+        </w:rPr>
+        <w:t># --- Векторизація (Токенізація) ---</w:t>
+      </w:r>
+      <w:r>
+        <w:rPr>
+          <w:i/>
+          <w:iCs/>
+        </w:rPr>
+        <w:br/>
+      </w:r>
+      <w:r>
+        <w:t>strip_chars = string.punctuation + "¿"</w:t>
+      </w:r>
+      <w:r>
+        <w:br/>
+        <w:t>strip_chars = strip_chars.replace("[", "")</w:t>
+      </w:r>
+      <w:r>
+        <w:br/>
+        <w:t>strip_chars = strip_chars.replace("]", "")</w:t>
+      </w:r>
+      <w:r>
+        <w:br/>
+      </w:r>
+      <w:r>
+        <w:br/>
+      </w:r>
+      <w:r>
+        <w:rPr>
+          <w:i/>
+          <w:iCs/>
+        </w:rPr>
+        <w:t xml:space="preserve">def </w:t>
+      </w:r>
+      <w:r>
+        <w:t>custom_standardization(input_string):</w:t>
+      </w:r>
+      <w:r>
+        <w:br/>
+        <w:t xml:space="preserve">    lowercase = tensorflow.strings.lower(input_string)</w:t>
+      </w:r>
+      <w:r>
+        <w:br/>
+        <w:t xml:space="preserve">    </w:t>
+      </w:r>
+      <w:r>
+        <w:rPr>
+          <w:i/>
+          <w:iCs/>
+        </w:rPr>
+        <w:t xml:space="preserve">return </w:t>
+      </w:r>
+      <w:r>
+        <w:t>tensorflow.strings.regex_replace(</w:t>
+      </w:r>
+      <w:r>
+        <w:br/>
+        <w:t xml:space="preserve">        lowercase, "[%s]" % re.escape(strip_chars), ""</w:t>
+      </w:r>
+      <w:r>
+        <w:br/>
+        <w:t xml:space="preserve">    )</w:t>
+      </w:r>
+      <w:r>
+        <w:br/>
+      </w:r>
+      <w:r>
+        <w:br/>
+        <w:t>eng_vectorization = tensorflow.keras.layers.TextVectorization(</w:t>
+      </w:r>
+      <w:r>
+        <w:br/>
+        <w:t xml:space="preserve">    max_tokens=vocab_size,</w:t>
+      </w:r>
+      <w:r>
+        <w:br/>
+        <w:t xml:space="preserve">    output_mode="int",</w:t>
+      </w:r>
+      <w:r>
+        <w:br/>
+        <w:t xml:space="preserve">    output_sequence_length=sequence_length,</w:t>
+      </w:r>
+      <w:r>
+        <w:br/>
+        <w:t>)</w:t>
+      </w:r>
+      <w:r>
+        <w:br/>
+        <w:t>spa_vectorization = tensorflow.keras.layers.TextVectorization(</w:t>
+      </w:r>
+      <w:r>
+        <w:br/>
+        <w:t xml:space="preserve">    max_tokens=vocab_size,</w:t>
+      </w:r>
+      <w:r>
+        <w:br/>
+        <w:t xml:space="preserve">    output_mode="int",</w:t>
+      </w:r>
+      <w:r>
+        <w:br/>
+        <w:t xml:space="preserve">    output_sequence_length=sequence_length + 1,</w:t>
+      </w:r>
+      <w:r>
+        <w:br/>
+        <w:t xml:space="preserve">    standardize=custom_standardization,</w:t>
+      </w:r>
+      <w:r>
+        <w:br/>
+        <w:t>)</w:t>
+      </w:r>
+      <w:r>
+        <w:br/>
+      </w:r>
+      <w:r>
+        <w:br/>
+        <w:t xml:space="preserve">train_eng_texts = [pair[0] </w:t>
+      </w:r>
+      <w:r>
+        <w:rPr>
+          <w:i/>
+          <w:iCs/>
+        </w:rPr>
+        <w:t xml:space="preserve">for </w:t>
+      </w:r>
+      <w:r>
+        <w:t xml:space="preserve">pair </w:t>
+      </w:r>
+      <w:r>
+        <w:rPr>
+          <w:i/>
+          <w:iCs/>
+        </w:rPr>
+        <w:t xml:space="preserve">in </w:t>
+      </w:r>
+      <w:r>
+        <w:t>train_pairs]</w:t>
+      </w:r>
+      <w:r>
+        <w:br/>
       </w:r>
       <w:r>
         <w:lastRenderedPageBreak/>
-        <w:t>test_pairs = text_pairs[num_train_samples + num_val_samples :]</w:t>
-      </w:r>
-      <w:r>
-        <w:br/>
-      </w:r>
-      <w:r>
-        <w:br/>
-      </w:r>
-      <w:r>
-        <w:rPr>
-          <w:i/>
-          <w:iCs/>
-        </w:rPr>
-        <w:t># --- Векторизація (Токенізація) ---</w:t>
-      </w:r>
-      <w:r>
-        <w:rPr>
-          <w:i/>
-          <w:iCs/>
-        </w:rPr>
-        <w:br/>
-      </w:r>
-      <w:r>
-        <w:t>strip_chars = string.punctuation + "¿"</w:t>
-      </w:r>
-      <w:r>
-        <w:br/>
-        <w:t>strip_chars = strip_chars.replace("[", "")</w:t>
-      </w:r>
-      <w:r>
-        <w:br/>
-        <w:t>strip_chars = strip_chars.replace("]", "")</w:t>
-      </w:r>
-      <w:r>
-        <w:br/>
-      </w:r>
-      <w:r>
-        <w:br/>
-      </w:r>
-      <w:r>
-        <w:rPr>
-          <w:i/>
-          <w:iCs/>
-        </w:rPr>
+        <w:t xml:space="preserve">train_spa_texts = [pair[1] </w:t>
+      </w:r>
+      <w:r>
+        <w:rPr>
+          <w:i/>
+          <w:iCs/>
+        </w:rPr>
+        <w:t xml:space="preserve">for </w:t>
+      </w:r>
+      <w:r>
+        <w:t xml:space="preserve">pair </w:t>
+      </w:r>
+      <w:r>
+        <w:rPr>
+          <w:i/>
+          <w:iCs/>
+        </w:rPr>
+        <w:t xml:space="preserve">in </w:t>
+      </w:r>
+      <w:r>
+        <w:t>train_pairs]</w:t>
+      </w:r>
+      <w:r>
+        <w:br/>
+        <w:t>eng_vectorization.adapt(train_eng_texts)</w:t>
+      </w:r>
+      <w:r>
+        <w:br/>
+        <w:t>spa_vectorization.adapt(train_spa_texts)</w:t>
+      </w:r>
+      <w:r>
+        <w:br/>
+      </w:r>
+      <w:r>
+        <w:br/>
+      </w:r>
+      <w:r>
+        <w:rPr>
+          <w:i/>
+          <w:iCs/>
+        </w:rPr>
+        <w:t># --- Створення набору даних (Dataset pipeline) ---</w:t>
+      </w:r>
+      <w:r>
+        <w:rPr>
+          <w:i/>
+          <w:iCs/>
+        </w:rPr>
+        <w:br/>
         <w:t xml:space="preserve">def </w:t>
       </w:r>
       <w:r>
-        <w:t>custom_standardization(input_string):</w:t>
-      </w:r>
-      <w:r>
-        <w:br/>
-        <w:t xml:space="preserve">    lowercase = tensorflow.strings.lower(input_string)</w:t>
+        <w:t>format_dataset(eng, spa):</w:t>
+      </w:r>
+      <w:r>
+        <w:br/>
+        <w:t xml:space="preserve">    eng = eng_vectorization(eng)</w:t>
+      </w:r>
+      <w:r>
+        <w:br/>
+        <w:t xml:space="preserve">    spa = spa_vectorization(spa)</w:t>
       </w:r>
       <w:r>
         <w:br/>
@@ -1524,11 +3153,15 @@
         <w:t xml:space="preserve">return </w:t>
       </w:r>
       <w:r>
-        <w:t>tensorflow.strings.regex_replace(</w:t>
-      </w:r>
-      <w:r>
-        <w:br/>
-        <w:t xml:space="preserve">        lowercase, "[%s]" % re.escape(strip_chars), ""</w:t>
+        <w:t>(</w:t>
+      </w:r>
+      <w:r>
+        <w:br/>
+        <w:t xml:space="preserve">        {"encoder_inputs": eng, "decoder_inputs": spa[:, :-1],},</w:t>
+      </w:r>
+      <w:r>
+        <w:br/>
+        <w:t xml:space="preserve">        spa[:, 1:],</w:t>
       </w:r>
       <w:r>
         <w:br/>
@@ -1539,138 +3172,70 @@
       </w:r>
       <w:r>
         <w:br/>
-        <w:t>eng_vectorization = tensorflow.keras.layers.TextVectorization(</w:t>
-      </w:r>
-      <w:r>
-        <w:br/>
-        <w:t xml:space="preserve">    max_tokens=vocab_size,</w:t>
-      </w:r>
-      <w:r>
-        <w:br/>
-        <w:t xml:space="preserve">    output_mode="int",</w:t>
-      </w:r>
-      <w:r>
-        <w:br/>
-        <w:t xml:space="preserve">    output_sequence_length=sequence_length,</w:t>
-      </w:r>
-      <w:r>
-        <w:br/>
-        <w:t>)</w:t>
-      </w:r>
-      <w:r>
-        <w:br/>
-        <w:t>spa_vectorization = tensorflow.keras.layers.TextVectorization(</w:t>
-      </w:r>
-      <w:r>
-        <w:br/>
-        <w:t xml:space="preserve">    max_tokens=vocab_size,</w:t>
-      </w:r>
-      <w:r>
-        <w:br/>
-        <w:t xml:space="preserve">    output_mode="int",</w:t>
-      </w:r>
-      <w:r>
-        <w:br/>
-        <w:t xml:space="preserve">    output_sequence_length=sequence_length + 1,</w:t>
-      </w:r>
-      <w:r>
-        <w:br/>
-        <w:t xml:space="preserve">    standardize=custom_standardization,</w:t>
-      </w:r>
-      <w:r>
-        <w:br/>
-        <w:t>)</w:t>
-      </w:r>
-      <w:r>
-        <w:br/>
-      </w:r>
-      <w:r>
-        <w:br/>
-        <w:t xml:space="preserve">train_eng_texts = [pair[0] </w:t>
-      </w:r>
-      <w:r>
-        <w:rPr>
-          <w:i/>
-          <w:iCs/>
-        </w:rPr>
-        <w:t xml:space="preserve">for </w:t>
-      </w:r>
-      <w:r>
-        <w:t xml:space="preserve">pair </w:t>
-      </w:r>
-      <w:r>
-        <w:rPr>
-          <w:i/>
-          <w:iCs/>
-        </w:rPr>
-        <w:t xml:space="preserve">in </w:t>
-      </w:r>
-      <w:r>
-        <w:t>train_pairs]</w:t>
-      </w:r>
-      <w:r>
-        <w:br/>
-        <w:t xml:space="preserve">train_spa_texts = [pair[1] </w:t>
-      </w:r>
-      <w:r>
-        <w:rPr>
-          <w:i/>
-          <w:iCs/>
-        </w:rPr>
-        <w:t xml:space="preserve">for </w:t>
-      </w:r>
-      <w:r>
-        <w:t xml:space="preserve">pair </w:t>
-      </w:r>
-      <w:r>
-        <w:rPr>
-          <w:i/>
-          <w:iCs/>
-        </w:rPr>
-        <w:t xml:space="preserve">in </w:t>
-      </w:r>
-      <w:r>
-        <w:t>train_pairs]</w:t>
-      </w:r>
-      <w:r>
-        <w:br/>
-        <w:t>eng_vectorization.adapt(train_eng_texts)</w:t>
-      </w:r>
-      <w:r>
-        <w:br/>
-        <w:t>spa_vectorization.adapt(train_spa_texts)</w:t>
-      </w:r>
-      <w:r>
-        <w:br/>
-      </w:r>
-      <w:r>
-        <w:br/>
-      </w:r>
-      <w:r>
-        <w:rPr>
-          <w:i/>
-          <w:iCs/>
-        </w:rPr>
-        <w:t># --- Створення набору даних (Dataset pipeline) ---</w:t>
-      </w:r>
-      <w:r>
-        <w:rPr>
-          <w:i/>
-          <w:iCs/>
-        </w:rPr>
-        <w:br/>
+      </w:r>
+      <w:r>
+        <w:rPr>
+          <w:i/>
+          <w:iCs/>
+        </w:rPr>
         <w:t xml:space="preserve">def </w:t>
       </w:r>
       <w:r>
-        <w:t>format_dataset(eng, spa):</w:t>
-      </w:r>
-      <w:r>
-        <w:br/>
-        <w:t xml:space="preserve">    eng = eng_vectorization(eng)</w:t>
-      </w:r>
-      <w:r>
-        <w:br/>
-        <w:t xml:space="preserve">    spa = spa_vectorization(spa)</w:t>
+        <w:t>make_dataset(pairs):</w:t>
+      </w:r>
+      <w:r>
+        <w:br/>
+        <w:t xml:space="preserve">    eng_texts, spa_texts = </w:t>
+      </w:r>
+      <w:r>
+        <w:rPr>
+          <w:i/>
+          <w:iCs/>
+        </w:rPr>
+        <w:t>zip</w:t>
+      </w:r>
+      <w:r>
+        <w:t>(*pairs)</w:t>
+      </w:r>
+      <w:r>
+        <w:br/>
+        <w:t xml:space="preserve">    eng_texts = </w:t>
+      </w:r>
+      <w:r>
+        <w:rPr>
+          <w:i/>
+          <w:iCs/>
+        </w:rPr>
+        <w:t>list</w:t>
+      </w:r>
+      <w:r>
+        <w:t>(eng_texts)</w:t>
+      </w:r>
+      <w:r>
+        <w:br/>
+        <w:t xml:space="preserve">    spa_texts = </w:t>
+      </w:r>
+      <w:r>
+        <w:rPr>
+          <w:i/>
+          <w:iCs/>
+        </w:rPr>
+        <w:t>list</w:t>
+      </w:r>
+      <w:r>
+        <w:t>(spa_texts)</w:t>
+      </w:r>
+      <w:r>
+        <w:br/>
+        <w:t xml:space="preserve">    dataset = tensorflow.data.Dataset.from_tensor_slices((eng_texts, spa_texts))</w:t>
+      </w:r>
+      <w:r>
+        <w:br/>
+        <w:t xml:space="preserve">    dataset = dataset.batch(batch_size)</w:t>
+      </w:r>
+      <w:r>
+        <w:br/>
+        <w:t xml:space="preserve">    dataset = dataset.map(format_dataset)</w:t>
       </w:r>
       <w:r>
         <w:br/>
@@ -1684,25 +3249,183 @@
         <w:t xml:space="preserve">return </w:t>
       </w:r>
       <w:r>
+        <w:t>dataset.shuffle(2048).prefetch(16).cache()</w:t>
+      </w:r>
+      <w:r>
+        <w:br/>
+      </w:r>
+      <w:r>
+        <w:br/>
+        <w:t>train_ds = make_dataset(train_pairs)</w:t>
+      </w:r>
+      <w:r>
+        <w:br/>
+        <w:t>val_ds = make_dataset(val_pairs)</w:t>
+      </w:r>
+      <w:r>
+        <w:br/>
+      </w:r>
+      <w:r>
+        <w:br/>
+      </w:r>
+      <w:r>
+        <w:rPr>
+          <w:i/>
+          <w:iCs/>
+        </w:rPr>
+        <w:t># --- Клас Позиційного Кодування ---</w:t>
+      </w:r>
+      <w:r>
+        <w:rPr>
+          <w:i/>
+          <w:iCs/>
+        </w:rPr>
+        <w:br/>
+        <w:t xml:space="preserve">class </w:t>
+      </w:r>
+      <w:r>
+        <w:t>PositionalEmbedding(tensorflow.keras.layers.Layer):</w:t>
+      </w:r>
+      <w:r>
+        <w:br/>
+        <w:t xml:space="preserve">    </w:t>
+      </w:r>
+      <w:r>
+        <w:rPr>
+          <w:i/>
+          <w:iCs/>
+        </w:rPr>
+        <w:t>def __init__</w:t>
+      </w:r>
+      <w:r>
         <w:t>(</w:t>
       </w:r>
       <w:r>
-        <w:br/>
-        <w:t xml:space="preserve">        {"encoder_inputs": eng, "decoder_inputs": spa[:, :-1],},</w:t>
-      </w:r>
-      <w:r>
-        <w:br/>
-        <w:t xml:space="preserve">        spa[:, 1:],</w:t>
-      </w:r>
-      <w:r>
-        <w:br/>
-        <w:t xml:space="preserve">    )</w:t>
-      </w:r>
-      <w:r>
-        <w:br/>
-      </w:r>
-      <w:r>
-        <w:br/>
+        <w:rPr>
+          <w:i/>
+          <w:iCs/>
+        </w:rPr>
+        <w:t>self</w:t>
+      </w:r>
+      <w:r>
+        <w:t>, sequence_length, vocab_size, embed_dim, **kwargs):</w:t>
+      </w:r>
+      <w:r>
+        <w:br/>
+        <w:t xml:space="preserve">        </w:t>
+      </w:r>
+      <w:r>
+        <w:rPr>
+          <w:i/>
+          <w:iCs/>
+        </w:rPr>
+        <w:t>super</w:t>
+      </w:r>
+      <w:r>
+        <w:t>().</w:t>
+      </w:r>
+      <w:r>
+        <w:rPr>
+          <w:i/>
+          <w:iCs/>
+        </w:rPr>
+        <w:t>__init__</w:t>
+      </w:r>
+      <w:r>
+        <w:t>(**kwargs)</w:t>
+      </w:r>
+      <w:r>
+        <w:br/>
+        <w:t xml:space="preserve">        </w:t>
+      </w:r>
+      <w:r>
+        <w:rPr>
+          <w:i/>
+          <w:iCs/>
+        </w:rPr>
+        <w:t>self</w:t>
+      </w:r>
+      <w:r>
+        <w:t>.token_embeddings = tensorflow.keras.layers.Embedding(</w:t>
+      </w:r>
+      <w:r>
+        <w:br/>
+        <w:t xml:space="preserve">            input_dim=vocab_size, output_dim=embed_dim</w:t>
+      </w:r>
+      <w:r>
+        <w:br/>
+        <w:t xml:space="preserve">        )</w:t>
+      </w:r>
+      <w:r>
+        <w:br/>
+        <w:t xml:space="preserve">        </w:t>
+      </w:r>
+      <w:r>
+        <w:rPr>
+          <w:i/>
+          <w:iCs/>
+        </w:rPr>
+        <w:t>self</w:t>
+      </w:r>
+      <w:r>
+        <w:t>.position_embeddings = tensorflow.keras.layers.Embedding(</w:t>
+      </w:r>
+      <w:r>
+        <w:br/>
+        <w:t xml:space="preserve">            input_dim=sequence_length, output_dim=embed_dim</w:t>
+      </w:r>
+      <w:r>
+        <w:br/>
+        <w:t xml:space="preserve">        )</w:t>
+      </w:r>
+      <w:r>
+        <w:br/>
+        <w:t xml:space="preserve">        </w:t>
+      </w:r>
+      <w:r>
+        <w:rPr>
+          <w:i/>
+          <w:iCs/>
+        </w:rPr>
+        <w:t>self</w:t>
+      </w:r>
+      <w:r>
+        <w:t>.sequence_length = sequence_length</w:t>
+      </w:r>
+      <w:r>
+        <w:br/>
+        <w:t xml:space="preserve">        </w:t>
+      </w:r>
+      <w:r>
+        <w:rPr>
+          <w:i/>
+          <w:iCs/>
+        </w:rPr>
+        <w:t>self</w:t>
+      </w:r>
+      <w:r>
+        <w:t>.vocab_size = vocab_size</w:t>
+      </w:r>
+      <w:r>
+        <w:br/>
+        <w:t xml:space="preserve">        </w:t>
+      </w:r>
+      <w:r>
+        <w:rPr>
+          <w:i/>
+          <w:iCs/>
+        </w:rPr>
+        <w:t>self</w:t>
+      </w:r>
+      <w:r>
+        <w:t>.embed_dim = embed_dim</w:t>
+      </w:r>
+      <w:r>
+        <w:br/>
+      </w:r>
+      <w:r>
+        <w:br/>
+        <w:t xml:space="preserve">    </w:t>
       </w:r>
       <w:r>
         <w:rPr>
@@ -1712,61 +3435,70 @@
         <w:t xml:space="preserve">def </w:t>
       </w:r>
       <w:r>
-        <w:t>make_dataset(pairs):</w:t>
-      </w:r>
-      <w:r>
-        <w:br/>
-        <w:t xml:space="preserve">    eng_texts, spa_texts = </w:t>
-      </w:r>
-      <w:r>
-        <w:rPr>
-          <w:i/>
-          <w:iCs/>
-        </w:rPr>
-        <w:t>zip</w:t>
-      </w:r>
-      <w:r>
-        <w:t>(*pairs)</w:t>
-      </w:r>
-      <w:r>
-        <w:br/>
-        <w:t xml:space="preserve">    eng_texts = </w:t>
-      </w:r>
-      <w:r>
-        <w:rPr>
-          <w:i/>
-          <w:iCs/>
-        </w:rPr>
-        <w:t>list</w:t>
-      </w:r>
-      <w:r>
-        <w:t>(eng_texts)</w:t>
-      </w:r>
-      <w:r>
-        <w:br/>
-        <w:t xml:space="preserve">    spa_texts = </w:t>
-      </w:r>
-      <w:r>
-        <w:rPr>
-          <w:i/>
-          <w:iCs/>
-        </w:rPr>
-        <w:t>list</w:t>
-      </w:r>
-      <w:r>
-        <w:t>(spa_texts)</w:t>
-      </w:r>
-      <w:r>
-        <w:br/>
-        <w:t xml:space="preserve">    dataset = tensorflow.data.Dataset.from_tensor_slices((eng_texts, spa_texts))</w:t>
-      </w:r>
-      <w:r>
-        <w:br/>
-        <w:t xml:space="preserve">    dataset = dataset.batch(batch_size)</w:t>
-      </w:r>
-      <w:r>
-        <w:br/>
-        <w:t xml:space="preserve">    dataset = dataset.map(format_dataset)</w:t>
+        <w:t>call(</w:t>
+      </w:r>
+      <w:r>
+        <w:rPr>
+          <w:i/>
+          <w:iCs/>
+        </w:rPr>
+        <w:t>self</w:t>
+      </w:r>
+      <w:r>
+        <w:t>, inputs):</w:t>
+      </w:r>
+      <w:r>
+        <w:br/>
+        <w:t xml:space="preserve">        length = tensorflow.shape(inputs)[-1]</w:t>
+      </w:r>
+      <w:r>
+        <w:br/>
+        <w:t xml:space="preserve">        positions = tensorflow.range(start=0, limit=length, delta=1)</w:t>
+      </w:r>
+      <w:r>
+        <w:br/>
+        <w:t xml:space="preserve">        embedded_tokens = </w:t>
+      </w:r>
+      <w:r>
+        <w:rPr>
+          <w:i/>
+          <w:iCs/>
+        </w:rPr>
+        <w:t>self</w:t>
+      </w:r>
+      <w:r>
+        <w:t>.token_embeddings(inputs)</w:t>
+      </w:r>
+      <w:r>
+        <w:br/>
+        <w:t xml:space="preserve">        embedded_positions = </w:t>
+      </w:r>
+      <w:r>
+        <w:rPr>
+          <w:i/>
+          <w:iCs/>
+        </w:rPr>
+        <w:t>self</w:t>
+      </w:r>
+      <w:r>
+        <w:t>.position_embeddings(positions)</w:t>
+      </w:r>
+      <w:r>
+        <w:br/>
+        <w:t xml:space="preserve">        </w:t>
+      </w:r>
+      <w:r>
+        <w:rPr>
+          <w:i/>
+          <w:iCs/>
+        </w:rPr>
+        <w:t xml:space="preserve">return </w:t>
+      </w:r>
+      <w:r>
+        <w:t>embedded_tokens + embedded_positions</w:t>
+      </w:r>
+      <w:r>
+        <w:br/>
       </w:r>
       <w:r>
         <w:br/>
@@ -1777,34 +3509,57 @@
           <w:i/>
           <w:iCs/>
         </w:rPr>
+        <w:t xml:space="preserve">def </w:t>
+      </w:r>
+      <w:r>
+        <w:t>compute_mask(</w:t>
+      </w:r>
+      <w:r>
+        <w:rPr>
+          <w:i/>
+          <w:iCs/>
+        </w:rPr>
+        <w:t>self</w:t>
+      </w:r>
+      <w:r>
+        <w:t>, inputs, mask=</w:t>
+      </w:r>
+      <w:r>
+        <w:rPr>
+          <w:i/>
+          <w:iCs/>
+        </w:rPr>
+        <w:t>None</w:t>
+      </w:r>
+      <w:r>
+        <w:t>):</w:t>
+      </w:r>
+      <w:r>
+        <w:br/>
+        <w:t xml:space="preserve">        </w:t>
+      </w:r>
+      <w:r>
+        <w:rPr>
+          <w:i/>
+          <w:iCs/>
+        </w:rPr>
         <w:t xml:space="preserve">return </w:t>
       </w:r>
       <w:r>
-        <w:t>dataset.shuffle(2048).prefetch(16).cache()</w:t>
-      </w:r>
-      <w:r>
-        <w:br/>
-      </w:r>
-      <w:r>
-        <w:br/>
-        <w:t>train_ds = make_dataset(train_pairs)</w:t>
-      </w:r>
-      <w:r>
-        <w:br/>
-        <w:t>val_ds = make_dataset(val_pairs)</w:t>
-      </w:r>
-      <w:r>
-        <w:br/>
-      </w:r>
-      <w:r>
-        <w:br/>
-      </w:r>
-      <w:r>
-        <w:rPr>
-          <w:i/>
-          <w:iCs/>
-        </w:rPr>
-        <w:t># --- Клас Позиційного Кодування ---</w:t>
+        <w:t>tensorflow.keras.ops.not_equal(inputs, 0)</w:t>
+      </w:r>
+      <w:r>
+        <w:br/>
+      </w:r>
+      <w:r>
+        <w:br/>
+      </w:r>
+      <w:r>
+        <w:rPr>
+          <w:i/>
+          <w:iCs/>
+        </w:rPr>
+        <w:t># --- Клас Шифратора (Кодер) Трансформера ---</w:t>
       </w:r>
       <w:r>
         <w:rPr>
@@ -1815,7 +3570,7 @@
         <w:t xml:space="preserve">class </w:t>
       </w:r>
       <w:r>
-        <w:t>PositionalEmbedding(tensorflow.keras.layers.Layer):</w:t>
+        <w:t>TransformerEncoder(tensorflow.keras.layers.Layer):</w:t>
       </w:r>
       <w:r>
         <w:br/>
@@ -1839,31 +3594,7 @@
         <w:t>self</w:t>
       </w:r>
       <w:r>
-        <w:t>, sequence_length, vocab_size, embed_dim, **kwargs):</w:t>
-      </w:r>
-      <w:r>
-        <w:br/>
-        <w:t xml:space="preserve">        </w:t>
-      </w:r>
-      <w:r>
-        <w:rPr>
-          <w:i/>
-          <w:iCs/>
-        </w:rPr>
-        <w:t>super</w:t>
-      </w:r>
-      <w:r>
-        <w:t>().</w:t>
-      </w:r>
-      <w:r>
-        <w:rPr>
-          <w:i/>
-          <w:iCs/>
-        </w:rPr>
-        <w:t>__init__</w:t>
-      </w:r>
-      <w:r>
-        <w:t>(**kwargs)</w:t>
+        <w:t>, embed_dim, **kwargs):</w:t>
       </w:r>
       <w:r>
         <w:br/>
@@ -1877,14 +3608,52 @@
           <w:i/>
           <w:iCs/>
         </w:rPr>
+        <w:t>super</w:t>
+      </w:r>
+      <w:r>
+        <w:t>().</w:t>
+      </w:r>
+      <w:r>
+        <w:rPr>
+          <w:i/>
+          <w:iCs/>
+        </w:rPr>
+        <w:t>__init__</w:t>
+      </w:r>
+      <w:r>
+        <w:t>(**kwargs)</w:t>
+      </w:r>
+      <w:r>
+        <w:br/>
+        <w:t xml:space="preserve">        </w:t>
+      </w:r>
+      <w:r>
+        <w:rPr>
+          <w:i/>
+          <w:iCs/>
+        </w:rPr>
         <w:t>self</w:t>
       </w:r>
       <w:r>
-        <w:t>.token_embeddings = tensorflow.keras.layers.Embedding(</w:t>
-      </w:r>
-      <w:r>
-        <w:br/>
-        <w:t xml:space="preserve">            input_dim=vocab_size, output_dim=embed_dim</w:t>
+        <w:t>.embed_dim = embed_dim</w:t>
+      </w:r>
+      <w:r>
+        <w:br/>
+        <w:t xml:space="preserve">        </w:t>
+      </w:r>
+      <w:r>
+        <w:rPr>
+          <w:i/>
+          <w:iCs/>
+        </w:rPr>
+        <w:t>self</w:t>
+      </w:r>
+      <w:r>
+        <w:t>.attention = tensorflow.keras.layers.MultiHeadAttention(</w:t>
+      </w:r>
+      <w:r>
+        <w:br/>
+        <w:t xml:space="preserve">            num_heads=8, key_dim=embed_dim</w:t>
       </w:r>
       <w:r>
         <w:br/>
@@ -1902,11 +3671,23 @@
         <w:t>self</w:t>
       </w:r>
       <w:r>
-        <w:t>.position_embeddings = tensorflow.keras.layers.Embedding(</w:t>
-      </w:r>
-      <w:r>
-        <w:br/>
-        <w:t xml:space="preserve">            input_dim=sequence_length, output_dim=embed_dim</w:t>
+        <w:t>.dense_proj = tensorflow.keras.Sequential(</w:t>
+      </w:r>
+      <w:r>
+        <w:br/>
+        <w:t xml:space="preserve">            [</w:t>
+      </w:r>
+      <w:r>
+        <w:br/>
+        <w:t xml:space="preserve">                tensorflow.keras.layers.Dense(units=embed_dim, activation="relu"),</w:t>
+      </w:r>
+      <w:r>
+        <w:br/>
+        <w:t xml:space="preserve">                tensorflow.keras.layers.Dense(units=embed_dim),</w:t>
+      </w:r>
+      <w:r>
+        <w:br/>
+        <w:t xml:space="preserve">            ]</w:t>
       </w:r>
       <w:r>
         <w:br/>
@@ -1924,7 +3705,7 @@
         <w:t>self</w:t>
       </w:r>
       <w:r>
-        <w:t>.sequence_length = sequence_length</w:t>
+        <w:t>.layernorm_1 = tensorflow.keras.layers.LayerNormalization()</w:t>
       </w:r>
       <w:r>
         <w:br/>
@@ -1938,7 +3719,7 @@
         <w:t>self</w:t>
       </w:r>
       <w:r>
-        <w:t>.vocab_size = vocab_size</w:t>
+        <w:t>.layernorm_2 = tensorflow.keras.layers.LayerNormalization()</w:t>
       </w:r>
       <w:r>
         <w:br/>
@@ -1952,24 +3733,220 @@
         <w:t>self</w:t>
       </w:r>
       <w:r>
+        <w:t xml:space="preserve">.supports_masking = </w:t>
+      </w:r>
+      <w:r>
+        <w:rPr>
+          <w:i/>
+          <w:iCs/>
+        </w:rPr>
+        <w:t>True</w:t>
+      </w:r>
+      <w:r>
+        <w:rPr>
+          <w:i/>
+          <w:iCs/>
+        </w:rPr>
+        <w:br/>
+      </w:r>
+      <w:r>
+        <w:rPr>
+          <w:i/>
+          <w:iCs/>
+        </w:rPr>
+        <w:br/>
+        <w:t xml:space="preserve">    def </w:t>
+      </w:r>
+      <w:r>
+        <w:t>call(</w:t>
+      </w:r>
+      <w:r>
+        <w:rPr>
+          <w:i/>
+          <w:iCs/>
+        </w:rPr>
+        <w:t>self</w:t>
+      </w:r>
+      <w:r>
+        <w:t>, inputs, mask=</w:t>
+      </w:r>
+      <w:r>
+        <w:rPr>
+          <w:i/>
+          <w:iCs/>
+        </w:rPr>
+        <w:t>None</w:t>
+      </w:r>
+      <w:r>
+        <w:t>):</w:t>
+      </w:r>
+      <w:r>
+        <w:br/>
+        <w:t xml:space="preserve">        attention_output = </w:t>
+      </w:r>
+      <w:r>
+        <w:rPr>
+          <w:i/>
+          <w:iCs/>
+        </w:rPr>
+        <w:t>self</w:t>
+      </w:r>
+      <w:r>
+        <w:t>.attention(</w:t>
+      </w:r>
+      <w:r>
+        <w:br/>
+        <w:t xml:space="preserve">            query=inputs, value=inputs, key=inputs, attention_mask=</w:t>
+      </w:r>
+      <w:r>
+        <w:rPr>
+          <w:i/>
+          <w:iCs/>
+        </w:rPr>
+        <w:t>None</w:t>
+      </w:r>
+      <w:r>
+        <w:rPr>
+          <w:i/>
+          <w:iCs/>
+        </w:rPr>
+        <w:br/>
+        <w:t xml:space="preserve">        </w:t>
+      </w:r>
+      <w:r>
+        <w:t>)</w:t>
+      </w:r>
+      <w:r>
+        <w:br/>
+        <w:t xml:space="preserve">        proj_input = </w:t>
+      </w:r>
+      <w:r>
+        <w:rPr>
+          <w:i/>
+          <w:iCs/>
+        </w:rPr>
+        <w:t>self</w:t>
+      </w:r>
+      <w:r>
+        <w:t>.layernorm_1(inputs + attention_output)</w:t>
+      </w:r>
+      <w:r>
+        <w:br/>
+        <w:t xml:space="preserve">        proj_output = </w:t>
+      </w:r>
+      <w:r>
+        <w:rPr>
+          <w:i/>
+          <w:iCs/>
+        </w:rPr>
+        <w:t>self</w:t>
+      </w:r>
+      <w:r>
+        <w:t>.dense_proj(proj_input)</w:t>
+      </w:r>
+      <w:r>
+        <w:br/>
+        <w:t xml:space="preserve">        </w:t>
+      </w:r>
+      <w:r>
+        <w:rPr>
+          <w:i/>
+          <w:iCs/>
+        </w:rPr>
+        <w:t>return self</w:t>
+      </w:r>
+      <w:r>
+        <w:t>.layernorm_2(proj_input + proj_output)</w:t>
+      </w:r>
+      <w:r>
+        <w:br/>
+      </w:r>
+      <w:r>
+        <w:br/>
+      </w:r>
+      <w:r>
+        <w:rPr>
+          <w:i/>
+          <w:iCs/>
+        </w:rPr>
+        <w:t># --- Клас Дешифратора (Декодер) Трансформера ---</w:t>
+      </w:r>
+      <w:r>
+        <w:rPr>
+          <w:i/>
+          <w:iCs/>
+        </w:rPr>
+        <w:br/>
+        <w:t xml:space="preserve">class </w:t>
+      </w:r>
+      <w:r>
+        <w:t>TransformerDecoder(tensorflow.keras.layers.Layer):</w:t>
+      </w:r>
+      <w:r>
+        <w:br/>
+        <w:t xml:space="preserve">    </w:t>
+      </w:r>
+      <w:r>
+        <w:rPr>
+          <w:i/>
+          <w:iCs/>
+        </w:rPr>
+        <w:t>def __init__</w:t>
+      </w:r>
+      <w:r>
+        <w:t>(</w:t>
+      </w:r>
+      <w:r>
+        <w:rPr>
+          <w:i/>
+          <w:iCs/>
+        </w:rPr>
+        <w:t>self</w:t>
+      </w:r>
+      <w:r>
+        <w:t>, embed_dim, **kwargs):</w:t>
+      </w:r>
+      <w:r>
+        <w:br/>
+        <w:t xml:space="preserve">        </w:t>
+      </w:r>
+      <w:r>
+        <w:rPr>
+          <w:i/>
+          <w:iCs/>
+        </w:rPr>
+        <w:t>super</w:t>
+      </w:r>
+      <w:r>
+        <w:t>().</w:t>
+      </w:r>
+      <w:r>
+        <w:rPr>
+          <w:i/>
+          <w:iCs/>
+        </w:rPr>
+        <w:t>__init__</w:t>
+      </w:r>
+      <w:r>
+        <w:t>(**kwargs)</w:t>
+      </w:r>
+      <w:r>
+        <w:br/>
+        <w:t xml:space="preserve">        </w:t>
+      </w:r>
+      <w:r>
+        <w:rPr>
+          <w:i/>
+          <w:iCs/>
+        </w:rPr>
+        <w:t>self</w:t>
+      </w:r>
+      <w:r>
         <w:t>.embed_dim = embed_dim</w:t>
       </w:r>
       <w:r>
         <w:br/>
-      </w:r>
-      <w:r>
-        <w:br/>
-        <w:t xml:space="preserve">    </w:t>
-      </w:r>
-      <w:r>
-        <w:rPr>
-          <w:i/>
-          <w:iCs/>
-        </w:rPr>
-        <w:t xml:space="preserve">def </w:t>
-      </w:r>
-      <w:r>
-        <w:t>call(</w:t>
+        <w:t xml:space="preserve">        </w:t>
       </w:r>
       <w:r>
         <w:rPr>
@@ -1979,46 +3956,165 @@
         <w:t>self</w:t>
       </w:r>
       <w:r>
+        <w:t>.attention_1 = tensorflow.keras.layers.MultiHeadAttention(</w:t>
+      </w:r>
+      <w:r>
+        <w:br/>
+        <w:t xml:space="preserve">            num_heads=8, key_dim=embed_dim</w:t>
+      </w:r>
+      <w:r>
+        <w:br/>
+        <w:t xml:space="preserve">        )</w:t>
+      </w:r>
+      <w:r>
+        <w:br/>
+        <w:t xml:space="preserve">        </w:t>
+      </w:r>
+      <w:r>
+        <w:rPr>
+          <w:i/>
+          <w:iCs/>
+        </w:rPr>
+        <w:t>self</w:t>
+      </w:r>
+      <w:r>
+        <w:t>.attention_2 = tensorflow.keras.layers.MultiHeadAttention(</w:t>
+      </w:r>
+      <w:r>
+        <w:br/>
+        <w:t xml:space="preserve">            num_heads=8, key_dim=embed_dim</w:t>
+      </w:r>
+      <w:r>
+        <w:br/>
+        <w:t xml:space="preserve">        )</w:t>
+      </w:r>
+      <w:r>
+        <w:br/>
+        <w:t xml:space="preserve">        </w:t>
+      </w:r>
+      <w:r>
+        <w:rPr>
+          <w:i/>
+          <w:iCs/>
+        </w:rPr>
+        <w:t>self</w:t>
+      </w:r>
+      <w:r>
+        <w:t>.dense_proj = tensorflow.keras.Sequential(</w:t>
+      </w:r>
+      <w:r>
+        <w:br/>
+        <w:t xml:space="preserve">            [</w:t>
+      </w:r>
+      <w:r>
+        <w:br/>
+        <w:t xml:space="preserve">                tensorflow.keras.layers.Dense(units=embed_dim, activation="relu"),</w:t>
+      </w:r>
+      <w:r>
+        <w:br/>
+        <w:t xml:space="preserve">                tensorflow.keras.layers.Dense(units=embed_dim),</w:t>
+      </w:r>
+      <w:r>
+        <w:br/>
+        <w:t xml:space="preserve">            ]</w:t>
+      </w:r>
+      <w:r>
+        <w:br/>
+        <w:t xml:space="preserve">        )</w:t>
+      </w:r>
+      <w:r>
+        <w:br/>
+        <w:t xml:space="preserve">        </w:t>
+      </w:r>
+      <w:r>
+        <w:rPr>
+          <w:i/>
+          <w:iCs/>
+        </w:rPr>
+        <w:t>self</w:t>
+      </w:r>
+      <w:r>
+        <w:t>.layernorm_1 = tensorflow.keras.layers.LayerNormalization()</w:t>
+      </w:r>
+      <w:r>
+        <w:br/>
+        <w:t xml:space="preserve">        </w:t>
+      </w:r>
+      <w:r>
+        <w:rPr>
+          <w:i/>
+          <w:iCs/>
+        </w:rPr>
+        <w:t>self</w:t>
+      </w:r>
+      <w:r>
+        <w:t>.layernorm_2 = tensorflow.keras.layers.LayerNormalization()</w:t>
+      </w:r>
+      <w:r>
+        <w:br/>
+        <w:t xml:space="preserve">        </w:t>
+      </w:r>
+      <w:r>
+        <w:rPr>
+          <w:i/>
+          <w:iCs/>
+        </w:rPr>
+        <w:t>self</w:t>
+      </w:r>
+      <w:r>
+        <w:t>.layernorm_3 = tensorflow.keras.layers.LayerNormalization()</w:t>
+      </w:r>
+      <w:r>
+        <w:br/>
+        <w:t xml:space="preserve">        </w:t>
+      </w:r>
+      <w:r>
+        <w:rPr>
+          <w:i/>
+          <w:iCs/>
+        </w:rPr>
+        <w:t>self</w:t>
+      </w:r>
+      <w:r>
+        <w:t xml:space="preserve">.supports_masking = </w:t>
+      </w:r>
+      <w:r>
+        <w:rPr>
+          <w:i/>
+          <w:iCs/>
+        </w:rPr>
+        <w:t>True</w:t>
+      </w:r>
+      <w:r>
+        <w:rPr>
+          <w:i/>
+          <w:iCs/>
+        </w:rPr>
+        <w:br/>
+      </w:r>
+      <w:r>
+        <w:rPr>
+          <w:i/>
+          <w:iCs/>
+        </w:rPr>
+        <w:br/>
+        <w:t xml:space="preserve">    def </w:t>
+      </w:r>
+      <w:r>
+        <w:t>get_causal_attention_mask(</w:t>
+      </w:r>
+      <w:r>
+        <w:rPr>
+          <w:i/>
+          <w:iCs/>
+        </w:rPr>
+        <w:t>self</w:t>
+      </w:r>
+      <w:r>
         <w:t>, inputs):</w:t>
       </w:r>
       <w:r>
         <w:br/>
-        <w:t xml:space="preserve">        length = tensorflow.shape(inputs)[-1]</w:t>
-      </w:r>
-      <w:r>
-        <w:br/>
-        <w:t xml:space="preserve">        positions = tensorflow.range(start=0, limit=length, delta=1)</w:t>
-      </w:r>
-      <w:r>
-        <w:br/>
-        <w:t xml:space="preserve">        embedded_tokens = </w:t>
-      </w:r>
-      <w:r>
-        <w:rPr>
-          <w:i/>
-          <w:iCs/>
-        </w:rPr>
-        <w:t>self</w:t>
-      </w:r>
-      <w:r>
-        <w:t>.token_embeddings(inputs)</w:t>
-      </w:r>
-      <w:r>
-        <w:br/>
-        <w:t xml:space="preserve">        embedded_positions = </w:t>
-      </w:r>
-      <w:r>
-        <w:rPr>
-          <w:i/>
-          <w:iCs/>
-        </w:rPr>
-        <w:t>self</w:t>
-      </w:r>
-      <w:r>
-        <w:t>.position_embeddings(positions)</w:t>
-      </w:r>
-      <w:r>
-        <w:br/>
         <w:t xml:space="preserve">        </w:t>
       </w:r>
       <w:r>
@@ -2026,449 +4122,98 @@
           <w:i/>
           <w:iCs/>
         </w:rPr>
-        <w:t xml:space="preserve">return </w:t>
-      </w:r>
-      <w:r>
-        <w:t>embedded_tokens + embedded_positions</w:t>
-      </w:r>
-      <w:r>
-        <w:br/>
-      </w:r>
-      <w:r>
-        <w:br/>
-        <w:t xml:space="preserve">    </w:t>
-      </w:r>
-      <w:r>
-        <w:rPr>
-          <w:i/>
-          <w:iCs/>
-        </w:rPr>
-        <w:t xml:space="preserve">def </w:t>
-      </w:r>
-      <w:r>
-        <w:t>compute_mask(</w:t>
-      </w:r>
-      <w:r>
-        <w:rPr>
-          <w:i/>
-          <w:iCs/>
-        </w:rPr>
-        <w:t>self</w:t>
-      </w:r>
-      <w:r>
-        <w:t>, inputs, mask=</w:t>
-      </w:r>
-      <w:r>
-        <w:rPr>
-          <w:i/>
-          <w:iCs/>
-        </w:rPr>
-        <w:t>None</w:t>
-      </w:r>
-      <w:r>
-        <w:t>):</w:t>
-      </w:r>
-      <w:r>
-        <w:br/>
-        <w:t xml:space="preserve">        </w:t>
-      </w:r>
-      <w:r>
-        <w:rPr>
-          <w:i/>
-          <w:iCs/>
-        </w:rPr>
-        <w:t xml:space="preserve">return </w:t>
-      </w:r>
-      <w:r>
-        <w:t>tensorflow.keras.ops.not_equal(inputs, 0)</w:t>
-      </w:r>
-      <w:r>
-        <w:br/>
-      </w:r>
-      <w:r>
-        <w:br/>
-      </w:r>
-      <w:r>
-        <w:rPr>
-          <w:i/>
-          <w:iCs/>
-        </w:rPr>
-        <w:t># --- Клас Шифратора (Кодер) Трансформера ---</w:t>
-      </w:r>
-      <w:r>
-        <w:rPr>
-          <w:i/>
-          <w:iCs/>
-        </w:rPr>
-        <w:br/>
-        <w:t xml:space="preserve">class </w:t>
-      </w:r>
-      <w:r>
-        <w:t>TransformerEncoder(tensorflow.keras.layers.Layer):</w:t>
-      </w:r>
-      <w:r>
-        <w:br/>
-        <w:t xml:space="preserve">    </w:t>
-      </w:r>
-      <w:r>
-        <w:rPr>
-          <w:i/>
-          <w:iCs/>
-        </w:rPr>
-        <w:t>def __init__</w:t>
-      </w:r>
-      <w:r>
-        <w:t>(</w:t>
-      </w:r>
-      <w:r>
-        <w:rPr>
-          <w:i/>
-          <w:iCs/>
-        </w:rPr>
-        <w:t>self</w:t>
-      </w:r>
-      <w:r>
-        <w:t>, embed_dim, **kwargs):</w:t>
-      </w:r>
-      <w:r>
-        <w:br/>
-        <w:t xml:space="preserve">        </w:t>
-      </w:r>
-      <w:r>
-        <w:rPr>
-          <w:i/>
-          <w:iCs/>
-        </w:rPr>
-        <w:t>super</w:t>
-      </w:r>
-      <w:r>
-        <w:t>().</w:t>
-      </w:r>
-      <w:r>
-        <w:rPr>
-          <w:i/>
-          <w:iCs/>
-        </w:rPr>
-        <w:t>__init__</w:t>
-      </w:r>
-      <w:r>
-        <w:t>(**kwargs)</w:t>
-      </w:r>
-      <w:r>
-        <w:br/>
-        <w:t xml:space="preserve">        </w:t>
-      </w:r>
-      <w:r>
-        <w:rPr>
-          <w:i/>
-          <w:iCs/>
-        </w:rPr>
-        <w:t>self</w:t>
-      </w:r>
-      <w:r>
-        <w:t>.embed_dim = embed_dim</w:t>
-      </w:r>
-      <w:r>
-        <w:br/>
-        <w:t xml:space="preserve">        </w:t>
-      </w:r>
-      <w:r>
-        <w:rPr>
-          <w:i/>
-          <w:iCs/>
-        </w:rPr>
-        <w:t>self</w:t>
-      </w:r>
-      <w:r>
-        <w:t>.attention = tensorflow.keras.layers.MultiHeadAttention(</w:t>
-      </w:r>
-      <w:r>
-        <w:br/>
-        <w:t xml:space="preserve">            num_heads=8, key_dim=embed_dim</w:t>
-      </w:r>
-      <w:r>
-        <w:br/>
-        <w:t xml:space="preserve">        )</w:t>
-      </w:r>
-      <w:r>
-        <w:br/>
-        <w:t xml:space="preserve">        </w:t>
-      </w:r>
-      <w:r>
-        <w:rPr>
-          <w:i/>
-          <w:iCs/>
-        </w:rPr>
-        <w:t>self</w:t>
-      </w:r>
-      <w:r>
-        <w:t>.dense_proj = tensorflow.keras.Sequential(</w:t>
-      </w:r>
-      <w:r>
-        <w:br/>
-        <w:t xml:space="preserve">            [</w:t>
-      </w:r>
-      <w:r>
-        <w:br/>
-        <w:t xml:space="preserve">                tensorflow.keras.layers.Dense(units=embed_dim, activation="relu"),</w:t>
-      </w:r>
-      <w:r>
-        <w:br/>
-        <w:t xml:space="preserve">                tensorflow.keras.layers.Dense(units=embed_dim),</w:t>
-      </w:r>
-      <w:r>
-        <w:br/>
-        <w:t xml:space="preserve">            ]</w:t>
-      </w:r>
-      <w:r>
-        <w:br/>
-        <w:t xml:space="preserve">        )</w:t>
-      </w:r>
-      <w:r>
-        <w:br/>
-        <w:t xml:space="preserve">        </w:t>
-      </w:r>
-      <w:r>
-        <w:rPr>
-          <w:i/>
-          <w:iCs/>
-        </w:rPr>
-        <w:t>self</w:t>
-      </w:r>
-      <w:r>
-        <w:t>.layernorm_1 = tensorflow.keras.layers.LayerNormalization()</w:t>
-      </w:r>
-      <w:r>
-        <w:br/>
-        <w:t xml:space="preserve">        </w:t>
-      </w:r>
-      <w:r>
-        <w:rPr>
-          <w:i/>
-          <w:iCs/>
-        </w:rPr>
-        <w:t>self</w:t>
-      </w:r>
-      <w:r>
-        <w:t>.layernorm_2 = tensorflow.keras.layers.LayerNormalization()</w:t>
-      </w:r>
-      <w:r>
-        <w:br/>
-        <w:t xml:space="preserve">        </w:t>
-      </w:r>
-      <w:r>
-        <w:rPr>
-          <w:i/>
-          <w:iCs/>
-        </w:rPr>
-        <w:t>self</w:t>
-      </w:r>
-      <w:r>
-        <w:t xml:space="preserve">.supports_masking = </w:t>
-      </w:r>
-      <w:r>
-        <w:rPr>
-          <w:i/>
-          <w:iCs/>
-        </w:rPr>
-        <w:t>True</w:t>
-      </w:r>
-      <w:r>
-        <w:rPr>
-          <w:i/>
-          <w:iCs/>
-        </w:rPr>
-        <w:br/>
-      </w:r>
-      <w:r>
-        <w:rPr>
-          <w:i/>
-          <w:iCs/>
-        </w:rPr>
-        <w:br/>
-        <w:t xml:space="preserve">    def </w:t>
-      </w:r>
-      <w:r>
-        <w:t>call(</w:t>
-      </w:r>
-      <w:r>
-        <w:rPr>
-          <w:i/>
-          <w:iCs/>
-        </w:rPr>
-        <w:t>self</w:t>
-      </w:r>
-      <w:r>
-        <w:t>, inputs, mask=</w:t>
-      </w:r>
-      <w:r>
-        <w:rPr>
-          <w:i/>
-          <w:iCs/>
-        </w:rPr>
-        <w:t>None</w:t>
-      </w:r>
-      <w:r>
-        <w:t>):</w:t>
-      </w:r>
-      <w:r>
-        <w:br/>
-        <w:t xml:space="preserve">        attention_output = </w:t>
-      </w:r>
-      <w:r>
-        <w:rPr>
-          <w:i/>
-          <w:iCs/>
-        </w:rPr>
-        <w:t>self</w:t>
-      </w:r>
-      <w:r>
-        <w:t>.attention(</w:t>
-      </w:r>
-      <w:r>
-        <w:br/>
-        <w:t xml:space="preserve">            query=inputs, value=inputs, key=inputs, attention_mask=</w:t>
-      </w:r>
-      <w:r>
-        <w:rPr>
-          <w:i/>
-          <w:iCs/>
-        </w:rPr>
-        <w:t>None</w:t>
-      </w:r>
-      <w:r>
-        <w:rPr>
-          <w:i/>
-          <w:iCs/>
-        </w:rPr>
-        <w:br/>
-        <w:t xml:space="preserve">        </w:t>
-      </w:r>
-      <w:r>
-        <w:t>)</w:t>
-      </w:r>
-      <w:r>
-        <w:br/>
-        <w:t xml:space="preserve">        proj_input = </w:t>
-      </w:r>
-      <w:r>
-        <w:rPr>
-          <w:i/>
-          <w:iCs/>
-        </w:rPr>
-        <w:t>self</w:t>
-      </w:r>
-      <w:r>
-        <w:t>.layernorm_1(inputs + attention_output)</w:t>
-      </w:r>
-      <w:r>
-        <w:br/>
-        <w:t xml:space="preserve">        proj_output = </w:t>
-      </w:r>
-      <w:r>
-        <w:rPr>
-          <w:i/>
-          <w:iCs/>
-        </w:rPr>
-        <w:t>self</w:t>
-      </w:r>
-      <w:r>
-        <w:t>.dense_proj(proj_input)</w:t>
-      </w:r>
-      <w:r>
-        <w:br/>
-        <w:t xml:space="preserve">        </w:t>
-      </w:r>
-      <w:r>
-        <w:rPr>
-          <w:i/>
-          <w:iCs/>
-        </w:rPr>
-        <w:t>return self</w:t>
-      </w:r>
-      <w:r>
-        <w:t>.layernorm_2(proj_input + proj_output)</w:t>
-      </w:r>
-      <w:r>
-        <w:br/>
-      </w:r>
-      <w:r>
-        <w:br/>
-      </w:r>
-      <w:r>
-        <w:rPr>
-          <w:i/>
-          <w:iCs/>
-        </w:rPr>
-        <w:t># --- Клас Дешифратора (Декодер) Трансформера ---</w:t>
-      </w:r>
-      <w:r>
-        <w:rPr>
-          <w:i/>
-          <w:iCs/>
-        </w:rPr>
-        <w:br/>
-        <w:t xml:space="preserve">class </w:t>
-      </w:r>
-      <w:r>
-        <w:t>TransformerDecoder(tensorflow.keras.layers.Layer):</w:t>
-      </w:r>
-      <w:r>
-        <w:br/>
-        <w:t xml:space="preserve">    </w:t>
-      </w:r>
-      <w:r>
-        <w:rPr>
-          <w:i/>
-          <w:iCs/>
-        </w:rPr>
-        <w:t>def __init__</w:t>
-      </w:r>
-      <w:r>
-        <w:t>(</w:t>
-      </w:r>
-      <w:r>
-        <w:rPr>
-          <w:i/>
-          <w:iCs/>
-        </w:rPr>
-        <w:t>self</w:t>
-      </w:r>
-      <w:r>
-        <w:t>, embed_dim, **kwargs):</w:t>
-      </w:r>
-      <w:r>
-        <w:br/>
-        <w:t xml:space="preserve">        </w:t>
-      </w:r>
-      <w:r>
-        <w:rPr>
-          <w:i/>
-          <w:iCs/>
-        </w:rPr>
-        <w:t>super</w:t>
-      </w:r>
-      <w:r>
-        <w:t>().</w:t>
-      </w:r>
-      <w:r>
-        <w:rPr>
-          <w:i/>
-          <w:iCs/>
-        </w:rPr>
-        <w:t>__init__</w:t>
-      </w:r>
-      <w:r>
-        <w:t>(**kwargs)</w:t>
-      </w:r>
-      <w:r>
-        <w:br/>
-      </w:r>
-      <w:r>
+        <w:t># Створює маску для запобігання "загляданню у майбутнє"</w:t>
+      </w:r>
+      <w:r>
+        <w:rPr>
+          <w:i/>
+          <w:iCs/>
+        </w:rPr>
+        <w:br/>
+      </w:r>
+      <w:r>
+        <w:rPr>
+          <w:i/>
+          <w:iCs/>
+        </w:rPr>
         <w:lastRenderedPageBreak/>
         <w:t xml:space="preserve">        </w:t>
       </w:r>
       <w:r>
+        <w:t>input_shape = tensorflow.shape(inputs)</w:t>
+      </w:r>
+      <w:r>
+        <w:br/>
+        <w:t xml:space="preserve">        batch_size, sequence_length = input_shape[0], input_shape[1]</w:t>
+      </w:r>
+      <w:r>
+        <w:br/>
+        <w:t xml:space="preserve">        i = tensorflow.range(sequence_length)[:, tensorflow.newaxis]</w:t>
+      </w:r>
+      <w:r>
+        <w:br/>
+        <w:t xml:space="preserve">        j = tensorflow.range(sequence_length)</w:t>
+      </w:r>
+      <w:r>
+        <w:br/>
+        <w:t xml:space="preserve">        mask = tensorflow.cast(i &gt;= j, dtype="int32")</w:t>
+      </w:r>
+      <w:r>
+        <w:br/>
+        <w:t xml:space="preserve">        mask = tensorflow.reshape(mask, (1, sequence_length, sequence_length))</w:t>
+      </w:r>
+      <w:r>
+        <w:br/>
+        <w:t xml:space="preserve">        mult = tensorflow.concat(</w:t>
+      </w:r>
+      <w:r>
+        <w:br/>
+        <w:t xml:space="preserve">            [tensorflow.expand_dims(batch_size, -1),</w:t>
+      </w:r>
+      <w:r>
+        <w:br/>
+        <w:t xml:space="preserve">             tensorflow.constant([1, 1], dtype=tensorflow.int32)],</w:t>
+      </w:r>
+      <w:r>
+        <w:br/>
+        <w:t xml:space="preserve">            axis=0,</w:t>
+      </w:r>
+      <w:r>
+        <w:br/>
+        <w:t xml:space="preserve">        )</w:t>
+      </w:r>
+      <w:r>
+        <w:br/>
+        <w:t xml:space="preserve">        </w:t>
+      </w:r>
+      <w:r>
+        <w:rPr>
+          <w:i/>
+          <w:iCs/>
+        </w:rPr>
+        <w:t xml:space="preserve">return </w:t>
+      </w:r>
+      <w:r>
+        <w:t>tensorflow.tile(mask, mult)</w:t>
+      </w:r>
+      <w:r>
+        <w:br/>
+      </w:r>
+      <w:r>
+        <w:br/>
+        <w:t xml:space="preserve">    </w:t>
+      </w:r>
+      <w:r>
+        <w:rPr>
+          <w:i/>
+          <w:iCs/>
+        </w:rPr>
+        <w:t xml:space="preserve">def </w:t>
+      </w:r>
+      <w:r>
+        <w:t>call(</w:t>
+      </w:r>
+      <w:r>
         <w:rPr>
           <w:i/>
           <w:iCs/>
@@ -2476,7 +4221,145 @@
         <w:t>self</w:t>
       </w:r>
       <w:r>
-        <w:t>.embed_dim = embed_dim</w:t>
+        <w:t>, inputs, encoder_outputs, mask=</w:t>
+      </w:r>
+      <w:r>
+        <w:rPr>
+          <w:i/>
+          <w:iCs/>
+        </w:rPr>
+        <w:t>None</w:t>
+      </w:r>
+      <w:r>
+        <w:t>):</w:t>
+      </w:r>
+      <w:r>
+        <w:br/>
+        <w:t xml:space="preserve">        causal_mask = </w:t>
+      </w:r>
+      <w:r>
+        <w:rPr>
+          <w:i/>
+          <w:iCs/>
+        </w:rPr>
+        <w:t>self</w:t>
+      </w:r>
+      <w:r>
+        <w:t>.get_causal_attention_mask(inputs)</w:t>
+      </w:r>
+      <w:r>
+        <w:br/>
+        <w:t xml:space="preserve">        attention_output_1 = </w:t>
+      </w:r>
+      <w:r>
+        <w:rPr>
+          <w:i/>
+          <w:iCs/>
+        </w:rPr>
+        <w:t>self</w:t>
+      </w:r>
+      <w:r>
+        <w:t>.attention_1(</w:t>
+      </w:r>
+      <w:r>
+        <w:br/>
+        <w:t xml:space="preserve">            query=inputs, value=inputs, key=inputs, attention_mask=causal_mask</w:t>
+      </w:r>
+      <w:r>
+        <w:br/>
+        <w:t xml:space="preserve">        )</w:t>
+      </w:r>
+      <w:r>
+        <w:br/>
+        <w:t xml:space="preserve">        out_1 = </w:t>
+      </w:r>
+      <w:r>
+        <w:rPr>
+          <w:i/>
+          <w:iCs/>
+        </w:rPr>
+        <w:t>self</w:t>
+      </w:r>
+      <w:r>
+        <w:t>.layernorm_1(inputs + attention_output_1)</w:t>
+      </w:r>
+      <w:r>
+        <w:br/>
+      </w:r>
+      <w:r>
+        <w:br/>
+        <w:t xml:space="preserve">        attention_output_2 = </w:t>
+      </w:r>
+      <w:r>
+        <w:rPr>
+          <w:i/>
+          <w:iCs/>
+        </w:rPr>
+        <w:t>self</w:t>
+      </w:r>
+      <w:r>
+        <w:t>.attention_2(</w:t>
+      </w:r>
+      <w:r>
+        <w:br/>
+        <w:t xml:space="preserve">            query=out_1,</w:t>
+      </w:r>
+      <w:r>
+        <w:br/>
+        <w:t xml:space="preserve">            value=encoder_outputs,</w:t>
+      </w:r>
+      <w:r>
+        <w:br/>
+        <w:t xml:space="preserve">            key=encoder_outputs,</w:t>
+      </w:r>
+      <w:r>
+        <w:br/>
+        <w:t xml:space="preserve">            attention_mask=</w:t>
+      </w:r>
+      <w:r>
+        <w:rPr>
+          <w:i/>
+          <w:iCs/>
+        </w:rPr>
+        <w:t>None</w:t>
+      </w:r>
+      <w:r>
+        <w:t>,</w:t>
+      </w:r>
+      <w:r>
+        <w:br/>
+        <w:t xml:space="preserve">        )</w:t>
+      </w:r>
+      <w:r>
+        <w:br/>
+        <w:t xml:space="preserve">        out_2 = </w:t>
+      </w:r>
+      <w:r>
+        <w:rPr>
+          <w:i/>
+          <w:iCs/>
+        </w:rPr>
+        <w:t>self</w:t>
+      </w:r>
+      <w:r>
+        <w:t>.layernorm_2(out_1 + attention_output_2)</w:t>
+      </w:r>
+      <w:r>
+        <w:br/>
+      </w:r>
+      <w:r>
+        <w:br/>
+        <w:t xml:space="preserve">        proj_output = </w:t>
+      </w:r>
+      <w:r>
+        <w:rPr>
+          <w:i/>
+          <w:iCs/>
+        </w:rPr>
+        <w:t>self</w:t>
+      </w:r>
+      <w:r>
+        <w:t>.dense_proj(out_2)</w:t>
       </w:r>
       <w:r>
         <w:br/>
@@ -2487,18 +4370,310 @@
           <w:i/>
           <w:iCs/>
         </w:rPr>
-        <w:t>self</w:t>
-      </w:r>
-      <w:r>
-        <w:t>.attention_1 = tensorflow.keras.layers.MultiHeadAttention(</w:t>
-      </w:r>
-      <w:r>
-        <w:br/>
-        <w:t xml:space="preserve">            num_heads=8, key_dim=embed_dim</w:t>
-      </w:r>
-      <w:r>
-        <w:br/>
-        <w:t xml:space="preserve">        )</w:t>
+        <w:t>return self</w:t>
+      </w:r>
+      <w:r>
+        <w:t>.layernorm_3(out_2 + proj_output)</w:t>
+      </w:r>
+      <w:r>
+        <w:br/>
+      </w:r>
+      <w:r>
+        <w:br/>
+      </w:r>
+      <w:r>
+        <w:rPr>
+          <w:i/>
+          <w:iCs/>
+        </w:rPr>
+        <w:t># --- Збирання моделі Трансформера ---</w:t>
+      </w:r>
+      <w:r>
+        <w:rPr>
+          <w:i/>
+          <w:iCs/>
+        </w:rPr>
+        <w:br/>
+      </w:r>
+      <w:r>
+        <w:t>encoder_inputs = tensorflow.keras.Input(shape=(</w:t>
+      </w:r>
+      <w:r>
+        <w:rPr>
+          <w:i/>
+          <w:iCs/>
+        </w:rPr>
+        <w:t>None</w:t>
+      </w:r>
+      <w:r>
+        <w:t>,), dtype="int64", name="encoder_inputs")</w:t>
+      </w:r>
+      <w:r>
+        <w:br/>
+        <w:t>x = PositionalEmbedding(sequence_length, vocab_size, embed_dim)(encoder_inputs)</w:t>
+      </w:r>
+      <w:r>
+        <w:br/>
+        <w:t>x = TransformerEncoder(embed_dim)(x)</w:t>
+      </w:r>
+      <w:r>
+        <w:br/>
+        <w:t>encoder_outputs = x</w:t>
+      </w:r>
+      <w:r>
+        <w:br/>
+        <w:t>encoder = tensorflow.keras.Model(encoder_inputs, encoder_outputs)</w:t>
+      </w:r>
+      <w:r>
+        <w:br/>
+      </w:r>
+      <w:r>
+        <w:br/>
+        <w:t>decoder_inputs = tensorflow.keras.Input(shape=(</w:t>
+      </w:r>
+      <w:r>
+        <w:rPr>
+          <w:i/>
+          <w:iCs/>
+        </w:rPr>
+        <w:t>None</w:t>
+      </w:r>
+      <w:r>
+        <w:t>,), dtype="int64", name="decoder_inputs")</w:t>
+      </w:r>
+      <w:r>
+        <w:br/>
+        <w:t>encoded_seq_inputs = tensorflow.keras.Input(shape=(</w:t>
+      </w:r>
+      <w:r>
+        <w:rPr>
+          <w:i/>
+          <w:iCs/>
+        </w:rPr>
+        <w:t>None</w:t>
+      </w:r>
+      <w:r>
+        <w:t>, embed_dim), name="encoder_outputs")</w:t>
+      </w:r>
+      <w:r>
+        <w:br/>
+        <w:t>x = PositionalEmbedding(sequence_length, vocab_size, embed_dim)(decoder_inputs)</w:t>
+      </w:r>
+      <w:r>
+        <w:br/>
+        <w:t>x = TransformerDecoder(embed_dim)(x, encoded_seq_inputs)</w:t>
+      </w:r>
+      <w:r>
+        <w:br/>
+        <w:t>decoder_outputs = tensorflow.keras.layers.Dense(vocab_size, activation="softmax")(x)</w:t>
+      </w:r>
+      <w:r>
+        <w:br/>
+        <w:t>decoder = tensorflow.keras.Model([decoder_inputs, encoded_seq_inputs], decoder_outputs)</w:t>
+      </w:r>
+      <w:r>
+        <w:br/>
+      </w:r>
+      <w:r>
+        <w:br/>
+      </w:r>
+      <w:r>
+        <w:rPr>
+          <w:i/>
+          <w:iCs/>
+        </w:rPr>
+        <w:t># Повна модель</w:t>
+      </w:r>
+      <w:r>
+        <w:rPr>
+          <w:i/>
+          <w:iCs/>
+        </w:rPr>
+        <w:br/>
+      </w:r>
+      <w:r>
+        <w:lastRenderedPageBreak/>
+        <w:t>decoder_outputs = decoder([decoder_inputs, encoder(encoder_inputs)])</w:t>
+      </w:r>
+      <w:r>
+        <w:br/>
+        <w:t>transformer = tensorflow.keras.Model(</w:t>
+      </w:r>
+      <w:r>
+        <w:br/>
+        <w:t xml:space="preserve">    [encoder_inputs, decoder_inputs], decoder_outputs, name="transformer"</w:t>
+      </w:r>
+      <w:r>
+        <w:br/>
+        <w:t>)</w:t>
+      </w:r>
+      <w:r>
+        <w:br/>
+      </w:r>
+      <w:r>
+        <w:br/>
+      </w:r>
+      <w:r>
+        <w:rPr>
+          <w:i/>
+          <w:iCs/>
+        </w:rPr>
+        <w:t># --- Навчання ---</w:t>
+      </w:r>
+      <w:r>
+        <w:rPr>
+          <w:i/>
+          <w:iCs/>
+        </w:rPr>
+        <w:br/>
+      </w:r>
+      <w:r>
+        <w:t>transformer.compile(</w:t>
+      </w:r>
+      <w:r>
+        <w:br/>
+        <w:t xml:space="preserve">    optimizer="adam", loss="sparse_categorical_crossentropy", metrics=["accuracy"]</w:t>
+      </w:r>
+      <w:r>
+        <w:br/>
+        <w:t>)</w:t>
+      </w:r>
+      <w:r>
+        <w:br/>
+      </w:r>
+      <w:r>
+        <w:br/>
+        <w:t>transformer.fit(train_ds, epochs=n, validation_data=val_ds)</w:t>
+      </w:r>
+      <w:r>
+        <w:br/>
+      </w:r>
+      <w:r>
+        <w:br/>
+      </w:r>
+      <w:r>
+        <w:rPr>
+          <w:i/>
+          <w:iCs/>
+        </w:rPr>
+        <w:t># --- Дешифрація (Inference) ---</w:t>
+      </w:r>
+      <w:r>
+        <w:rPr>
+          <w:i/>
+          <w:iCs/>
+        </w:rPr>
+        <w:br/>
+      </w:r>
+      <w:r>
+        <w:t>spa_vocab = spa_vectorization.get_vocabulary()</w:t>
+      </w:r>
+      <w:r>
+        <w:br/>
+        <w:t xml:space="preserve">spa_index_lookup = </w:t>
+      </w:r>
+      <w:r>
+        <w:rPr>
+          <w:i/>
+          <w:iCs/>
+        </w:rPr>
+        <w:t>dict</w:t>
+      </w:r>
+      <w:r>
+        <w:t>(</w:t>
+      </w:r>
+      <w:r>
+        <w:rPr>
+          <w:i/>
+          <w:iCs/>
+        </w:rPr>
+        <w:t>zip</w:t>
+      </w:r>
+      <w:r>
+        <w:t>(</w:t>
+      </w:r>
+      <w:r>
+        <w:rPr>
+          <w:i/>
+          <w:iCs/>
+        </w:rPr>
+        <w:t>range</w:t>
+      </w:r>
+      <w:r>
+        <w:t>(</w:t>
+      </w:r>
+      <w:r>
+        <w:rPr>
+          <w:i/>
+          <w:iCs/>
+        </w:rPr>
+        <w:t>len</w:t>
+      </w:r>
+      <w:r>
+        <w:t>(spa_vocab)), spa_vocab))</w:t>
+      </w:r>
+      <w:r>
+        <w:br/>
+        <w:t>max_decoded_sentence_length = sequence_length</w:t>
+      </w:r>
+      <w:r>
+        <w:br/>
+      </w:r>
+      <w:r>
+        <w:br/>
+      </w:r>
+      <w:r>
+        <w:rPr>
+          <w:i/>
+          <w:iCs/>
+        </w:rPr>
+        <w:t xml:space="preserve">def </w:t>
+      </w:r>
+      <w:r>
+        <w:t>decode_sequence(input_sentence):</w:t>
+      </w:r>
+      <w:r>
+        <w:br/>
+        <w:t xml:space="preserve">    tokenized_input_sentence = eng_vectorization([input_sentence])</w:t>
+      </w:r>
+      <w:r>
+        <w:br/>
+        <w:t xml:space="preserve">    decoded_sentence = "[start]"</w:t>
+      </w:r>
+      <w:r>
+        <w:br/>
+        <w:t xml:space="preserve">    </w:t>
+      </w:r>
+      <w:r>
+        <w:rPr>
+          <w:i/>
+          <w:iCs/>
+        </w:rPr>
+        <w:t xml:space="preserve">for </w:t>
+      </w:r>
+      <w:r>
+        <w:t xml:space="preserve">i </w:t>
+      </w:r>
+      <w:r>
+        <w:rPr>
+          <w:i/>
+          <w:iCs/>
+        </w:rPr>
+        <w:t>in range</w:t>
+      </w:r>
+      <w:r>
+        <w:t>(max_decoded_sentence_length):</w:t>
+      </w:r>
+      <w:r>
+        <w:br/>
+        <w:t xml:space="preserve">        tokenized_target_sentence = spa_vectorization([decoded_sentence])[:, :-1]</w:t>
+      </w:r>
+      <w:r>
+        <w:br/>
+        <w:t xml:space="preserve">        predictions = transformer([tokenized_input_sentence, tokenized_target_sentence])</w:t>
+      </w:r>
+      <w:r>
+        <w:br/>
       </w:r>
       <w:r>
         <w:br/>
@@ -2509,726 +4684,21 @@
           <w:i/>
           <w:iCs/>
         </w:rPr>
-        <w:t>self</w:t>
-      </w:r>
-      <w:r>
-        <w:t>.attention_2 = tensorflow.keras.layers.MultiHeadAttention(</w:t>
-      </w:r>
-      <w:r>
-        <w:br/>
-        <w:t xml:space="preserve">            num_heads=8, key_dim=embed_dim</w:t>
-      </w:r>
-      <w:r>
-        <w:br/>
-        <w:t xml:space="preserve">        )</w:t>
-      </w:r>
-      <w:r>
+        <w:t># Вибираємо токен на позиції 'i'</w:t>
+      </w:r>
+      <w:r>
+        <w:rPr>
+          <w:i/>
+          <w:iCs/>
+        </w:rPr>
         <w:br/>
         <w:t xml:space="preserve">        </w:t>
       </w:r>
       <w:r>
-        <w:rPr>
-          <w:i/>
-          <w:iCs/>
-        </w:rPr>
-        <w:t>self</w:t>
-      </w:r>
-      <w:r>
-        <w:t>.dense_proj = tensorflow.keras.Sequential(</w:t>
-      </w:r>
-      <w:r>
-        <w:br/>
-        <w:t xml:space="preserve">            [</w:t>
-      </w:r>
-      <w:r>
-        <w:br/>
-        <w:t xml:space="preserve">                tensorflow.keras.layers.Dense(units=embed_dim, activation="relu"),</w:t>
-      </w:r>
-      <w:r>
-        <w:br/>
-        <w:t xml:space="preserve">                tensorflow.keras.layers.Dense(units=embed_dim),</w:t>
-      </w:r>
-      <w:r>
-        <w:br/>
-        <w:t xml:space="preserve">            ]</w:t>
-      </w:r>
-      <w:r>
-        <w:br/>
-        <w:t xml:space="preserve">        )</w:t>
-      </w:r>
-      <w:r>
-        <w:br/>
-        <w:t xml:space="preserve">        </w:t>
-      </w:r>
-      <w:r>
-        <w:rPr>
-          <w:i/>
-          <w:iCs/>
-        </w:rPr>
-        <w:t>self</w:t>
-      </w:r>
-      <w:r>
-        <w:t>.layernorm_1 = tensorflow.keras.layers.LayerNormalization()</w:t>
-      </w:r>
-      <w:r>
-        <w:br/>
-        <w:t xml:space="preserve">        </w:t>
-      </w:r>
-      <w:r>
-        <w:rPr>
-          <w:i/>
-          <w:iCs/>
-        </w:rPr>
-        <w:t>self</w:t>
-      </w:r>
-      <w:r>
-        <w:t>.layernorm_2 = tensorflow.keras.layers.LayerNormalization()</w:t>
-      </w:r>
-      <w:r>
-        <w:br/>
-        <w:t xml:space="preserve">        </w:t>
-      </w:r>
-      <w:r>
-        <w:rPr>
-          <w:i/>
-          <w:iCs/>
-        </w:rPr>
-        <w:t>self</w:t>
-      </w:r>
-      <w:r>
-        <w:t>.layernorm_3 = tensorflow.keras.layers.LayerNormalization()</w:t>
-      </w:r>
-      <w:r>
-        <w:br/>
-        <w:t xml:space="preserve">        </w:t>
-      </w:r>
-      <w:r>
-        <w:rPr>
-          <w:i/>
-          <w:iCs/>
-        </w:rPr>
-        <w:t>self</w:t>
-      </w:r>
-      <w:r>
-        <w:t xml:space="preserve">.supports_masking = </w:t>
-      </w:r>
-      <w:r>
-        <w:rPr>
-          <w:i/>
-          <w:iCs/>
-        </w:rPr>
-        <w:t>True</w:t>
-      </w:r>
-      <w:r>
-        <w:rPr>
-          <w:i/>
-          <w:iCs/>
-        </w:rPr>
-        <w:br/>
-      </w:r>
-      <w:r>
-        <w:rPr>
-          <w:i/>
-          <w:iCs/>
-        </w:rPr>
-        <w:br/>
-        <w:t xml:space="preserve">    def </w:t>
-      </w:r>
-      <w:r>
-        <w:t>get_causal_attention_mask(</w:t>
-      </w:r>
-      <w:r>
-        <w:rPr>
-          <w:i/>
-          <w:iCs/>
-        </w:rPr>
-        <w:t>self</w:t>
-      </w:r>
-      <w:r>
-        <w:t>, inputs):</w:t>
-      </w:r>
-      <w:r>
-        <w:br/>
-        <w:t xml:space="preserve">        </w:t>
-      </w:r>
-      <w:r>
-        <w:rPr>
-          <w:i/>
-          <w:iCs/>
-        </w:rPr>
-        <w:t># Створює маску для запобігання "загляданню у майбутнє"</w:t>
-      </w:r>
-      <w:r>
-        <w:rPr>
-          <w:i/>
-          <w:iCs/>
-        </w:rPr>
-        <w:br/>
-        <w:t xml:space="preserve">        </w:t>
-      </w:r>
-      <w:r>
-        <w:t>input_shape = tensorflow.shape(inputs)</w:t>
-      </w:r>
-      <w:r>
-        <w:br/>
-        <w:t xml:space="preserve">        batch_size, sequence_length = input_shape[0], input_shape[1]</w:t>
-      </w:r>
-      <w:r>
-        <w:br/>
-        <w:t xml:space="preserve">        i = tensorflow.range(sequence_length)[:, tensorflow.newaxis]</w:t>
-      </w:r>
-      <w:r>
-        <w:br/>
-        <w:t xml:space="preserve">        j = tensorflow.range(sequence_length)</w:t>
-      </w:r>
-      <w:r>
-        <w:br/>
-        <w:t xml:space="preserve">        mask = tensorflow.cast(i &gt;= j, dtype="int32")</w:t>
-      </w:r>
-      <w:r>
-        <w:br/>
-        <w:t xml:space="preserve">        mask = tensorflow.reshape(mask, (1, sequence_length, sequence_length))</w:t>
-      </w:r>
-      <w:r>
-        <w:br/>
-        <w:t xml:space="preserve">        mult = tensorflow.concat(</w:t>
-      </w:r>
-      <w:r>
-        <w:br/>
-        <w:t xml:space="preserve">            [tensorflow.expand_dims(batch_size, -1),</w:t>
-      </w:r>
-      <w:r>
-        <w:br/>
-        <w:t xml:space="preserve">             tensorflow.constant([1, 1], dtype=tensorflow.int32)],</w:t>
-      </w:r>
-      <w:r>
-        <w:br/>
-        <w:t xml:space="preserve">            axis=0,</w:t>
-      </w:r>
-      <w:r>
-        <w:br/>
-        <w:t xml:space="preserve">        )</w:t>
-      </w:r>
-      <w:r>
-        <w:br/>
-        <w:t xml:space="preserve">        </w:t>
-      </w:r>
-      <w:r>
-        <w:rPr>
-          <w:i/>
-          <w:iCs/>
-        </w:rPr>
-        <w:t xml:space="preserve">return </w:t>
-      </w:r>
-      <w:r>
-        <w:t>tensorflow.tile(mask, mult)</w:t>
-      </w:r>
-      <w:r>
-        <w:br/>
-      </w:r>
-      <w:r>
-        <w:br/>
-        <w:t xml:space="preserve">    </w:t>
-      </w:r>
-      <w:r>
-        <w:rPr>
-          <w:i/>
-          <w:iCs/>
-        </w:rPr>
-        <w:t xml:space="preserve">def </w:t>
-      </w:r>
-      <w:r>
-        <w:t>call(</w:t>
-      </w:r>
-      <w:r>
-        <w:rPr>
-          <w:i/>
-          <w:iCs/>
-        </w:rPr>
-        <w:t>self</w:t>
-      </w:r>
-      <w:r>
-        <w:t>, inputs, encoder_outputs, mask=</w:t>
-      </w:r>
-      <w:r>
-        <w:rPr>
-          <w:i/>
-          <w:iCs/>
-        </w:rPr>
-        <w:t>None</w:t>
-      </w:r>
-      <w:r>
-        <w:t>):</w:t>
-      </w:r>
-      <w:r>
-        <w:br/>
-        <w:t xml:space="preserve">        causal_mask = </w:t>
-      </w:r>
-      <w:r>
-        <w:rPr>
-          <w:i/>
-          <w:iCs/>
-        </w:rPr>
-        <w:t>self</w:t>
-      </w:r>
-      <w:r>
-        <w:t>.get_causal_attention_mask(inputs)</w:t>
-      </w:r>
-      <w:r>
-        <w:br/>
-        <w:t xml:space="preserve">        attention_output_1 = </w:t>
-      </w:r>
-      <w:r>
-        <w:rPr>
-          <w:i/>
-          <w:iCs/>
-        </w:rPr>
-        <w:t>self</w:t>
-      </w:r>
-      <w:r>
-        <w:t>.attention_1(</w:t>
-      </w:r>
-      <w:r>
-        <w:br/>
-        <w:t xml:space="preserve">            query=inputs, value=inputs, key=inputs, attention_mask=causal_mask</w:t>
-      </w:r>
-      <w:r>
-        <w:br/>
-        <w:t xml:space="preserve">        )</w:t>
-      </w:r>
-      <w:r>
-        <w:br/>
-        <w:t xml:space="preserve">        out_1 = </w:t>
-      </w:r>
-      <w:r>
-        <w:rPr>
-          <w:i/>
-          <w:iCs/>
-        </w:rPr>
-        <w:t>self</w:t>
-      </w:r>
-      <w:r>
-        <w:t>.layernorm_1(inputs + attention_output_1)</w:t>
-      </w:r>
-      <w:r>
-        <w:br/>
-      </w:r>
-      <w:r>
-        <w:br/>
-        <w:t xml:space="preserve">        attention_output_2 = </w:t>
-      </w:r>
-      <w:r>
-        <w:rPr>
-          <w:i/>
-          <w:iCs/>
-        </w:rPr>
-        <w:t>self</w:t>
-      </w:r>
-      <w:r>
-        <w:t>.attention_2(</w:t>
-      </w:r>
-      <w:r>
-        <w:br/>
-        <w:t xml:space="preserve">            query=out_1,</w:t>
-      </w:r>
-      <w:r>
-        <w:br/>
-        <w:t xml:space="preserve">            value=encoder_outputs,</w:t>
-      </w:r>
-      <w:r>
-        <w:br/>
-        <w:t xml:space="preserve">            key=encoder_outputs,</w:t>
-      </w:r>
-      <w:r>
-        <w:br/>
-        <w:t xml:space="preserve">            attention_mask=</w:t>
-      </w:r>
-      <w:r>
-        <w:rPr>
-          <w:i/>
-          <w:iCs/>
-        </w:rPr>
-        <w:t>None</w:t>
-      </w:r>
-      <w:r>
-        <w:t>,</w:t>
-      </w:r>
-      <w:r>
-        <w:br/>
-        <w:t xml:space="preserve">        )</w:t>
-      </w:r>
-      <w:r>
-        <w:br/>
-        <w:t xml:space="preserve">        out_2 = </w:t>
-      </w:r>
-      <w:r>
-        <w:rPr>
-          <w:i/>
-          <w:iCs/>
-        </w:rPr>
-        <w:t>self</w:t>
-      </w:r>
-      <w:r>
-        <w:t>.layernorm_2(out_1 + attention_output_2)</w:t>
-      </w:r>
-      <w:r>
-        <w:br/>
-      </w:r>
-      <w:r>
-        <w:lastRenderedPageBreak/>
-        <w:br/>
-        <w:t xml:space="preserve">        proj_output = </w:t>
-      </w:r>
-      <w:r>
-        <w:rPr>
-          <w:i/>
-          <w:iCs/>
-        </w:rPr>
-        <w:t>self</w:t>
-      </w:r>
-      <w:r>
-        <w:t>.dense_proj(out_2)</w:t>
-      </w:r>
-      <w:r>
-        <w:br/>
-        <w:t xml:space="preserve">        </w:t>
-      </w:r>
-      <w:r>
-        <w:rPr>
-          <w:i/>
-          <w:iCs/>
-        </w:rPr>
-        <w:t>return self</w:t>
-      </w:r>
-      <w:r>
-        <w:t>.layernorm_3(out_2 + proj_output)</w:t>
-      </w:r>
-      <w:r>
-        <w:br/>
-      </w:r>
-      <w:r>
-        <w:br/>
-      </w:r>
-      <w:r>
-        <w:rPr>
-          <w:i/>
-          <w:iCs/>
-        </w:rPr>
-        <w:t># --- Збирання моделі Трансформера ---</w:t>
-      </w:r>
-      <w:r>
-        <w:rPr>
-          <w:i/>
-          <w:iCs/>
-        </w:rPr>
-        <w:br/>
-      </w:r>
-      <w:r>
-        <w:t>encoder_inputs = tensorflow.keras.Input(shape=(</w:t>
-      </w:r>
-      <w:r>
-        <w:rPr>
-          <w:i/>
-          <w:iCs/>
-        </w:rPr>
-        <w:t>None</w:t>
-      </w:r>
-      <w:r>
-        <w:t>,), dtype="int64", name="encoder_inputs")</w:t>
-      </w:r>
-      <w:r>
-        <w:br/>
-        <w:t>x = PositionalEmbedding(sequence_length, vocab_size, embed_dim)(encoder_inputs)</w:t>
-      </w:r>
-      <w:r>
-        <w:br/>
-        <w:t>x = TransformerEncoder(embed_dim)(x)</w:t>
-      </w:r>
-      <w:r>
-        <w:br/>
-        <w:t>encoder_outputs = x</w:t>
-      </w:r>
-      <w:r>
-        <w:br/>
-        <w:t>encoder = tensorflow.keras.Model(encoder_inputs, encoder_outputs)</w:t>
-      </w:r>
-      <w:r>
-        <w:br/>
-      </w:r>
-      <w:r>
-        <w:br/>
-        <w:t>decoder_inputs = tensorflow.keras.Input(shape=(</w:t>
-      </w:r>
-      <w:r>
-        <w:rPr>
-          <w:i/>
-          <w:iCs/>
-        </w:rPr>
-        <w:t>None</w:t>
-      </w:r>
-      <w:r>
-        <w:t>,), dtype="int64", name="decoder_inputs")</w:t>
-      </w:r>
-      <w:r>
-        <w:br/>
-        <w:t>encoded_seq_inputs = tensorflow.keras.Input(shape=(</w:t>
-      </w:r>
-      <w:r>
-        <w:rPr>
-          <w:i/>
-          <w:iCs/>
-        </w:rPr>
-        <w:t>None</w:t>
-      </w:r>
-      <w:r>
-        <w:t>, embed_dim), name="encoder_outputs")</w:t>
-      </w:r>
-      <w:r>
-        <w:br/>
-        <w:t>x = PositionalEmbedding(sequence_length, vocab_size, embed_dim)(decoder_inputs)</w:t>
-      </w:r>
-      <w:r>
-        <w:br/>
-        <w:t>x = TransformerDecoder(embed_dim)(x, encoded_seq_inputs)</w:t>
-      </w:r>
-      <w:r>
-        <w:br/>
-        <w:t>decoder_outputs = tensorflow.keras.layers.Dense(vocab_size, activation="softmax")(x)</w:t>
-      </w:r>
-      <w:r>
-        <w:br/>
-        <w:t>decoder = tensorflow.keras.Model([decoder_inputs, encoded_seq_inputs], decoder_outputs)</w:t>
-      </w:r>
-      <w:r>
-        <w:br/>
-      </w:r>
-      <w:r>
-        <w:br/>
-      </w:r>
-      <w:r>
-        <w:rPr>
-          <w:i/>
-          <w:iCs/>
-        </w:rPr>
-        <w:t># Повна модель</w:t>
-      </w:r>
-      <w:r>
-        <w:rPr>
-          <w:i/>
-          <w:iCs/>
-        </w:rPr>
-        <w:br/>
-      </w:r>
-      <w:r>
-        <w:t>decoder_outputs = decoder([decoder_inputs, encoder(encoder_inputs)])</w:t>
-      </w:r>
-      <w:r>
-        <w:br/>
-        <w:t>transformer = tensorflow.keras.Model(</w:t>
-      </w:r>
-      <w:r>
-        <w:br/>
-        <w:t xml:space="preserve">    [encoder_inputs, decoder_inputs], decoder_outputs, name="transformer"</w:t>
-      </w:r>
-      <w:r>
-        <w:br/>
-        <w:t>)</w:t>
-      </w:r>
-      <w:r>
-        <w:br/>
-      </w:r>
-      <w:r>
-        <w:br/>
-      </w:r>
-      <w:r>
-        <w:rPr>
-          <w:i/>
-          <w:iCs/>
-        </w:rPr>
-        <w:t># --- Навчання ---</w:t>
-      </w:r>
-      <w:r>
-        <w:rPr>
-          <w:i/>
-          <w:iCs/>
-        </w:rPr>
-        <w:br/>
-      </w:r>
-      <w:r>
-        <w:t>transformer.compile(</w:t>
-      </w:r>
-      <w:r>
-        <w:br/>
-        <w:t xml:space="preserve">    optimizer="adam", loss="sparse_categorical_crossentropy", metrics=["accuracy"]</w:t>
-      </w:r>
-      <w:r>
-        <w:br/>
-        <w:t>)</w:t>
-      </w:r>
-      <w:r>
-        <w:br/>
-      </w:r>
-      <w:r>
-        <w:br/>
-        <w:t>transformer.fit(train_ds, epochs=n, validation_data=val_ds)</w:t>
-      </w:r>
-      <w:r>
-        <w:br/>
-      </w:r>
-      <w:r>
-        <w:br/>
-      </w:r>
-      <w:r>
-        <w:rPr>
-          <w:i/>
-          <w:iCs/>
-        </w:rPr>
-        <w:t># --- Дешифрація (Inference) ---</w:t>
-      </w:r>
-      <w:r>
-        <w:rPr>
-          <w:i/>
-          <w:iCs/>
-        </w:rPr>
-        <w:br/>
-      </w:r>
-      <w:r>
-        <w:t>spa_vocab = spa_vectorization.get_vocabulary()</w:t>
-      </w:r>
-      <w:r>
-        <w:br/>
-        <w:t xml:space="preserve">spa_index_lookup = </w:t>
-      </w:r>
-      <w:r>
-        <w:rPr>
-          <w:i/>
-          <w:iCs/>
-        </w:rPr>
-        <w:t>dict</w:t>
-      </w:r>
-      <w:r>
-        <w:t>(</w:t>
-      </w:r>
-      <w:r>
-        <w:rPr>
-          <w:i/>
-          <w:iCs/>
-        </w:rPr>
-        <w:t>zip</w:t>
-      </w:r>
-      <w:r>
-        <w:t>(</w:t>
-      </w:r>
-      <w:r>
-        <w:rPr>
-          <w:i/>
-          <w:iCs/>
-        </w:rPr>
-        <w:t>range</w:t>
-      </w:r>
-      <w:r>
-        <w:t>(</w:t>
-      </w:r>
-      <w:r>
-        <w:rPr>
-          <w:i/>
-          <w:iCs/>
-        </w:rPr>
-        <w:t>len</w:t>
-      </w:r>
-      <w:r>
-        <w:t>(spa_vocab)), spa_vocab))</w:t>
-      </w:r>
-      <w:r>
-        <w:br/>
-        <w:t>max_decoded_sentence_length = sequence_length</w:t>
-      </w:r>
-      <w:r>
-        <w:br/>
-      </w:r>
-      <w:r>
-        <w:br/>
-      </w:r>
-      <w:r>
-        <w:rPr>
-          <w:i/>
-          <w:iCs/>
-        </w:rPr>
-        <w:t xml:space="preserve">def </w:t>
-      </w:r>
-      <w:r>
-        <w:t>decode_sequence(input_sentence):</w:t>
-      </w:r>
-      <w:r>
-        <w:br/>
-        <w:t xml:space="preserve">    tokenized_input_sentence = eng_vectorization([input_sentence])</w:t>
-      </w:r>
-      <w:r>
-        <w:br/>
-        <w:t xml:space="preserve">    decoded_sentence = "[start]"</w:t>
-      </w:r>
-      <w:r>
-        <w:br/>
-        <w:t xml:space="preserve">    </w:t>
-      </w:r>
-      <w:r>
-        <w:rPr>
-          <w:i/>
-          <w:iCs/>
-        </w:rPr>
-        <w:t xml:space="preserve">for </w:t>
-      </w:r>
-      <w:r>
-        <w:t xml:space="preserve">i </w:t>
-      </w:r>
-      <w:r>
-        <w:rPr>
-          <w:i/>
-          <w:iCs/>
-        </w:rPr>
-        <w:t>in range</w:t>
-      </w:r>
-      <w:r>
-        <w:t>(max_decoded_sentence_length):</w:t>
-      </w:r>
-      <w:r>
-        <w:br/>
-        <w:t xml:space="preserve">        tokenized_target_sentence = spa_vectorization([decoded_sentence])[:, :-1]</w:t>
-      </w:r>
-      <w:r>
-        <w:br/>
-        <w:t xml:space="preserve">        predictions = transformer([tokenized_input_sentence, tokenized_target_sentence])</w:t>
-      </w:r>
-      <w:r>
-        <w:br/>
-      </w:r>
-      <w:r>
-        <w:br/>
-        <w:t xml:space="preserve">        </w:t>
-      </w:r>
-      <w:r>
-        <w:rPr>
-          <w:i/>
-          <w:iCs/>
-        </w:rPr>
-        <w:t># Вибираємо токен на позиції 'i'</w:t>
-      </w:r>
-      <w:r>
-        <w:rPr>
-          <w:i/>
-          <w:iCs/>
-        </w:rPr>
-        <w:br/>
-        <w:t xml:space="preserve">        </w:t>
-      </w:r>
-      <w:r>
         <w:t>sampled_token_index = numpy.argmax(predictions[0, i, :])</w:t>
       </w:r>
       <w:r>
         <w:br/>
-      </w:r>
-      <w:r>
-        <w:lastRenderedPageBreak/>
         <w:t xml:space="preserve">        sampled_token = spa_index_lookup[sampled_token_index]</w:t>
       </w:r>
       <w:r>
@@ -3484,6 +4954,7 @@
           <w:lang w:val="uk-UA"/>
           <w14:ligatures w14:val="standardContextual"/>
         </w:rPr>
+        <w:lastRenderedPageBreak/>
         <w:drawing>
           <wp:inline distT="0" distB="0" distL="0" distR="0">
             <wp:extent cx="5143549" cy="4218053"/>
@@ -3537,34 +5008,39 @@
     </w:p>
     <w:p>
       <w:pPr>
-        <w:numPr>
-          <w:ilvl w:val="0"/>
-          <w:numId w:val="19"/>
-        </w:numPr>
         <w:spacing w:line="360" w:lineRule="auto"/>
+        <w:jc w:val="center"/>
         <w:rPr>
           <w:b/>
-          <w:i/>
+          <w:iCs/>
+          <w:sz w:val="28"/>
+          <w:szCs w:val="28"/>
           <w:lang w:val="uk-UA"/>
         </w:rPr>
       </w:pPr>
       <w:r>
         <w:rPr>
           <w:b/>
-          <w:i/>
+          <w:iCs/>
+          <w:sz w:val="28"/>
+          <w:szCs w:val="28"/>
           <w:lang w:val="uk-UA"/>
         </w:rPr>
         <w:lastRenderedPageBreak/>
-        <w:t>Висновки</w:t>
-      </w:r>
-      <w:r>
+        <w:t>ВИСНОВКИ</w:t>
+      </w:r>
+    </w:p>
+    <w:p>
+      <w:pPr>
+        <w:spacing w:line="360" w:lineRule="auto"/>
         <w:rPr>
           <w:b/>
           <w:i/>
-          <w:lang w:val="en-US"/>
-        </w:rPr>
-        <w:t>:</w:t>
-      </w:r>
+          <w:sz w:val="28"/>
+          <w:szCs w:val="28"/>
+          <w:lang w:val="uk-UA"/>
+        </w:rPr>
+      </w:pPr>
     </w:p>
     <w:p>
       <w:pPr>
@@ -3572,11 +5048,15 @@
         <w:ind w:firstLine="720"/>
         <w:jc w:val="both"/>
         <w:rPr>
+          <w:sz w:val="28"/>
+          <w:szCs w:val="28"/>
           <w:lang w:val="uk-UA" w:eastAsia="en-GB"/>
         </w:rPr>
       </w:pPr>
       <w:r>
         <w:rPr>
+          <w:sz w:val="28"/>
+          <w:szCs w:val="28"/>
           <w:lang w:val="uk-UA"/>
         </w:rPr>
         <w:t xml:space="preserve">Під час виконання лабораторної роботи я реалізував повну архітектуру "Трансформер" з нуля. На відміну від рекурентних мереж (RNN, GRU, LSTM), Трансформер повністю відмовляється від </w:t>
@@ -3584,6 +5064,8 @@
       <w:proofErr w:type="spellStart"/>
       <w:r>
         <w:rPr>
+          <w:sz w:val="28"/>
+          <w:szCs w:val="28"/>
           <w:lang w:val="uk-UA"/>
         </w:rPr>
         <w:t>рекурентності</w:t>
@@ -3591,6 +5073,8 @@
       <w:proofErr w:type="spellEnd"/>
       <w:r>
         <w:rPr>
+          <w:sz w:val="28"/>
+          <w:szCs w:val="28"/>
           <w:lang w:val="uk-UA"/>
         </w:rPr>
         <w:t xml:space="preserve"> на користь механізмів багато-головкової уваги (</w:t>
@@ -3600,6 +5084,8 @@
         <w:rPr>
           <w:rStyle w:val="HTMLCode"/>
           <w:rFonts w:eastAsiaTheme="majorEastAsia"/>
+          <w:sz w:val="28"/>
+          <w:szCs w:val="28"/>
           <w:lang w:val="uk-UA"/>
         </w:rPr>
         <w:t>MultiHeadAttention</w:t>
@@ -3607,6 +5093,8 @@
       <w:proofErr w:type="spellEnd"/>
       <w:r>
         <w:rPr>
+          <w:sz w:val="28"/>
+          <w:szCs w:val="28"/>
           <w:lang w:val="uk-UA"/>
         </w:rPr>
         <w:t>).</w:t>
@@ -3618,11 +5106,15 @@
         <w:ind w:firstLine="720"/>
         <w:jc w:val="both"/>
         <w:rPr>
-          <w:lang w:val="uk-UA"/>
-        </w:rPr>
-      </w:pPr>
-      <w:r>
-        <w:rPr>
+          <w:sz w:val="28"/>
+          <w:szCs w:val="28"/>
+          <w:lang w:val="uk-UA"/>
+        </w:rPr>
+      </w:pPr>
+      <w:r>
+        <w:rPr>
+          <w:sz w:val="28"/>
+          <w:szCs w:val="28"/>
           <w:lang w:val="uk-UA"/>
         </w:rPr>
         <w:t>Це дозволяє моделі обробляти всі токени послідовності паралельно, що кардинально прискорює навчання. Крім того, механізм "</w:t>
@@ -3630,6 +5122,8 @@
       <w:proofErr w:type="spellStart"/>
       <w:r>
         <w:rPr>
+          <w:sz w:val="28"/>
+          <w:szCs w:val="28"/>
           <w:lang w:val="uk-UA"/>
         </w:rPr>
         <w:t>self-attention</w:t>
@@ -3637,6 +5131,8 @@
       <w:proofErr w:type="spellEnd"/>
       <w:r>
         <w:rPr>
+          <w:sz w:val="28"/>
+          <w:szCs w:val="28"/>
           <w:lang w:val="uk-UA"/>
         </w:rPr>
         <w:t xml:space="preserve">" (увага до себе) дозволяє </w:t>
@@ -3644,6 +5140,8 @@
       <w:proofErr w:type="spellStart"/>
       <w:r>
         <w:rPr>
+          <w:sz w:val="28"/>
+          <w:szCs w:val="28"/>
           <w:lang w:val="uk-UA"/>
         </w:rPr>
         <w:t>кодеру</w:t>
@@ -3651,6 +5149,8 @@
       <w:proofErr w:type="spellEnd"/>
       <w:r>
         <w:rPr>
+          <w:sz w:val="28"/>
+          <w:szCs w:val="28"/>
           <w:lang w:val="uk-UA"/>
         </w:rPr>
         <w:t xml:space="preserve"> та декодеру ефективно зважувати важливість кожного слова у реченні відносно всіх інших слів. Додавання позиційного кодування (</w:t>
@@ -3660,6 +5160,8 @@
         <w:rPr>
           <w:rStyle w:val="HTMLCode"/>
           <w:rFonts w:eastAsiaTheme="majorEastAsia"/>
+          <w:sz w:val="28"/>
+          <w:szCs w:val="28"/>
           <w:lang w:val="uk-UA"/>
         </w:rPr>
         <w:t>PositionalEmbedding</w:t>
@@ -3667,6 +5169,8 @@
       <w:proofErr w:type="spellEnd"/>
       <w:r>
         <w:rPr>
+          <w:sz w:val="28"/>
+          <w:szCs w:val="28"/>
           <w:lang w:val="uk-UA"/>
         </w:rPr>
         <w:t>) дозволяє моделі розуміти порядок слів.</w:t>
@@ -3678,11 +5182,15 @@
         <w:ind w:firstLine="720"/>
         <w:jc w:val="both"/>
         <w:rPr>
-          <w:lang w:val="uk-UA"/>
-        </w:rPr>
-      </w:pPr>
-      <w:r>
-        <w:rPr>
+          <w:sz w:val="28"/>
+          <w:szCs w:val="28"/>
+          <w:lang w:val="uk-UA"/>
+        </w:rPr>
+      </w:pPr>
+      <w:r>
+        <w:rPr>
+          <w:sz w:val="28"/>
+          <w:szCs w:val="28"/>
           <w:lang w:val="uk-UA"/>
         </w:rPr>
         <w:t xml:space="preserve">Навчання показало, що Трансформер здатний досягти високої якості перекладу. Ця архітектура є основою для всіх сучасних великих </w:t>
@@ -3690,6 +5198,8 @@
       <w:proofErr w:type="spellStart"/>
       <w:r>
         <w:rPr>
+          <w:sz w:val="28"/>
+          <w:szCs w:val="28"/>
           <w:lang w:val="uk-UA"/>
         </w:rPr>
         <w:t>мовних</w:t>
@@ -3697,6 +5207,8 @@
       <w:proofErr w:type="spellEnd"/>
       <w:r>
         <w:rPr>
+          <w:sz w:val="28"/>
+          <w:szCs w:val="28"/>
           <w:lang w:val="uk-UA"/>
         </w:rPr>
         <w:t xml:space="preserve"> моделей, таких як GPT та BERT. Завдання лабораторної роботи було виконано.</w:t>
@@ -4174,6 +5686,155 @@
     </w:lvl>
   </w:abstractNum>
   <w:abstractNum w:abstractNumId="5" w15:restartNumberingAfterBreak="0">
+    <w:nsid w:val="18424A2D"/>
+    <w:multiLevelType w:val="multilevel"/>
+    <w:tmpl w:val="DF06A0DC"/>
+    <w:lvl w:ilvl="0">
+      <w:start w:val="1"/>
+      <w:numFmt w:val="bullet"/>
+      <w:lvlText w:val=""/>
+      <w:lvlJc w:val="left"/>
+      <w:pPr>
+        <w:tabs>
+          <w:tab w:val="num" w:pos="720"/>
+        </w:tabs>
+        <w:ind w:left="720" w:hanging="360"/>
+      </w:pPr>
+      <w:rPr>
+        <w:rFonts w:ascii="Symbol" w:hAnsi="Symbol" w:hint="default"/>
+        <w:sz w:val="20"/>
+      </w:rPr>
+    </w:lvl>
+    <w:lvl w:ilvl="1" w:tentative="1">
+      <w:start w:val="1"/>
+      <w:numFmt w:val="bullet"/>
+      <w:lvlText w:val="o"/>
+      <w:lvlJc w:val="left"/>
+      <w:pPr>
+        <w:tabs>
+          <w:tab w:val="num" w:pos="1440"/>
+        </w:tabs>
+        <w:ind w:left="1440" w:hanging="360"/>
+      </w:pPr>
+      <w:rPr>
+        <w:rFonts w:ascii="Courier New" w:hAnsi="Courier New" w:hint="default"/>
+        <w:sz w:val="20"/>
+      </w:rPr>
+    </w:lvl>
+    <w:lvl w:ilvl="2" w:tentative="1">
+      <w:start w:val="1"/>
+      <w:numFmt w:val="bullet"/>
+      <w:lvlText w:val=""/>
+      <w:lvlJc w:val="left"/>
+      <w:pPr>
+        <w:tabs>
+          <w:tab w:val="num" w:pos="2160"/>
+        </w:tabs>
+        <w:ind w:left="2160" w:hanging="360"/>
+      </w:pPr>
+      <w:rPr>
+        <w:rFonts w:ascii="Wingdings" w:hAnsi="Wingdings" w:hint="default"/>
+        <w:sz w:val="20"/>
+      </w:rPr>
+    </w:lvl>
+    <w:lvl w:ilvl="3" w:tentative="1">
+      <w:start w:val="1"/>
+      <w:numFmt w:val="bullet"/>
+      <w:lvlText w:val=""/>
+      <w:lvlJc w:val="left"/>
+      <w:pPr>
+        <w:tabs>
+          <w:tab w:val="num" w:pos="2880"/>
+        </w:tabs>
+        <w:ind w:left="2880" w:hanging="360"/>
+      </w:pPr>
+      <w:rPr>
+        <w:rFonts w:ascii="Wingdings" w:hAnsi="Wingdings" w:hint="default"/>
+        <w:sz w:val="20"/>
+      </w:rPr>
+    </w:lvl>
+    <w:lvl w:ilvl="4" w:tentative="1">
+      <w:start w:val="1"/>
+      <w:numFmt w:val="bullet"/>
+      <w:lvlText w:val=""/>
+      <w:lvlJc w:val="left"/>
+      <w:pPr>
+        <w:tabs>
+          <w:tab w:val="num" w:pos="3600"/>
+        </w:tabs>
+        <w:ind w:left="3600" w:hanging="360"/>
+      </w:pPr>
+      <w:rPr>
+        <w:rFonts w:ascii="Wingdings" w:hAnsi="Wingdings" w:hint="default"/>
+        <w:sz w:val="20"/>
+      </w:rPr>
+    </w:lvl>
+    <w:lvl w:ilvl="5" w:tentative="1">
+      <w:start w:val="1"/>
+      <w:numFmt w:val="bullet"/>
+      <w:lvlText w:val=""/>
+      <w:lvlJc w:val="left"/>
+      <w:pPr>
+        <w:tabs>
+          <w:tab w:val="num" w:pos="4320"/>
+        </w:tabs>
+        <w:ind w:left="4320" w:hanging="360"/>
+      </w:pPr>
+      <w:rPr>
+        <w:rFonts w:ascii="Wingdings" w:hAnsi="Wingdings" w:hint="default"/>
+        <w:sz w:val="20"/>
+      </w:rPr>
+    </w:lvl>
+    <w:lvl w:ilvl="6" w:tentative="1">
+      <w:start w:val="1"/>
+      <w:numFmt w:val="bullet"/>
+      <w:lvlText w:val=""/>
+      <w:lvlJc w:val="left"/>
+      <w:pPr>
+        <w:tabs>
+          <w:tab w:val="num" w:pos="5040"/>
+        </w:tabs>
+        <w:ind w:left="5040" w:hanging="360"/>
+      </w:pPr>
+      <w:rPr>
+        <w:rFonts w:ascii="Wingdings" w:hAnsi="Wingdings" w:hint="default"/>
+        <w:sz w:val="20"/>
+      </w:rPr>
+    </w:lvl>
+    <w:lvl w:ilvl="7" w:tentative="1">
+      <w:start w:val="1"/>
+      <w:numFmt w:val="bullet"/>
+      <w:lvlText w:val=""/>
+      <w:lvlJc w:val="left"/>
+      <w:pPr>
+        <w:tabs>
+          <w:tab w:val="num" w:pos="5760"/>
+        </w:tabs>
+        <w:ind w:left="5760" w:hanging="360"/>
+      </w:pPr>
+      <w:rPr>
+        <w:rFonts w:ascii="Wingdings" w:hAnsi="Wingdings" w:hint="default"/>
+        <w:sz w:val="20"/>
+      </w:rPr>
+    </w:lvl>
+    <w:lvl w:ilvl="8" w:tentative="1">
+      <w:start w:val="1"/>
+      <w:numFmt w:val="bullet"/>
+      <w:lvlText w:val=""/>
+      <w:lvlJc w:val="left"/>
+      <w:pPr>
+        <w:tabs>
+          <w:tab w:val="num" w:pos="6480"/>
+        </w:tabs>
+        <w:ind w:left="6480" w:hanging="360"/>
+      </w:pPr>
+      <w:rPr>
+        <w:rFonts w:ascii="Wingdings" w:hAnsi="Wingdings" w:hint="default"/>
+        <w:sz w:val="20"/>
+      </w:rPr>
+    </w:lvl>
+  </w:abstractNum>
+  <w:abstractNum w:abstractNumId="6" w15:restartNumberingAfterBreak="0">
     <w:nsid w:val="1AAF5A03"/>
     <w:multiLevelType w:val="hybridMultilevel"/>
     <w:tmpl w:val="4B80C832"/>
@@ -4259,7 +5920,7 @@
       </w:pPr>
     </w:lvl>
   </w:abstractNum>
-  <w:abstractNum w:abstractNumId="6" w15:restartNumberingAfterBreak="0">
+  <w:abstractNum w:abstractNumId="7" w15:restartNumberingAfterBreak="0">
     <w:nsid w:val="1AD1035C"/>
     <w:multiLevelType w:val="multilevel"/>
     <w:tmpl w:val="2CFE8D4C"/>
@@ -4372,7 +6033,7 @@
       </w:pPr>
     </w:lvl>
   </w:abstractNum>
-  <w:abstractNum w:abstractNumId="7" w15:restartNumberingAfterBreak="0">
+  <w:abstractNum w:abstractNumId="8" w15:restartNumberingAfterBreak="0">
     <w:nsid w:val="1D0C10CB"/>
     <w:multiLevelType w:val="hybridMultilevel"/>
     <w:tmpl w:val="56C4F18A"/>
@@ -4478,7 +6139,7 @@
       </w:pPr>
     </w:lvl>
   </w:abstractNum>
-  <w:abstractNum w:abstractNumId="8" w15:restartNumberingAfterBreak="0">
+  <w:abstractNum w:abstractNumId="9" w15:restartNumberingAfterBreak="0">
     <w:nsid w:val="1F3E492F"/>
     <w:multiLevelType w:val="multilevel"/>
     <w:tmpl w:val="9C608C0C"/>
@@ -4591,7 +6252,156 @@
       </w:pPr>
     </w:lvl>
   </w:abstractNum>
-  <w:abstractNum w:abstractNumId="9" w15:restartNumberingAfterBreak="0">
+  <w:abstractNum w:abstractNumId="10" w15:restartNumberingAfterBreak="0">
+    <w:nsid w:val="255C0677"/>
+    <w:multiLevelType w:val="multilevel"/>
+    <w:tmpl w:val="88269170"/>
+    <w:lvl w:ilvl="0">
+      <w:start w:val="1"/>
+      <w:numFmt w:val="bullet"/>
+      <w:lvlText w:val=""/>
+      <w:lvlJc w:val="left"/>
+      <w:pPr>
+        <w:tabs>
+          <w:tab w:val="num" w:pos="720"/>
+        </w:tabs>
+        <w:ind w:left="720" w:hanging="360"/>
+      </w:pPr>
+      <w:rPr>
+        <w:rFonts w:ascii="Symbol" w:hAnsi="Symbol" w:hint="default"/>
+        <w:sz w:val="20"/>
+      </w:rPr>
+    </w:lvl>
+    <w:lvl w:ilvl="1" w:tentative="1">
+      <w:start w:val="1"/>
+      <w:numFmt w:val="bullet"/>
+      <w:lvlText w:val="o"/>
+      <w:lvlJc w:val="left"/>
+      <w:pPr>
+        <w:tabs>
+          <w:tab w:val="num" w:pos="1440"/>
+        </w:tabs>
+        <w:ind w:left="1440" w:hanging="360"/>
+      </w:pPr>
+      <w:rPr>
+        <w:rFonts w:ascii="Courier New" w:hAnsi="Courier New" w:hint="default"/>
+        <w:sz w:val="20"/>
+      </w:rPr>
+    </w:lvl>
+    <w:lvl w:ilvl="2" w:tentative="1">
+      <w:start w:val="1"/>
+      <w:numFmt w:val="bullet"/>
+      <w:lvlText w:val=""/>
+      <w:lvlJc w:val="left"/>
+      <w:pPr>
+        <w:tabs>
+          <w:tab w:val="num" w:pos="2160"/>
+        </w:tabs>
+        <w:ind w:left="2160" w:hanging="360"/>
+      </w:pPr>
+      <w:rPr>
+        <w:rFonts w:ascii="Wingdings" w:hAnsi="Wingdings" w:hint="default"/>
+        <w:sz w:val="20"/>
+      </w:rPr>
+    </w:lvl>
+    <w:lvl w:ilvl="3" w:tentative="1">
+      <w:start w:val="1"/>
+      <w:numFmt w:val="bullet"/>
+      <w:lvlText w:val=""/>
+      <w:lvlJc w:val="left"/>
+      <w:pPr>
+        <w:tabs>
+          <w:tab w:val="num" w:pos="2880"/>
+        </w:tabs>
+        <w:ind w:left="2880" w:hanging="360"/>
+      </w:pPr>
+      <w:rPr>
+        <w:rFonts w:ascii="Wingdings" w:hAnsi="Wingdings" w:hint="default"/>
+        <w:sz w:val="20"/>
+      </w:rPr>
+    </w:lvl>
+    <w:lvl w:ilvl="4" w:tentative="1">
+      <w:start w:val="1"/>
+      <w:numFmt w:val="bullet"/>
+      <w:lvlText w:val=""/>
+      <w:lvlJc w:val="left"/>
+      <w:pPr>
+        <w:tabs>
+          <w:tab w:val="num" w:pos="3600"/>
+        </w:tabs>
+        <w:ind w:left="3600" w:hanging="360"/>
+      </w:pPr>
+      <w:rPr>
+        <w:rFonts w:ascii="Wingdings" w:hAnsi="Wingdings" w:hint="default"/>
+        <w:sz w:val="20"/>
+      </w:rPr>
+    </w:lvl>
+    <w:lvl w:ilvl="5" w:tentative="1">
+      <w:start w:val="1"/>
+      <w:numFmt w:val="bullet"/>
+      <w:lvlText w:val=""/>
+      <w:lvlJc w:val="left"/>
+      <w:pPr>
+        <w:tabs>
+          <w:tab w:val="num" w:pos="4320"/>
+        </w:tabs>
+        <w:ind w:left="4320" w:hanging="360"/>
+      </w:pPr>
+      <w:rPr>
+        <w:rFonts w:ascii="Wingdings" w:hAnsi="Wingdings" w:hint="default"/>
+        <w:sz w:val="20"/>
+      </w:rPr>
+    </w:lvl>
+    <w:lvl w:ilvl="6" w:tentative="1">
+      <w:start w:val="1"/>
+      <w:numFmt w:val="bullet"/>
+      <w:lvlText w:val=""/>
+      <w:lvlJc w:val="left"/>
+      <w:pPr>
+        <w:tabs>
+          <w:tab w:val="num" w:pos="5040"/>
+        </w:tabs>
+        <w:ind w:left="5040" w:hanging="360"/>
+      </w:pPr>
+      <w:rPr>
+        <w:rFonts w:ascii="Wingdings" w:hAnsi="Wingdings" w:hint="default"/>
+        <w:sz w:val="20"/>
+      </w:rPr>
+    </w:lvl>
+    <w:lvl w:ilvl="7" w:tentative="1">
+      <w:start w:val="1"/>
+      <w:numFmt w:val="bullet"/>
+      <w:lvlText w:val=""/>
+      <w:lvlJc w:val="left"/>
+      <w:pPr>
+        <w:tabs>
+          <w:tab w:val="num" w:pos="5760"/>
+        </w:tabs>
+        <w:ind w:left="5760" w:hanging="360"/>
+      </w:pPr>
+      <w:rPr>
+        <w:rFonts w:ascii="Wingdings" w:hAnsi="Wingdings" w:hint="default"/>
+        <w:sz w:val="20"/>
+      </w:rPr>
+    </w:lvl>
+    <w:lvl w:ilvl="8" w:tentative="1">
+      <w:start w:val="1"/>
+      <w:numFmt w:val="bullet"/>
+      <w:lvlText w:val=""/>
+      <w:lvlJc w:val="left"/>
+      <w:pPr>
+        <w:tabs>
+          <w:tab w:val="num" w:pos="6480"/>
+        </w:tabs>
+        <w:ind w:left="6480" w:hanging="360"/>
+      </w:pPr>
+      <w:rPr>
+        <w:rFonts w:ascii="Wingdings" w:hAnsi="Wingdings" w:hint="default"/>
+        <w:sz w:val="20"/>
+      </w:rPr>
+    </w:lvl>
+  </w:abstractNum>
+  <w:abstractNum w:abstractNumId="11" w15:restartNumberingAfterBreak="0">
     <w:nsid w:val="284C19DB"/>
     <w:multiLevelType w:val="hybridMultilevel"/>
     <w:tmpl w:val="52CCE902"/>
@@ -4697,7 +6507,7 @@
       </w:pPr>
     </w:lvl>
   </w:abstractNum>
-  <w:abstractNum w:abstractNumId="10" w15:restartNumberingAfterBreak="0">
+  <w:abstractNum w:abstractNumId="12" w15:restartNumberingAfterBreak="0">
     <w:nsid w:val="284D3A82"/>
     <w:multiLevelType w:val="hybridMultilevel"/>
     <w:tmpl w:val="3EE690EC"/>
@@ -4803,7 +6613,7 @@
       </w:pPr>
     </w:lvl>
   </w:abstractNum>
-  <w:abstractNum w:abstractNumId="11" w15:restartNumberingAfterBreak="0">
+  <w:abstractNum w:abstractNumId="13" w15:restartNumberingAfterBreak="0">
     <w:nsid w:val="2B4F2E45"/>
     <w:multiLevelType w:val="hybridMultilevel"/>
     <w:tmpl w:val="C17A0052"/>
@@ -4889,7 +6699,7 @@
       </w:pPr>
     </w:lvl>
   </w:abstractNum>
-  <w:abstractNum w:abstractNumId="12" w15:restartNumberingAfterBreak="0">
+  <w:abstractNum w:abstractNumId="14" w15:restartNumberingAfterBreak="0">
     <w:nsid w:val="353B5C97"/>
     <w:multiLevelType w:val="hybridMultilevel"/>
     <w:tmpl w:val="6A0E36B0"/>
@@ -4978,7 +6788,7 @@
       </w:pPr>
     </w:lvl>
   </w:abstractNum>
-  <w:abstractNum w:abstractNumId="13" w15:restartNumberingAfterBreak="0">
+  <w:abstractNum w:abstractNumId="15" w15:restartNumberingAfterBreak="0">
     <w:nsid w:val="3C4A1B6E"/>
     <w:multiLevelType w:val="hybridMultilevel"/>
     <w:tmpl w:val="351C04DC"/>
@@ -4988,16 +6798,16 @@
       <w:lvlText w:val="%1."/>
       <w:lvlJc w:val="left"/>
       <w:pPr>
+        <w:ind w:left="720" w:hanging="360"/>
+      </w:pPr>
+    </w:lvl>
+    <w:lvl w:ilvl="1" w:tplc="0809000F">
+      <w:start w:val="1"/>
+      <w:numFmt w:val="decimal"/>
+      <w:lvlText w:val="%2."/>
+      <w:lvlJc w:val="left"/>
+      <w:pPr>
         <w:ind w:left="1440" w:hanging="360"/>
-      </w:pPr>
-    </w:lvl>
-    <w:lvl w:ilvl="1" w:tplc="0809000F">
-      <w:start w:val="1"/>
-      <w:numFmt w:val="decimal"/>
-      <w:lvlText w:val="%2."/>
-      <w:lvlJc w:val="left"/>
-      <w:pPr>
-        <w:ind w:left="2160" w:hanging="360"/>
       </w:pPr>
     </w:lvl>
     <w:lvl w:ilvl="2" w:tplc="FFFFFFFF" w:tentative="1">
@@ -5006,7 +6816,7 @@
       <w:lvlText w:val="%3."/>
       <w:lvlJc w:val="right"/>
       <w:pPr>
-        <w:ind w:left="2880" w:hanging="180"/>
+        <w:ind w:left="2160" w:hanging="180"/>
       </w:pPr>
     </w:lvl>
     <w:lvl w:ilvl="3" w:tplc="FFFFFFFF" w:tentative="1">
@@ -5015,7 +6825,7 @@
       <w:lvlText w:val="%4."/>
       <w:lvlJc w:val="left"/>
       <w:pPr>
-        <w:ind w:left="3600" w:hanging="360"/>
+        <w:ind w:left="2880" w:hanging="360"/>
       </w:pPr>
     </w:lvl>
     <w:lvl w:ilvl="4" w:tplc="FFFFFFFF" w:tentative="1">
@@ -5024,7 +6834,7 @@
       <w:lvlText w:val="%5."/>
       <w:lvlJc w:val="left"/>
       <w:pPr>
-        <w:ind w:left="4320" w:hanging="360"/>
+        <w:ind w:left="3600" w:hanging="360"/>
       </w:pPr>
     </w:lvl>
     <w:lvl w:ilvl="5" w:tplc="FFFFFFFF" w:tentative="1">
@@ -5033,7 +6843,7 @@
       <w:lvlText w:val="%6."/>
       <w:lvlJc w:val="right"/>
       <w:pPr>
-        <w:ind w:left="5040" w:hanging="180"/>
+        <w:ind w:left="4320" w:hanging="180"/>
       </w:pPr>
     </w:lvl>
     <w:lvl w:ilvl="6" w:tplc="FFFFFFFF" w:tentative="1">
@@ -5042,7 +6852,7 @@
       <w:lvlText w:val="%7."/>
       <w:lvlJc w:val="left"/>
       <w:pPr>
-        <w:ind w:left="5760" w:hanging="360"/>
+        <w:ind w:left="5040" w:hanging="360"/>
       </w:pPr>
     </w:lvl>
     <w:lvl w:ilvl="7" w:tplc="FFFFFFFF" w:tentative="1">
@@ -5051,7 +6861,7 @@
       <w:lvlText w:val="%8."/>
       <w:lvlJc w:val="left"/>
       <w:pPr>
-        <w:ind w:left="6480" w:hanging="360"/>
+        <w:ind w:left="5760" w:hanging="360"/>
       </w:pPr>
     </w:lvl>
     <w:lvl w:ilvl="8" w:tplc="FFFFFFFF" w:tentative="1">
@@ -5060,11 +6870,11 @@
       <w:lvlText w:val="%9."/>
       <w:lvlJc w:val="right"/>
       <w:pPr>
-        <w:ind w:left="7200" w:hanging="180"/>
+        <w:ind w:left="6480" w:hanging="180"/>
       </w:pPr>
     </w:lvl>
   </w:abstractNum>
-  <w:abstractNum w:abstractNumId="14" w15:restartNumberingAfterBreak="0">
+  <w:abstractNum w:abstractNumId="16" w15:restartNumberingAfterBreak="0">
     <w:nsid w:val="3E3125C6"/>
     <w:multiLevelType w:val="multilevel"/>
     <w:tmpl w:val="99F029A8"/>
@@ -5177,7 +6987,7 @@
       </w:pPr>
     </w:lvl>
   </w:abstractNum>
-  <w:abstractNum w:abstractNumId="15" w15:restartNumberingAfterBreak="0">
+  <w:abstractNum w:abstractNumId="17" w15:restartNumberingAfterBreak="0">
     <w:nsid w:val="50E36572"/>
     <w:multiLevelType w:val="hybridMultilevel"/>
     <w:tmpl w:val="35AA1C3E"/>
@@ -5263,7 +7073,7 @@
       </w:pPr>
     </w:lvl>
   </w:abstractNum>
-  <w:abstractNum w:abstractNumId="16" w15:restartNumberingAfterBreak="0">
+  <w:abstractNum w:abstractNumId="18" w15:restartNumberingAfterBreak="0">
     <w:nsid w:val="57650F01"/>
     <w:multiLevelType w:val="hybridMultilevel"/>
     <w:tmpl w:val="3E3AB108"/>
@@ -5376,7 +7186,120 @@
       </w:pPr>
     </w:lvl>
   </w:abstractNum>
-  <w:abstractNum w:abstractNumId="17" w15:restartNumberingAfterBreak="0">
+  <w:abstractNum w:abstractNumId="19" w15:restartNumberingAfterBreak="0">
+    <w:nsid w:val="60AA3277"/>
+    <w:multiLevelType w:val="multilevel"/>
+    <w:tmpl w:val="5762B7E4"/>
+    <w:lvl w:ilvl="0">
+      <w:start w:val="1"/>
+      <w:numFmt w:val="decimal"/>
+      <w:lvlText w:val="%1."/>
+      <w:lvlJc w:val="left"/>
+      <w:pPr>
+        <w:tabs>
+          <w:tab w:val="num" w:pos="720"/>
+        </w:tabs>
+        <w:ind w:left="720" w:hanging="360"/>
+      </w:pPr>
+    </w:lvl>
+    <w:lvl w:ilvl="1" w:tentative="1">
+      <w:start w:val="1"/>
+      <w:numFmt w:val="decimal"/>
+      <w:lvlText w:val="%2."/>
+      <w:lvlJc w:val="left"/>
+      <w:pPr>
+        <w:tabs>
+          <w:tab w:val="num" w:pos="1440"/>
+        </w:tabs>
+        <w:ind w:left="1440" w:hanging="360"/>
+      </w:pPr>
+    </w:lvl>
+    <w:lvl w:ilvl="2" w:tentative="1">
+      <w:start w:val="1"/>
+      <w:numFmt w:val="decimal"/>
+      <w:lvlText w:val="%3."/>
+      <w:lvlJc w:val="left"/>
+      <w:pPr>
+        <w:tabs>
+          <w:tab w:val="num" w:pos="2160"/>
+        </w:tabs>
+        <w:ind w:left="2160" w:hanging="360"/>
+      </w:pPr>
+    </w:lvl>
+    <w:lvl w:ilvl="3" w:tentative="1">
+      <w:start w:val="1"/>
+      <w:numFmt w:val="decimal"/>
+      <w:lvlText w:val="%4."/>
+      <w:lvlJc w:val="left"/>
+      <w:pPr>
+        <w:tabs>
+          <w:tab w:val="num" w:pos="2880"/>
+        </w:tabs>
+        <w:ind w:left="2880" w:hanging="360"/>
+      </w:pPr>
+    </w:lvl>
+    <w:lvl w:ilvl="4" w:tentative="1">
+      <w:start w:val="1"/>
+      <w:numFmt w:val="decimal"/>
+      <w:lvlText w:val="%5."/>
+      <w:lvlJc w:val="left"/>
+      <w:pPr>
+        <w:tabs>
+          <w:tab w:val="num" w:pos="3600"/>
+        </w:tabs>
+        <w:ind w:left="3600" w:hanging="360"/>
+      </w:pPr>
+    </w:lvl>
+    <w:lvl w:ilvl="5" w:tentative="1">
+      <w:start w:val="1"/>
+      <w:numFmt w:val="decimal"/>
+      <w:lvlText w:val="%6."/>
+      <w:lvlJc w:val="left"/>
+      <w:pPr>
+        <w:tabs>
+          <w:tab w:val="num" w:pos="4320"/>
+        </w:tabs>
+        <w:ind w:left="4320" w:hanging="360"/>
+      </w:pPr>
+    </w:lvl>
+    <w:lvl w:ilvl="6" w:tentative="1">
+      <w:start w:val="1"/>
+      <w:numFmt w:val="decimal"/>
+      <w:lvlText w:val="%7."/>
+      <w:lvlJc w:val="left"/>
+      <w:pPr>
+        <w:tabs>
+          <w:tab w:val="num" w:pos="5040"/>
+        </w:tabs>
+        <w:ind w:left="5040" w:hanging="360"/>
+      </w:pPr>
+    </w:lvl>
+    <w:lvl w:ilvl="7" w:tentative="1">
+      <w:start w:val="1"/>
+      <w:numFmt w:val="decimal"/>
+      <w:lvlText w:val="%8."/>
+      <w:lvlJc w:val="left"/>
+      <w:pPr>
+        <w:tabs>
+          <w:tab w:val="num" w:pos="5760"/>
+        </w:tabs>
+        <w:ind w:left="5760" w:hanging="360"/>
+      </w:pPr>
+    </w:lvl>
+    <w:lvl w:ilvl="8" w:tentative="1">
+      <w:start w:val="1"/>
+      <w:numFmt w:val="decimal"/>
+      <w:lvlText w:val="%9."/>
+      <w:lvlJc w:val="left"/>
+      <w:pPr>
+        <w:tabs>
+          <w:tab w:val="num" w:pos="6480"/>
+        </w:tabs>
+        <w:ind w:left="6480" w:hanging="360"/>
+      </w:pPr>
+    </w:lvl>
+  </w:abstractNum>
+  <w:abstractNum w:abstractNumId="20" w15:restartNumberingAfterBreak="0">
     <w:nsid w:val="63DF3DD6"/>
     <w:multiLevelType w:val="hybridMultilevel"/>
     <w:tmpl w:val="BB78944E"/>
@@ -5465,7 +7388,7 @@
       </w:pPr>
     </w:lvl>
   </w:abstractNum>
-  <w:abstractNum w:abstractNumId="18" w15:restartNumberingAfterBreak="0">
+  <w:abstractNum w:abstractNumId="21" w15:restartNumberingAfterBreak="0">
     <w:nsid w:val="6B852497"/>
     <w:multiLevelType w:val="hybridMultilevel"/>
     <w:tmpl w:val="C2D28696"/>
@@ -5551,7 +7474,7 @@
       </w:pPr>
     </w:lvl>
   </w:abstractNum>
-  <w:abstractNum w:abstractNumId="19" w15:restartNumberingAfterBreak="0">
+  <w:abstractNum w:abstractNumId="22" w15:restartNumberingAfterBreak="0">
     <w:nsid w:val="759C30C1"/>
     <w:multiLevelType w:val="hybridMultilevel"/>
     <w:tmpl w:val="B470C012"/>
@@ -5637,7 +7560,7 @@
       </w:pPr>
     </w:lvl>
   </w:abstractNum>
-  <w:abstractNum w:abstractNumId="20" w15:restartNumberingAfterBreak="0">
+  <w:abstractNum w:abstractNumId="23" w15:restartNumberingAfterBreak="0">
     <w:nsid w:val="76AF6A1D"/>
     <w:multiLevelType w:val="hybridMultilevel"/>
     <w:tmpl w:val="8230F946"/>
@@ -5747,41 +7670,190 @@
       </w:pPr>
     </w:lvl>
   </w:abstractNum>
+  <w:abstractNum w:abstractNumId="24" w15:restartNumberingAfterBreak="0">
+    <w:nsid w:val="7D115192"/>
+    <w:multiLevelType w:val="multilevel"/>
+    <w:tmpl w:val="16AC172E"/>
+    <w:lvl w:ilvl="0">
+      <w:start w:val="1"/>
+      <w:numFmt w:val="bullet"/>
+      <w:lvlText w:val=""/>
+      <w:lvlJc w:val="left"/>
+      <w:pPr>
+        <w:tabs>
+          <w:tab w:val="num" w:pos="720"/>
+        </w:tabs>
+        <w:ind w:left="720" w:hanging="360"/>
+      </w:pPr>
+      <w:rPr>
+        <w:rFonts w:ascii="Symbol" w:hAnsi="Symbol" w:hint="default"/>
+        <w:sz w:val="20"/>
+      </w:rPr>
+    </w:lvl>
+    <w:lvl w:ilvl="1" w:tentative="1">
+      <w:start w:val="1"/>
+      <w:numFmt w:val="bullet"/>
+      <w:lvlText w:val="o"/>
+      <w:lvlJc w:val="left"/>
+      <w:pPr>
+        <w:tabs>
+          <w:tab w:val="num" w:pos="1440"/>
+        </w:tabs>
+        <w:ind w:left="1440" w:hanging="360"/>
+      </w:pPr>
+      <w:rPr>
+        <w:rFonts w:ascii="Courier New" w:hAnsi="Courier New" w:hint="default"/>
+        <w:sz w:val="20"/>
+      </w:rPr>
+    </w:lvl>
+    <w:lvl w:ilvl="2" w:tentative="1">
+      <w:start w:val="1"/>
+      <w:numFmt w:val="bullet"/>
+      <w:lvlText w:val=""/>
+      <w:lvlJc w:val="left"/>
+      <w:pPr>
+        <w:tabs>
+          <w:tab w:val="num" w:pos="2160"/>
+        </w:tabs>
+        <w:ind w:left="2160" w:hanging="360"/>
+      </w:pPr>
+      <w:rPr>
+        <w:rFonts w:ascii="Wingdings" w:hAnsi="Wingdings" w:hint="default"/>
+        <w:sz w:val="20"/>
+      </w:rPr>
+    </w:lvl>
+    <w:lvl w:ilvl="3" w:tentative="1">
+      <w:start w:val="1"/>
+      <w:numFmt w:val="bullet"/>
+      <w:lvlText w:val=""/>
+      <w:lvlJc w:val="left"/>
+      <w:pPr>
+        <w:tabs>
+          <w:tab w:val="num" w:pos="2880"/>
+        </w:tabs>
+        <w:ind w:left="2880" w:hanging="360"/>
+      </w:pPr>
+      <w:rPr>
+        <w:rFonts w:ascii="Wingdings" w:hAnsi="Wingdings" w:hint="default"/>
+        <w:sz w:val="20"/>
+      </w:rPr>
+    </w:lvl>
+    <w:lvl w:ilvl="4" w:tentative="1">
+      <w:start w:val="1"/>
+      <w:numFmt w:val="bullet"/>
+      <w:lvlText w:val=""/>
+      <w:lvlJc w:val="left"/>
+      <w:pPr>
+        <w:tabs>
+          <w:tab w:val="num" w:pos="3600"/>
+        </w:tabs>
+        <w:ind w:left="3600" w:hanging="360"/>
+      </w:pPr>
+      <w:rPr>
+        <w:rFonts w:ascii="Wingdings" w:hAnsi="Wingdings" w:hint="default"/>
+        <w:sz w:val="20"/>
+      </w:rPr>
+    </w:lvl>
+    <w:lvl w:ilvl="5" w:tentative="1">
+      <w:start w:val="1"/>
+      <w:numFmt w:val="bullet"/>
+      <w:lvlText w:val=""/>
+      <w:lvlJc w:val="left"/>
+      <w:pPr>
+        <w:tabs>
+          <w:tab w:val="num" w:pos="4320"/>
+        </w:tabs>
+        <w:ind w:left="4320" w:hanging="360"/>
+      </w:pPr>
+      <w:rPr>
+        <w:rFonts w:ascii="Wingdings" w:hAnsi="Wingdings" w:hint="default"/>
+        <w:sz w:val="20"/>
+      </w:rPr>
+    </w:lvl>
+    <w:lvl w:ilvl="6" w:tentative="1">
+      <w:start w:val="1"/>
+      <w:numFmt w:val="bullet"/>
+      <w:lvlText w:val=""/>
+      <w:lvlJc w:val="left"/>
+      <w:pPr>
+        <w:tabs>
+          <w:tab w:val="num" w:pos="5040"/>
+        </w:tabs>
+        <w:ind w:left="5040" w:hanging="360"/>
+      </w:pPr>
+      <w:rPr>
+        <w:rFonts w:ascii="Wingdings" w:hAnsi="Wingdings" w:hint="default"/>
+        <w:sz w:val="20"/>
+      </w:rPr>
+    </w:lvl>
+    <w:lvl w:ilvl="7" w:tentative="1">
+      <w:start w:val="1"/>
+      <w:numFmt w:val="bullet"/>
+      <w:lvlText w:val=""/>
+      <w:lvlJc w:val="left"/>
+      <w:pPr>
+        <w:tabs>
+          <w:tab w:val="num" w:pos="5760"/>
+        </w:tabs>
+        <w:ind w:left="5760" w:hanging="360"/>
+      </w:pPr>
+      <w:rPr>
+        <w:rFonts w:ascii="Wingdings" w:hAnsi="Wingdings" w:hint="default"/>
+        <w:sz w:val="20"/>
+      </w:rPr>
+    </w:lvl>
+    <w:lvl w:ilvl="8" w:tentative="1">
+      <w:start w:val="1"/>
+      <w:numFmt w:val="bullet"/>
+      <w:lvlText w:val=""/>
+      <w:lvlJc w:val="left"/>
+      <w:pPr>
+        <w:tabs>
+          <w:tab w:val="num" w:pos="6480"/>
+        </w:tabs>
+        <w:ind w:left="6480" w:hanging="360"/>
+      </w:pPr>
+      <w:rPr>
+        <w:rFonts w:ascii="Wingdings" w:hAnsi="Wingdings" w:hint="default"/>
+        <w:sz w:val="20"/>
+      </w:rPr>
+    </w:lvl>
+  </w:abstractNum>
   <w:num w:numId="1" w16cid:durableId="1993362585">
-    <w:abstractNumId w:val="16"/>
+    <w:abstractNumId w:val="18"/>
   </w:num>
   <w:num w:numId="2" w16cid:durableId="1562406540">
-    <w:abstractNumId w:val="12"/>
+    <w:abstractNumId w:val="14"/>
   </w:num>
   <w:num w:numId="3" w16cid:durableId="718096523">
-    <w:abstractNumId w:val="20"/>
+    <w:abstractNumId w:val="23"/>
   </w:num>
   <w:num w:numId="4" w16cid:durableId="17048782">
-    <w:abstractNumId w:val="6"/>
+    <w:abstractNumId w:val="7"/>
   </w:num>
   <w:num w:numId="5" w16cid:durableId="1798141542">
     <w:abstractNumId w:val="1"/>
   </w:num>
   <w:num w:numId="6" w16cid:durableId="1150367456">
-    <w:abstractNumId w:val="18"/>
+    <w:abstractNumId w:val="21"/>
   </w:num>
   <w:num w:numId="7" w16cid:durableId="845634757">
     <w:abstractNumId w:val="2"/>
   </w:num>
   <w:num w:numId="8" w16cid:durableId="1245263617">
-    <w:abstractNumId w:val="11"/>
+    <w:abstractNumId w:val="13"/>
   </w:num>
   <w:num w:numId="9" w16cid:durableId="2023239016">
-    <w:abstractNumId w:val="5"/>
+    <w:abstractNumId w:val="6"/>
   </w:num>
   <w:num w:numId="10" w16cid:durableId="151485683">
-    <w:abstractNumId w:val="19"/>
+    <w:abstractNumId w:val="22"/>
   </w:num>
   <w:num w:numId="11" w16cid:durableId="1855027343">
-    <w:abstractNumId w:val="17"/>
+    <w:abstractNumId w:val="20"/>
   </w:num>
   <w:num w:numId="12" w16cid:durableId="775444331">
-    <w:abstractNumId w:val="14"/>
+    <w:abstractNumId w:val="16"/>
   </w:num>
   <w:num w:numId="13" w16cid:durableId="1614097860">
     <w:abstractNumId w:val="3"/>
@@ -5790,25 +7862,37 @@
     <w:abstractNumId w:val="0"/>
   </w:num>
   <w:num w:numId="15" w16cid:durableId="1547643994">
-    <w:abstractNumId w:val="7"/>
+    <w:abstractNumId w:val="8"/>
   </w:num>
   <w:num w:numId="16" w16cid:durableId="1287810656">
-    <w:abstractNumId w:val="10"/>
+    <w:abstractNumId w:val="12"/>
   </w:num>
   <w:num w:numId="17" w16cid:durableId="499735839">
-    <w:abstractNumId w:val="9"/>
+    <w:abstractNumId w:val="11"/>
   </w:num>
   <w:num w:numId="18" w16cid:durableId="778911773">
-    <w:abstractNumId w:val="15"/>
+    <w:abstractNumId w:val="17"/>
   </w:num>
   <w:num w:numId="19" w16cid:durableId="1775203773">
     <w:abstractNumId w:val="4"/>
   </w:num>
   <w:num w:numId="20" w16cid:durableId="108087538">
-    <w:abstractNumId w:val="8"/>
+    <w:abstractNumId w:val="9"/>
   </w:num>
   <w:num w:numId="21" w16cid:durableId="1954286726">
-    <w:abstractNumId w:val="13"/>
+    <w:abstractNumId w:val="15"/>
+  </w:num>
+  <w:num w:numId="22" w16cid:durableId="492335799">
+    <w:abstractNumId w:val="19"/>
+  </w:num>
+  <w:num w:numId="23" w16cid:durableId="1342664103">
+    <w:abstractNumId w:val="5"/>
+  </w:num>
+  <w:num w:numId="24" w16cid:durableId="1257707688">
+    <w:abstractNumId w:val="24"/>
+  </w:num>
+  <w:num w:numId="25" w16cid:durableId="1849052886">
+    <w:abstractNumId w:val="10"/>
   </w:num>
 </w:numbering>
 </file>
